--- a/PC01.docx
+++ b/PC01.docx
@@ -20,7 +20,7 @@
           <w:szCs w:val="22"/>
         </w:rPr>
         <w:drawing>
-          <wp:anchor distT="0" distB="0" distL="114300" distR="114300" simplePos="0" relativeHeight="251660288" behindDoc="0" locked="0" layoutInCell="1" allowOverlap="1" wp14:anchorId="2290278E" wp14:editId="2BA9F634">
+          <wp:anchor distT="0" distB="0" distL="114300" distR="114300" simplePos="0" relativeHeight="251660288" behindDoc="0" locked="0" layoutInCell="1" allowOverlap="1" wp14:anchorId="2290278E" wp14:editId="7D4E1229">
             <wp:simplePos x="0" y="0"/>
             <wp:positionH relativeFrom="margin">
               <wp:posOffset>3419686</wp:posOffset>
@@ -329,7 +329,25 @@
           <w:sz w:val="28"/>
           <w:szCs w:val="28"/>
         </w:rPr>
-        <w:t>MENDOZA TERRONES, Andres Jhonel (100 %)</w:t>
+        <w:t xml:space="preserve">MENDOZA TERRONES, </w:t>
+      </w:r>
+      <w:proofErr w:type="spellStart"/>
+      <w:r>
+        <w:rPr>
+          <w:rFonts w:ascii="Arial" w:eastAsia="Calibri" w:hAnsi="Arial" w:cs="Arial"/>
+          <w:sz w:val="28"/>
+          <w:szCs w:val="28"/>
+        </w:rPr>
+        <w:t>Andres</w:t>
+      </w:r>
+      <w:proofErr w:type="spellEnd"/>
+      <w:r>
+        <w:rPr>
+          <w:rFonts w:ascii="Arial" w:eastAsia="Calibri" w:hAnsi="Arial" w:cs="Arial"/>
+          <w:sz w:val="28"/>
+          <w:szCs w:val="28"/>
+        </w:rPr>
+        <w:t xml:space="preserve"> Jhonel (100 %)</w:t>
       </w:r>
     </w:p>
     <w:p>
@@ -619,7 +637,21 @@
         <w:rPr>
           <w:rFonts w:ascii="Arial" w:hAnsi="Arial" w:cs="Arial"/>
         </w:rPr>
-        <w:t xml:space="preserve"> SQL Server LocalDB (o SQL Server Express) para la persistencia de datos.</w:t>
+        <w:t xml:space="preserve"> SQL Server </w:t>
+      </w:r>
+      <w:proofErr w:type="spellStart"/>
+      <w:r>
+        <w:rPr>
+          <w:rFonts w:ascii="Arial" w:hAnsi="Arial" w:cs="Arial"/>
+        </w:rPr>
+        <w:t>LocalDB</w:t>
+      </w:r>
+      <w:proofErr w:type="spellEnd"/>
+      <w:r>
+        <w:rPr>
+          <w:rFonts w:ascii="Arial" w:hAnsi="Arial" w:cs="Arial"/>
+        </w:rPr>
+        <w:t xml:space="preserve"> (o SQL Server Express) para la persistencia de datos.</w:t>
       </w:r>
     </w:p>
     <w:p>
@@ -675,7 +707,21 @@
         <w:rPr>
           <w:rFonts w:ascii="Arial" w:hAnsi="Arial" w:cs="Arial"/>
         </w:rPr>
-        <w:t xml:space="preserve"> Local (on-premise) para asegurar la operatividad ante conexiones inestables en zonas rurales.</w:t>
+        <w:t xml:space="preserve"> Local (</w:t>
+      </w:r>
+      <w:proofErr w:type="spellStart"/>
+      <w:r>
+        <w:rPr>
+          <w:rFonts w:ascii="Arial" w:hAnsi="Arial" w:cs="Arial"/>
+        </w:rPr>
+        <w:t>on</w:t>
+      </w:r>
+      <w:proofErr w:type="spellEnd"/>
+      <w:r>
+        <w:rPr>
+          <w:rFonts w:ascii="Arial" w:hAnsi="Arial" w:cs="Arial"/>
+        </w:rPr>
+        <w:t>-premise) para asegurar la operatividad ante conexiones inestables en zonas rurales.</w:t>
       </w:r>
     </w:p>
     <w:p>
@@ -1039,6 +1085,7 @@
       <w:r>
         <w:rPr>
           <w:rFonts w:ascii="Arial" w:hAnsi="Arial" w:cs="Arial"/>
+          <w:noProof/>
         </w:rPr>
         <w:drawing>
           <wp:inline distT="0" distB="0" distL="0" distR="0" wp14:anchorId="33A1D260" wp14:editId="3C086140">
@@ -1118,7 +1165,21 @@
         <w:rPr>
           <w:rFonts w:ascii="Arial" w:hAnsi="Arial" w:cs="Arial"/>
         </w:rPr>
-        <w:t xml:space="preserve"> (Open Web Application Security Project) es un marco de trabajo de una organización sin fines de lucro que proporciona recursos, herramientas y estándares para mejorar la seguridad del software a nivel global. Su proyecto más influyente es el </w:t>
+        <w:t xml:space="preserve"> (Open Web </w:t>
+      </w:r>
+      <w:proofErr w:type="spellStart"/>
+      <w:r>
+        <w:rPr>
+          <w:rFonts w:ascii="Arial" w:hAnsi="Arial" w:cs="Arial"/>
+        </w:rPr>
+        <w:t>Application</w:t>
+      </w:r>
+      <w:proofErr w:type="spellEnd"/>
+      <w:r>
+        <w:rPr>
+          <w:rFonts w:ascii="Arial" w:hAnsi="Arial" w:cs="Arial"/>
+        </w:rPr>
+        <w:t xml:space="preserve"> Security Project) es un marco de trabajo de una organización sin fines de lucro que proporciona recursos, herramientas y estándares para mejorar la seguridad del software a nivel global. Su proyecto más influyente es el </w:t>
       </w:r>
       <w:r>
         <w:rPr>
@@ -1182,20 +1243,12 @@
           <w:ilvl w:val="0"/>
           <w:numId w:val="0"/>
         </w:numPr>
-        <w:ind w:left="720" w:firstLine="360"/>
-        <w:rPr>
-          <w:b w:val="0"/>
-          <w:bCs/>
-        </w:rPr>
+        <w:ind w:left="1080"/>
       </w:pPr>
       <w:r>
         <w:t xml:space="preserve">Ejemplo: </w:t>
       </w:r>
       <w:r>
-        <w:rPr>
-          <w:b w:val="0"/>
-          <w:bCs/>
-        </w:rPr>
         <w:t>Un usuario puede acceder a la cuenta de otro simplemente cambiando el ID en la URL, o un usuario común accede a funciones de administrador.</w:t>
       </w:r>
     </w:p>
@@ -1324,6 +1377,7 @@
           <w:b/>
           <w:bCs/>
         </w:rPr>
+        <w:lastRenderedPageBreak/>
         <w:t xml:space="preserve">Ejemplo: </w:t>
       </w:r>
       <w:r>
@@ -1354,7 +1408,6 @@
           <w:b/>
           <w:bCs/>
         </w:rPr>
-        <w:lastRenderedPageBreak/>
         <w:t>Diseño Inseguro</w:t>
       </w:r>
       <w:r>
@@ -1479,13 +1532,7 @@
         <w:rPr>
           <w:rFonts w:ascii="Arial" w:hAnsi="Arial" w:cs="Arial"/>
         </w:rPr>
-        <w:t>Dejar activadas funciones innecesarias, cuentas con contraseñas de fábrica o mostrar mensajes de error detallados que revelan información del servidor a los atacantes</w:t>
-      </w:r>
-      <w:r>
-        <w:rPr>
-          <w:rFonts w:ascii="Arial" w:hAnsi="Arial" w:cs="Arial"/>
-        </w:rPr>
-        <w:t>.</w:t>
+        <w:t>Dejar activadas funciones innecesarias, cuentas con contraseñas de fábrica o mostrar mensajes de error detallados que revelan información del servidor a los atacantes.</w:t>
       </w:r>
     </w:p>
     <w:p>
@@ -1527,7 +1574,21 @@
         <w:rPr>
           <w:rFonts w:ascii="Arial" w:hAnsi="Arial" w:cs="Arial"/>
         </w:rPr>
-        <w:t>Se refiere a aplicaciones que utilizan bibliotecas, frameworks o dependencias que tienen vulnerabilidades conocidas o ya no reciben soporte.</w:t>
+        <w:t xml:space="preserve">Se refiere a aplicaciones que utilizan bibliotecas, </w:t>
+      </w:r>
+      <w:proofErr w:type="spellStart"/>
+      <w:r>
+        <w:rPr>
+          <w:rFonts w:ascii="Arial" w:hAnsi="Arial" w:cs="Arial"/>
+        </w:rPr>
+        <w:t>frameworks</w:t>
+      </w:r>
+      <w:proofErr w:type="spellEnd"/>
+      <w:r>
+        <w:rPr>
+          <w:rFonts w:ascii="Arial" w:hAnsi="Arial" w:cs="Arial"/>
+        </w:rPr>
+        <w:t xml:space="preserve"> o dependencias que tienen vulnerabilidades conocidas o ya no reciben soporte.</w:t>
       </w:r>
     </w:p>
     <w:p>
@@ -1558,7 +1619,21 @@
         <w:rPr>
           <w:rFonts w:ascii="Arial" w:hAnsi="Arial" w:cs="Arial"/>
         </w:rPr>
-        <w:t>Usar una versión antigua de WordPress o una librería de JavaScript que ya tiene un exploit publicado en internet.</w:t>
+        <w:t xml:space="preserve">Usar una versión antigua de WordPress o una librería de JavaScript que ya tiene un </w:t>
+      </w:r>
+      <w:proofErr w:type="spellStart"/>
+      <w:r>
+        <w:rPr>
+          <w:rFonts w:ascii="Arial" w:hAnsi="Arial" w:cs="Arial"/>
+        </w:rPr>
+        <w:t>exploit</w:t>
+      </w:r>
+      <w:proofErr w:type="spellEnd"/>
+      <w:r>
+        <w:rPr>
+          <w:rFonts w:ascii="Arial" w:hAnsi="Arial" w:cs="Arial"/>
+        </w:rPr>
+        <w:t xml:space="preserve"> publicado en internet.</w:t>
       </w:r>
     </w:p>
     <w:p>
@@ -1765,6 +1840,7 @@
           <w:b/>
           <w:bCs/>
         </w:rPr>
+        <w:lastRenderedPageBreak/>
         <w:t>Ejemplo:</w:t>
       </w:r>
       <w:r>
@@ -1777,13 +1853,7 @@
         <w:rPr>
           <w:rFonts w:ascii="Arial" w:hAnsi="Arial" w:cs="Arial"/>
         </w:rPr>
-        <w:t>s</w:t>
-      </w:r>
-      <w:r>
-        <w:rPr>
-          <w:rFonts w:ascii="Arial" w:hAnsi="Arial" w:cs="Arial"/>
-        </w:rPr>
-        <w:t>i un atacante intenta entrar 10,000 veces a una cuenta y el sistema no genera una alerta o no guarda un registro (log), el ataque pasa desapercibido hasta que es demasiado tarde.</w:t>
+        <w:t>si un atacante intenta entrar 10,000 veces a una cuenta y el sistema no genera una alerta o no guarda un registro (log), el ataque pasa desapercibido hasta que es demasiado tarde.</w:t>
       </w:r>
     </w:p>
     <w:p>
@@ -1803,7 +1873,6 @@
           <w:b/>
           <w:bCs/>
         </w:rPr>
-        <w:lastRenderedPageBreak/>
         <w:t>Falsificación de Solicitudes del Lado del Servidor (SSRF):</w:t>
       </w:r>
       <w:r>
@@ -1868,7 +1937,7 @@
           <w:noProof/>
         </w:rPr>
         <w:drawing>
-          <wp:inline distT="0" distB="0" distL="0" distR="0" wp14:anchorId="6D742D2C" wp14:editId="2810E83B">
+          <wp:inline distT="0" distB="0" distL="0" distR="0" wp14:anchorId="6D742D2C" wp14:editId="674FD93E">
             <wp:extent cx="5400040" cy="3059335"/>
             <wp:effectExtent l="0" t="0" r="0" b="8255"/>
             <wp:docPr id="40" name="Imagen 40" descr="Diagrama&#10;&#10;El contenido generado por IA puede ser incorrecto."/>
@@ -1917,6 +1986,2245 @@
         </w:drawing>
       </w:r>
     </w:p>
+    <w:p/>
+    <w:p/>
+    <w:p/>
+    <w:p/>
+    <w:p/>
+    <w:p/>
+    <w:p/>
+    <w:p/>
+    <w:p/>
+    <w:p/>
+    <w:p/>
+    <w:p>
+      <w:pPr>
+        <w:pStyle w:val="Ttulo1"/>
+      </w:pPr>
+      <w:r>
+        <w:t>Casos de Uso</w:t>
+      </w:r>
+    </w:p>
+    <w:p/>
+    <w:p>
+      <w:r>
+        <w:rPr>
+          <w:noProof/>
+        </w:rPr>
+        <w:drawing>
+          <wp:inline distT="0" distB="0" distL="0" distR="0" wp14:anchorId="498C6CDB" wp14:editId="01E705AB">
+            <wp:extent cx="5400040" cy="6309395"/>
+            <wp:effectExtent l="0" t="0" r="0" b="0"/>
+            <wp:docPr id="3" name="Imagen 3"/>
+            <wp:cNvGraphicFramePr>
+              <a:graphicFrameLocks xmlns:a="http://schemas.openxmlformats.org/drawingml/2006/main" noChangeAspect="1"/>
+            </wp:cNvGraphicFramePr>
+            <a:graphic xmlns:a="http://schemas.openxmlformats.org/drawingml/2006/main">
+              <a:graphicData uri="http://schemas.openxmlformats.org/drawingml/2006/picture">
+                <pic:pic xmlns:pic="http://schemas.openxmlformats.org/drawingml/2006/picture">
+                  <pic:nvPicPr>
+                    <pic:cNvPr id="0" name="Picture 3"/>
+                    <pic:cNvPicPr>
+                      <a:picLocks noChangeAspect="1" noChangeArrowheads="1"/>
+                    </pic:cNvPicPr>
+                  </pic:nvPicPr>
+                  <pic:blipFill>
+                    <a:blip r:embed="rId13">
+                      <a:extLst>
+                        <a:ext uri="{28A0092B-C50C-407E-A947-70E740481C1C}">
+                          <a14:useLocalDpi xmlns:a14="http://schemas.microsoft.com/office/drawing/2010/main" val="0"/>
+                        </a:ext>
+                      </a:extLst>
+                    </a:blip>
+                    <a:srcRect/>
+                    <a:stretch>
+                      <a:fillRect/>
+                    </a:stretch>
+                  </pic:blipFill>
+                  <pic:spPr bwMode="auto">
+                    <a:xfrm>
+                      <a:off x="0" y="0"/>
+                      <a:ext cx="5400040" cy="6309395"/>
+                    </a:xfrm>
+                    <a:prstGeom prst="rect">
+                      <a:avLst/>
+                    </a:prstGeom>
+                    <a:noFill/>
+                  </pic:spPr>
+                </pic:pic>
+              </a:graphicData>
+            </a:graphic>
+          </wp:inline>
+        </w:drawing>
+      </w:r>
+    </w:p>
+    <w:p/>
+    <w:p>
+      <w:pPr>
+        <w:pStyle w:val="Ttulo1"/>
+      </w:pPr>
+      <w:r>
+        <w:lastRenderedPageBreak/>
+        <w:t>Diagrama de paquetes de la arquitectura</w:t>
+      </w:r>
+    </w:p>
+    <w:p>
+      <w:r>
+        <w:rPr>
+          <w:rFonts w:ascii="Arial" w:hAnsi="Arial" w:cs="Arial"/>
+          <w:noProof/>
+        </w:rPr>
+        <w:drawing>
+          <wp:inline distT="0" distB="0" distL="0" distR="0" wp14:anchorId="7B9A8279" wp14:editId="33BFBBE3">
+            <wp:extent cx="5400040" cy="2218055"/>
+            <wp:effectExtent l="0" t="0" r="0" b="0"/>
+            <wp:docPr id="1870955509" name="Imagen 1"/>
+            <wp:cNvGraphicFramePr>
+              <a:graphicFrameLocks xmlns:a="http://schemas.openxmlformats.org/drawingml/2006/main" noChangeAspect="1"/>
+            </wp:cNvGraphicFramePr>
+            <a:graphic xmlns:a="http://schemas.openxmlformats.org/drawingml/2006/main">
+              <a:graphicData uri="http://schemas.openxmlformats.org/drawingml/2006/picture">
+                <pic:pic xmlns:pic="http://schemas.openxmlformats.org/drawingml/2006/picture">
+                  <pic:nvPicPr>
+                    <pic:cNvPr id="479087224" name=""/>
+                    <pic:cNvPicPr/>
+                  </pic:nvPicPr>
+                  <pic:blipFill>
+                    <a:blip r:embed="rId11"/>
+                    <a:stretch>
+                      <a:fillRect/>
+                    </a:stretch>
+                  </pic:blipFill>
+                  <pic:spPr>
+                    <a:xfrm>
+                      <a:off x="0" y="0"/>
+                      <a:ext cx="5400040" cy="2218055"/>
+                    </a:xfrm>
+                    <a:prstGeom prst="rect">
+                      <a:avLst/>
+                    </a:prstGeom>
+                  </pic:spPr>
+                </pic:pic>
+              </a:graphicData>
+            </a:graphic>
+          </wp:inline>
+        </w:drawing>
+      </w:r>
+    </w:p>
+    <w:p>
+      <w:pPr>
+        <w:pStyle w:val="Ttulo1"/>
+      </w:pPr>
+      <w:r>
+        <w:t>Requerimientos de Software y criterios de aceptación</w:t>
+      </w:r>
+    </w:p>
+    <w:p>
+      <w:pPr>
+        <w:pStyle w:val="Prrafodelista"/>
+        <w:numPr>
+          <w:ilvl w:val="1"/>
+          <w:numId w:val="1"/>
+        </w:numPr>
+        <w:spacing w:line="360" w:lineRule="auto"/>
+        <w:rPr>
+          <w:rFonts w:ascii="Arial" w:hAnsi="Arial" w:cs="Arial"/>
+          <w:b/>
+          <w:bCs/>
+        </w:rPr>
+      </w:pPr>
+      <w:r>
+        <w:rPr>
+          <w:rFonts w:ascii="Arial" w:hAnsi="Arial" w:cs="Arial"/>
+          <w:b/>
+          <w:bCs/>
+        </w:rPr>
+        <w:t>Requerimientos Funcionales</w:t>
+      </w:r>
+    </w:p>
+    <w:tbl>
+      <w:tblPr>
+        <w:tblStyle w:val="Tabladelista2"/>
+        <w:tblW w:w="9214" w:type="dxa"/>
+        <w:tblLook w:val="06A0" w:firstRow="1" w:lastRow="0" w:firstColumn="1" w:lastColumn="0" w:noHBand="1" w:noVBand="1"/>
+      </w:tblPr>
+      <w:tblGrid>
+        <w:gridCol w:w="1418"/>
+        <w:gridCol w:w="7796"/>
+      </w:tblGrid>
+      <w:tr>
+        <w:trPr>
+          <w:cnfStyle w:val="100000000000" w:firstRow="1" w:lastRow="0" w:firstColumn="0" w:lastColumn="0" w:oddVBand="0" w:evenVBand="0" w:oddHBand="0" w:evenHBand="0" w:firstRowFirstColumn="0" w:firstRowLastColumn="0" w:lastRowFirstColumn="0" w:lastRowLastColumn="0"/>
+        </w:trPr>
+        <w:tc>
+          <w:tcPr>
+            <w:cnfStyle w:val="001000000000" w:firstRow="0" w:lastRow="0" w:firstColumn="1" w:lastColumn="0" w:oddVBand="0" w:evenVBand="0" w:oddHBand="0" w:evenHBand="0" w:firstRowFirstColumn="0" w:firstRowLastColumn="0" w:lastRowFirstColumn="0" w:lastRowLastColumn="0"/>
+            <w:tcW w:w="1418" w:type="dxa"/>
+          </w:tcPr>
+          <w:p>
+            <w:pPr>
+              <w:pStyle w:val="Prrafodelista"/>
+              <w:ind w:left="0"/>
+              <w:jc w:val="center"/>
+              <w:rPr>
+                <w:rFonts w:ascii="Arial" w:hAnsi="Arial" w:cs="Arial"/>
+                <w:b w:val="0"/>
+                <w:sz w:val="24"/>
+                <w:szCs w:val="24"/>
+                <w:lang w:val="es-PE"/>
+              </w:rPr>
+            </w:pPr>
+            <w:bookmarkStart w:id="0" w:name="_Hlk195732330"/>
+            <w:r>
+              <w:rPr>
+                <w:rFonts w:ascii="Arial" w:hAnsi="Arial" w:cs="Arial"/>
+                <w:sz w:val="24"/>
+                <w:szCs w:val="24"/>
+                <w:lang w:val="es-PE"/>
+              </w:rPr>
+              <w:t>Nombre</w:t>
+            </w:r>
+          </w:p>
+        </w:tc>
+        <w:tc>
+          <w:tcPr>
+            <w:tcW w:w="7796" w:type="dxa"/>
+          </w:tcPr>
+          <w:p>
+            <w:pPr>
+              <w:pStyle w:val="Prrafodelista"/>
+              <w:ind w:left="0"/>
+              <w:jc w:val="center"/>
+              <w:cnfStyle w:val="100000000000" w:firstRow="1" w:lastRow="0" w:firstColumn="0" w:lastColumn="0" w:oddVBand="0" w:evenVBand="0" w:oddHBand="0" w:evenHBand="0" w:firstRowFirstColumn="0" w:firstRowLastColumn="0" w:lastRowFirstColumn="0" w:lastRowLastColumn="0"/>
+              <w:rPr>
+                <w:rFonts w:ascii="Arial" w:hAnsi="Arial" w:cs="Arial"/>
+                <w:b w:val="0"/>
+                <w:sz w:val="24"/>
+                <w:szCs w:val="24"/>
+                <w:lang w:val="es-PE"/>
+              </w:rPr>
+            </w:pPr>
+            <w:r>
+              <w:rPr>
+                <w:rFonts w:ascii="Arial" w:hAnsi="Arial" w:cs="Arial"/>
+                <w:sz w:val="24"/>
+                <w:szCs w:val="24"/>
+                <w:lang w:val="es-PE"/>
+              </w:rPr>
+              <w:t>Descripción</w:t>
+            </w:r>
+          </w:p>
+        </w:tc>
+      </w:tr>
+      <w:tr>
+        <w:tc>
+          <w:tcPr>
+            <w:cnfStyle w:val="001000000000" w:firstRow="0" w:lastRow="0" w:firstColumn="1" w:lastColumn="0" w:oddVBand="0" w:evenVBand="0" w:oddHBand="0" w:evenHBand="0" w:firstRowFirstColumn="0" w:firstRowLastColumn="0" w:lastRowFirstColumn="0" w:lastRowLastColumn="0"/>
+            <w:tcW w:w="1418" w:type="dxa"/>
+          </w:tcPr>
+          <w:p>
+            <w:pPr>
+              <w:pStyle w:val="Prrafodelista"/>
+              <w:ind w:left="0"/>
+              <w:jc w:val="center"/>
+              <w:rPr>
+                <w:rFonts w:ascii="Arial" w:hAnsi="Arial" w:cs="Arial"/>
+                <w:b w:val="0"/>
+                <w:sz w:val="24"/>
+                <w:szCs w:val="24"/>
+                <w:lang w:val="es-PE"/>
+              </w:rPr>
+            </w:pPr>
+            <w:r>
+              <w:rPr>
+                <w:rFonts w:ascii="Arial" w:hAnsi="Arial" w:cs="Arial"/>
+                <w:sz w:val="24"/>
+                <w:szCs w:val="24"/>
+                <w:lang w:val="es-PE"/>
+              </w:rPr>
+              <w:t>RF – 01</w:t>
+            </w:r>
+          </w:p>
+          <w:p>
+            <w:pPr>
+              <w:pStyle w:val="Prrafodelista"/>
+              <w:ind w:left="0"/>
+              <w:jc w:val="center"/>
+              <w:rPr>
+                <w:rFonts w:ascii="Arial" w:hAnsi="Arial" w:cs="Arial"/>
+                <w:bCs w:val="0"/>
+                <w:sz w:val="24"/>
+                <w:szCs w:val="24"/>
+                <w:lang w:val="es-PE"/>
+              </w:rPr>
+            </w:pPr>
+          </w:p>
+        </w:tc>
+        <w:tc>
+          <w:tcPr>
+            <w:tcW w:w="7796" w:type="dxa"/>
+          </w:tcPr>
+          <w:p>
+            <w:pPr>
+              <w:pStyle w:val="Prrafodelista"/>
+              <w:numPr>
+                <w:ilvl w:val="0"/>
+                <w:numId w:val="14"/>
+              </w:numPr>
+              <w:spacing w:line="360" w:lineRule="auto"/>
+              <w:jc w:val="both"/>
+              <w:cnfStyle w:val="000000000000" w:firstRow="0" w:lastRow="0" w:firstColumn="0" w:lastColumn="0" w:oddVBand="0" w:evenVBand="0" w:oddHBand="0" w:evenHBand="0" w:firstRowFirstColumn="0" w:firstRowLastColumn="0" w:lastRowFirstColumn="0" w:lastRowLastColumn="0"/>
+              <w:rPr>
+                <w:rFonts w:ascii="Arial" w:hAnsi="Arial" w:cs="Arial"/>
+                <w:bCs/>
+                <w:sz w:val="24"/>
+                <w:szCs w:val="24"/>
+                <w:lang w:val="es-PE"/>
+              </w:rPr>
+            </w:pPr>
+            <w:r>
+              <w:rPr>
+                <w:rFonts w:ascii="Arial" w:hAnsi="Arial" w:cs="Arial"/>
+                <w:bCs/>
+                <w:sz w:val="24"/>
+                <w:szCs w:val="24"/>
+                <w:lang w:val="es-PE"/>
+              </w:rPr>
+              <w:t>El sistema web debe permitir la gestión de ventas, calcular el total y emitir un comprobante.</w:t>
+            </w:r>
+          </w:p>
+        </w:tc>
+      </w:tr>
+      <w:tr>
+        <w:tc>
+          <w:tcPr>
+            <w:cnfStyle w:val="001000000000" w:firstRow="0" w:lastRow="0" w:firstColumn="1" w:lastColumn="0" w:oddVBand="0" w:evenVBand="0" w:oddHBand="0" w:evenHBand="0" w:firstRowFirstColumn="0" w:firstRowLastColumn="0" w:lastRowFirstColumn="0" w:lastRowLastColumn="0"/>
+            <w:tcW w:w="1418" w:type="dxa"/>
+          </w:tcPr>
+          <w:p>
+            <w:pPr>
+              <w:pStyle w:val="Prrafodelista"/>
+              <w:ind w:left="0"/>
+              <w:jc w:val="center"/>
+              <w:rPr>
+                <w:rFonts w:ascii="Arial" w:hAnsi="Arial" w:cs="Arial"/>
+                <w:b w:val="0"/>
+                <w:sz w:val="24"/>
+                <w:szCs w:val="24"/>
+                <w:lang w:val="es-PE"/>
+              </w:rPr>
+            </w:pPr>
+            <w:r>
+              <w:rPr>
+                <w:rFonts w:ascii="Arial" w:hAnsi="Arial" w:cs="Arial"/>
+                <w:sz w:val="24"/>
+                <w:szCs w:val="24"/>
+                <w:lang w:val="es-PE"/>
+              </w:rPr>
+              <w:t>RF – 02</w:t>
+            </w:r>
+          </w:p>
+          <w:p>
+            <w:pPr>
+              <w:pStyle w:val="Prrafodelista"/>
+              <w:ind w:left="0"/>
+              <w:jc w:val="center"/>
+              <w:rPr>
+                <w:rFonts w:ascii="Arial" w:hAnsi="Arial" w:cs="Arial"/>
+                <w:bCs w:val="0"/>
+                <w:sz w:val="24"/>
+                <w:szCs w:val="24"/>
+                <w:lang w:val="es-PE"/>
+              </w:rPr>
+            </w:pPr>
+          </w:p>
+        </w:tc>
+        <w:tc>
+          <w:tcPr>
+            <w:tcW w:w="7796" w:type="dxa"/>
+          </w:tcPr>
+          <w:p>
+            <w:pPr>
+              <w:pStyle w:val="Prrafodelista"/>
+              <w:numPr>
+                <w:ilvl w:val="0"/>
+                <w:numId w:val="14"/>
+              </w:numPr>
+              <w:spacing w:line="360" w:lineRule="auto"/>
+              <w:jc w:val="both"/>
+              <w:cnfStyle w:val="000000000000" w:firstRow="0" w:lastRow="0" w:firstColumn="0" w:lastColumn="0" w:oddVBand="0" w:evenVBand="0" w:oddHBand="0" w:evenHBand="0" w:firstRowFirstColumn="0" w:firstRowLastColumn="0" w:lastRowFirstColumn="0" w:lastRowLastColumn="0"/>
+              <w:rPr>
+                <w:rFonts w:ascii="Arial" w:hAnsi="Arial" w:cs="Arial"/>
+                <w:bCs/>
+                <w:sz w:val="24"/>
+                <w:szCs w:val="24"/>
+                <w:lang w:val="es-PE"/>
+              </w:rPr>
+            </w:pPr>
+            <w:r>
+              <w:rPr>
+                <w:rFonts w:ascii="Arial" w:hAnsi="Arial" w:cs="Arial"/>
+                <w:bCs/>
+                <w:sz w:val="24"/>
+                <w:szCs w:val="24"/>
+                <w:lang w:val="es-PE"/>
+              </w:rPr>
+              <w:t>El sistema web debe permitir registrar, modificar y eliminar información de los empleados.</w:t>
+            </w:r>
+          </w:p>
+        </w:tc>
+      </w:tr>
+      <w:tr>
+        <w:tc>
+          <w:tcPr>
+            <w:cnfStyle w:val="001000000000" w:firstRow="0" w:lastRow="0" w:firstColumn="1" w:lastColumn="0" w:oddVBand="0" w:evenVBand="0" w:oddHBand="0" w:evenHBand="0" w:firstRowFirstColumn="0" w:firstRowLastColumn="0" w:lastRowFirstColumn="0" w:lastRowLastColumn="0"/>
+            <w:tcW w:w="1418" w:type="dxa"/>
+          </w:tcPr>
+          <w:p>
+            <w:pPr>
+              <w:pStyle w:val="Prrafodelista"/>
+              <w:ind w:left="0"/>
+              <w:jc w:val="center"/>
+              <w:rPr>
+                <w:rFonts w:ascii="Arial" w:hAnsi="Arial" w:cs="Arial"/>
+                <w:b w:val="0"/>
+                <w:sz w:val="24"/>
+                <w:szCs w:val="24"/>
+                <w:lang w:val="es-PE"/>
+              </w:rPr>
+            </w:pPr>
+            <w:r>
+              <w:rPr>
+                <w:rFonts w:ascii="Arial" w:hAnsi="Arial" w:cs="Arial"/>
+                <w:sz w:val="24"/>
+                <w:szCs w:val="24"/>
+                <w:lang w:val="es-PE"/>
+              </w:rPr>
+              <w:t>RF – 03</w:t>
+            </w:r>
+          </w:p>
+          <w:p>
+            <w:pPr>
+              <w:pStyle w:val="Prrafodelista"/>
+              <w:ind w:left="0"/>
+              <w:jc w:val="center"/>
+              <w:rPr>
+                <w:rFonts w:ascii="Arial" w:hAnsi="Arial" w:cs="Arial"/>
+                <w:b w:val="0"/>
+                <w:sz w:val="24"/>
+                <w:szCs w:val="24"/>
+                <w:lang w:val="es-PE"/>
+              </w:rPr>
+            </w:pPr>
+          </w:p>
+        </w:tc>
+        <w:tc>
+          <w:tcPr>
+            <w:tcW w:w="7796" w:type="dxa"/>
+          </w:tcPr>
+          <w:p>
+            <w:pPr>
+              <w:pStyle w:val="Prrafodelista"/>
+              <w:numPr>
+                <w:ilvl w:val="0"/>
+                <w:numId w:val="14"/>
+              </w:numPr>
+              <w:spacing w:line="360" w:lineRule="auto"/>
+              <w:jc w:val="both"/>
+              <w:cnfStyle w:val="000000000000" w:firstRow="0" w:lastRow="0" w:firstColumn="0" w:lastColumn="0" w:oddVBand="0" w:evenVBand="0" w:oddHBand="0" w:evenHBand="0" w:firstRowFirstColumn="0" w:firstRowLastColumn="0" w:lastRowFirstColumn="0" w:lastRowLastColumn="0"/>
+              <w:rPr>
+                <w:rFonts w:ascii="Arial" w:hAnsi="Arial" w:cs="Arial"/>
+                <w:bCs/>
+                <w:sz w:val="24"/>
+                <w:szCs w:val="24"/>
+                <w:lang w:val="es-PE"/>
+              </w:rPr>
+            </w:pPr>
+            <w:r>
+              <w:rPr>
+                <w:rFonts w:ascii="Arial" w:hAnsi="Arial" w:cs="Arial"/>
+                <w:bCs/>
+                <w:sz w:val="24"/>
+                <w:szCs w:val="24"/>
+                <w:lang w:val="es-PE"/>
+              </w:rPr>
+              <w:t>El sistema web debe alertar si licencia de funcionamiento está vigente o próxima a vencer.</w:t>
+            </w:r>
+          </w:p>
+        </w:tc>
+      </w:tr>
+      <w:tr>
+        <w:tc>
+          <w:tcPr>
+            <w:cnfStyle w:val="001000000000" w:firstRow="0" w:lastRow="0" w:firstColumn="1" w:lastColumn="0" w:oddVBand="0" w:evenVBand="0" w:oddHBand="0" w:evenHBand="0" w:firstRowFirstColumn="0" w:firstRowLastColumn="0" w:lastRowFirstColumn="0" w:lastRowLastColumn="0"/>
+            <w:tcW w:w="1418" w:type="dxa"/>
+          </w:tcPr>
+          <w:p>
+            <w:pPr>
+              <w:pStyle w:val="Prrafodelista"/>
+              <w:ind w:left="0"/>
+              <w:jc w:val="center"/>
+              <w:rPr>
+                <w:rFonts w:ascii="Arial" w:hAnsi="Arial" w:cs="Arial"/>
+                <w:bCs w:val="0"/>
+                <w:sz w:val="24"/>
+                <w:szCs w:val="24"/>
+                <w:lang w:val="es-PE"/>
+              </w:rPr>
+            </w:pPr>
+            <w:r>
+              <w:rPr>
+                <w:rFonts w:ascii="Arial" w:hAnsi="Arial" w:cs="Arial"/>
+                <w:sz w:val="24"/>
+                <w:szCs w:val="24"/>
+                <w:lang w:val="es-PE"/>
+              </w:rPr>
+              <w:t>RF – 04</w:t>
+            </w:r>
+            <w:r>
+              <w:rPr>
+                <w:rFonts w:ascii="Arial" w:hAnsi="Arial" w:cs="Arial"/>
+                <w:sz w:val="24"/>
+                <w:szCs w:val="24"/>
+                <w:lang w:val="es-PE"/>
+              </w:rPr>
+              <w:br/>
+            </w:r>
+          </w:p>
+        </w:tc>
+        <w:tc>
+          <w:tcPr>
+            <w:tcW w:w="7796" w:type="dxa"/>
+          </w:tcPr>
+          <w:p>
+            <w:pPr>
+              <w:pStyle w:val="Prrafodelista"/>
+              <w:numPr>
+                <w:ilvl w:val="0"/>
+                <w:numId w:val="14"/>
+              </w:numPr>
+              <w:spacing w:line="360" w:lineRule="auto"/>
+              <w:jc w:val="both"/>
+              <w:cnfStyle w:val="000000000000" w:firstRow="0" w:lastRow="0" w:firstColumn="0" w:lastColumn="0" w:oddVBand="0" w:evenVBand="0" w:oddHBand="0" w:evenHBand="0" w:firstRowFirstColumn="0" w:firstRowLastColumn="0" w:lastRowFirstColumn="0" w:lastRowLastColumn="0"/>
+              <w:rPr>
+                <w:rFonts w:ascii="Arial" w:hAnsi="Arial" w:cs="Arial"/>
+                <w:bCs/>
+                <w:sz w:val="24"/>
+                <w:szCs w:val="24"/>
+                <w:lang w:val="es-PE"/>
+              </w:rPr>
+            </w:pPr>
+            <w:r>
+              <w:rPr>
+                <w:rFonts w:ascii="Arial" w:hAnsi="Arial" w:cs="Arial"/>
+                <w:bCs/>
+                <w:sz w:val="24"/>
+                <w:szCs w:val="24"/>
+                <w:lang w:val="es-PE"/>
+              </w:rPr>
+              <w:t>El sistema web debe brindar una capacitación de uso.</w:t>
+            </w:r>
+          </w:p>
+          <w:p>
+            <w:pPr>
+              <w:pStyle w:val="Prrafodelista"/>
+              <w:numPr>
+                <w:ilvl w:val="0"/>
+                <w:numId w:val="14"/>
+              </w:numPr>
+              <w:spacing w:line="360" w:lineRule="auto"/>
+              <w:jc w:val="both"/>
+              <w:cnfStyle w:val="000000000000" w:firstRow="0" w:lastRow="0" w:firstColumn="0" w:lastColumn="0" w:oddVBand="0" w:evenVBand="0" w:oddHBand="0" w:evenHBand="0" w:firstRowFirstColumn="0" w:firstRowLastColumn="0" w:lastRowFirstColumn="0" w:lastRowLastColumn="0"/>
+              <w:rPr>
+                <w:rFonts w:ascii="Arial" w:hAnsi="Arial" w:cs="Arial"/>
+                <w:bCs/>
+                <w:sz w:val="24"/>
+                <w:szCs w:val="24"/>
+                <w:lang w:val="es-PE"/>
+              </w:rPr>
+            </w:pPr>
+            <w:r>
+              <w:rPr>
+                <w:rFonts w:ascii="Arial" w:hAnsi="Arial" w:cs="Arial"/>
+                <w:bCs/>
+                <w:sz w:val="24"/>
+                <w:szCs w:val="24"/>
+                <w:lang w:val="es-PE"/>
+              </w:rPr>
+              <w:t>El sistema web debe mostrar reporte a gerencia.</w:t>
+            </w:r>
+          </w:p>
+        </w:tc>
+      </w:tr>
+      <w:tr>
+        <w:tc>
+          <w:tcPr>
+            <w:cnfStyle w:val="001000000000" w:firstRow="0" w:lastRow="0" w:firstColumn="1" w:lastColumn="0" w:oddVBand="0" w:evenVBand="0" w:oddHBand="0" w:evenHBand="0" w:firstRowFirstColumn="0" w:firstRowLastColumn="0" w:lastRowFirstColumn="0" w:lastRowLastColumn="0"/>
+            <w:tcW w:w="1418" w:type="dxa"/>
+          </w:tcPr>
+          <w:p>
+            <w:pPr>
+              <w:pStyle w:val="Prrafodelista"/>
+              <w:ind w:left="0"/>
+              <w:jc w:val="center"/>
+              <w:rPr>
+                <w:rFonts w:ascii="Arial" w:hAnsi="Arial" w:cs="Arial"/>
+                <w:b w:val="0"/>
+                <w:sz w:val="24"/>
+                <w:szCs w:val="24"/>
+                <w:lang w:val="es-PE"/>
+              </w:rPr>
+            </w:pPr>
+            <w:r>
+              <w:rPr>
+                <w:rFonts w:ascii="Arial" w:hAnsi="Arial" w:cs="Arial"/>
+                <w:sz w:val="24"/>
+                <w:szCs w:val="24"/>
+                <w:lang w:val="es-PE"/>
+              </w:rPr>
+              <w:t>RF – 05</w:t>
+            </w:r>
+          </w:p>
+        </w:tc>
+        <w:tc>
+          <w:tcPr>
+            <w:tcW w:w="7796" w:type="dxa"/>
+          </w:tcPr>
+          <w:p>
+            <w:pPr>
+              <w:pStyle w:val="Prrafodelista"/>
+              <w:numPr>
+                <w:ilvl w:val="0"/>
+                <w:numId w:val="14"/>
+              </w:numPr>
+              <w:spacing w:line="360" w:lineRule="auto"/>
+              <w:jc w:val="both"/>
+              <w:cnfStyle w:val="000000000000" w:firstRow="0" w:lastRow="0" w:firstColumn="0" w:lastColumn="0" w:oddVBand="0" w:evenVBand="0" w:oddHBand="0" w:evenHBand="0" w:firstRowFirstColumn="0" w:firstRowLastColumn="0" w:lastRowFirstColumn="0" w:lastRowLastColumn="0"/>
+              <w:rPr>
+                <w:rFonts w:ascii="Arial" w:hAnsi="Arial" w:cs="Arial"/>
+                <w:bCs/>
+                <w:sz w:val="24"/>
+                <w:szCs w:val="24"/>
+                <w:lang w:val="es-PE"/>
+              </w:rPr>
+            </w:pPr>
+            <w:r>
+              <w:rPr>
+                <w:rFonts w:ascii="Arial" w:hAnsi="Arial" w:cs="Arial"/>
+                <w:bCs/>
+                <w:sz w:val="24"/>
+                <w:szCs w:val="24"/>
+                <w:lang w:val="es-PE"/>
+              </w:rPr>
+              <w:t>El sistema web debe calcular y registrar pagos al personal, incluyendo bonificaciones y descuentos.</w:t>
+            </w:r>
+          </w:p>
+        </w:tc>
+      </w:tr>
+      <w:tr>
+        <w:tc>
+          <w:tcPr>
+            <w:cnfStyle w:val="001000000000" w:firstRow="0" w:lastRow="0" w:firstColumn="1" w:lastColumn="0" w:oddVBand="0" w:evenVBand="0" w:oddHBand="0" w:evenHBand="0" w:firstRowFirstColumn="0" w:firstRowLastColumn="0" w:lastRowFirstColumn="0" w:lastRowLastColumn="0"/>
+            <w:tcW w:w="1418" w:type="dxa"/>
+          </w:tcPr>
+          <w:p>
+            <w:pPr>
+              <w:pStyle w:val="Prrafodelista"/>
+              <w:ind w:left="0"/>
+              <w:jc w:val="center"/>
+              <w:rPr>
+                <w:rFonts w:ascii="Arial" w:hAnsi="Arial" w:cs="Arial"/>
+                <w:b w:val="0"/>
+                <w:sz w:val="24"/>
+                <w:szCs w:val="24"/>
+                <w:lang w:val="es-PE"/>
+              </w:rPr>
+            </w:pPr>
+            <w:r>
+              <w:rPr>
+                <w:rFonts w:ascii="Arial" w:hAnsi="Arial" w:cs="Arial"/>
+                <w:sz w:val="24"/>
+                <w:szCs w:val="24"/>
+                <w:lang w:val="es-PE"/>
+              </w:rPr>
+              <w:t>RF – 06</w:t>
+            </w:r>
+          </w:p>
+        </w:tc>
+        <w:tc>
+          <w:tcPr>
+            <w:tcW w:w="7796" w:type="dxa"/>
+          </w:tcPr>
+          <w:p>
+            <w:pPr>
+              <w:pStyle w:val="Prrafodelista"/>
+              <w:numPr>
+                <w:ilvl w:val="0"/>
+                <w:numId w:val="14"/>
+              </w:numPr>
+              <w:spacing w:line="360" w:lineRule="auto"/>
+              <w:jc w:val="both"/>
+              <w:cnfStyle w:val="000000000000" w:firstRow="0" w:lastRow="0" w:firstColumn="0" w:lastColumn="0" w:oddVBand="0" w:evenVBand="0" w:oddHBand="0" w:evenHBand="0" w:firstRowFirstColumn="0" w:firstRowLastColumn="0" w:lastRowFirstColumn="0" w:lastRowLastColumn="0"/>
+              <w:rPr>
+                <w:rFonts w:ascii="Arial" w:hAnsi="Arial" w:cs="Arial"/>
+                <w:bCs/>
+                <w:sz w:val="24"/>
+                <w:szCs w:val="24"/>
+                <w:lang w:val="es-PE"/>
+              </w:rPr>
+            </w:pPr>
+            <w:r>
+              <w:rPr>
+                <w:rFonts w:ascii="Arial" w:hAnsi="Arial" w:cs="Arial"/>
+                <w:bCs/>
+                <w:sz w:val="24"/>
+                <w:szCs w:val="24"/>
+                <w:lang w:val="es-PE"/>
+              </w:rPr>
+              <w:t>El sistema web debe permitir generar reporte de lista de productos con bajo stock</w:t>
+            </w:r>
+          </w:p>
+          <w:p>
+            <w:pPr>
+              <w:pStyle w:val="Prrafodelista"/>
+              <w:numPr>
+                <w:ilvl w:val="0"/>
+                <w:numId w:val="14"/>
+              </w:numPr>
+              <w:spacing w:line="360" w:lineRule="auto"/>
+              <w:jc w:val="both"/>
+              <w:cnfStyle w:val="000000000000" w:firstRow="0" w:lastRow="0" w:firstColumn="0" w:lastColumn="0" w:oddVBand="0" w:evenVBand="0" w:oddHBand="0" w:evenHBand="0" w:firstRowFirstColumn="0" w:firstRowLastColumn="0" w:lastRowFirstColumn="0" w:lastRowLastColumn="0"/>
+              <w:rPr>
+                <w:rFonts w:ascii="Arial" w:hAnsi="Arial" w:cs="Arial"/>
+                <w:bCs/>
+                <w:sz w:val="24"/>
+                <w:szCs w:val="24"/>
+                <w:lang w:val="es-PE"/>
+              </w:rPr>
+            </w:pPr>
+            <w:r>
+              <w:rPr>
+                <w:rFonts w:ascii="Arial" w:hAnsi="Arial" w:cs="Arial"/>
+                <w:bCs/>
+                <w:sz w:val="24"/>
+                <w:szCs w:val="24"/>
+                <w:lang w:val="es-PE"/>
+              </w:rPr>
+              <w:t>El sistema web debe listar a todos los proveedores confiables.</w:t>
+            </w:r>
+          </w:p>
+        </w:tc>
+      </w:tr>
+      <w:tr>
+        <w:tc>
+          <w:tcPr>
+            <w:cnfStyle w:val="001000000000" w:firstRow="0" w:lastRow="0" w:firstColumn="1" w:lastColumn="0" w:oddVBand="0" w:evenVBand="0" w:oddHBand="0" w:evenHBand="0" w:firstRowFirstColumn="0" w:firstRowLastColumn="0" w:lastRowFirstColumn="0" w:lastRowLastColumn="0"/>
+            <w:tcW w:w="1418" w:type="dxa"/>
+          </w:tcPr>
+          <w:p>
+            <w:pPr>
+              <w:pStyle w:val="Prrafodelista"/>
+              <w:ind w:left="0"/>
+              <w:jc w:val="center"/>
+              <w:rPr>
+                <w:rFonts w:ascii="Arial" w:hAnsi="Arial" w:cs="Arial"/>
+                <w:bCs w:val="0"/>
+                <w:sz w:val="24"/>
+                <w:szCs w:val="24"/>
+                <w:lang w:val="es-PE"/>
+              </w:rPr>
+            </w:pPr>
+            <w:r>
+              <w:rPr>
+                <w:rFonts w:ascii="Arial" w:hAnsi="Arial" w:cs="Arial"/>
+                <w:sz w:val="24"/>
+                <w:szCs w:val="24"/>
+                <w:lang w:val="es-PE"/>
+              </w:rPr>
+              <w:t>RF – 07</w:t>
+            </w:r>
+          </w:p>
+        </w:tc>
+        <w:tc>
+          <w:tcPr>
+            <w:tcW w:w="7796" w:type="dxa"/>
+          </w:tcPr>
+          <w:p>
+            <w:pPr>
+              <w:pStyle w:val="Prrafodelista"/>
+              <w:numPr>
+                <w:ilvl w:val="0"/>
+                <w:numId w:val="14"/>
+              </w:numPr>
+              <w:spacing w:line="360" w:lineRule="auto"/>
+              <w:jc w:val="both"/>
+              <w:cnfStyle w:val="000000000000" w:firstRow="0" w:lastRow="0" w:firstColumn="0" w:lastColumn="0" w:oddVBand="0" w:evenVBand="0" w:oddHBand="0" w:evenHBand="0" w:firstRowFirstColumn="0" w:firstRowLastColumn="0" w:lastRowFirstColumn="0" w:lastRowLastColumn="0"/>
+              <w:rPr>
+                <w:rFonts w:ascii="Arial" w:hAnsi="Arial" w:cs="Arial"/>
+                <w:bCs/>
+                <w:sz w:val="24"/>
+                <w:szCs w:val="24"/>
+                <w:lang w:val="es-PE"/>
+              </w:rPr>
+            </w:pPr>
+            <w:r>
+              <w:rPr>
+                <w:rFonts w:ascii="Arial" w:hAnsi="Arial" w:cs="Arial"/>
+                <w:bCs/>
+                <w:sz w:val="24"/>
+                <w:szCs w:val="24"/>
+                <w:lang w:val="es-PE"/>
+              </w:rPr>
+              <w:t>El sistema web debe mostrar stock actual y generar alertas por bajo stock.</w:t>
+            </w:r>
+          </w:p>
+          <w:p>
+            <w:pPr>
+              <w:pStyle w:val="Prrafodelista"/>
+              <w:numPr>
+                <w:ilvl w:val="0"/>
+                <w:numId w:val="14"/>
+              </w:numPr>
+              <w:spacing w:line="360" w:lineRule="auto"/>
+              <w:jc w:val="both"/>
+              <w:cnfStyle w:val="000000000000" w:firstRow="0" w:lastRow="0" w:firstColumn="0" w:lastColumn="0" w:oddVBand="0" w:evenVBand="0" w:oddHBand="0" w:evenHBand="0" w:firstRowFirstColumn="0" w:firstRowLastColumn="0" w:lastRowFirstColumn="0" w:lastRowLastColumn="0"/>
+              <w:rPr>
+                <w:rFonts w:ascii="Arial" w:hAnsi="Arial" w:cs="Arial"/>
+                <w:bCs/>
+                <w:sz w:val="24"/>
+                <w:szCs w:val="24"/>
+                <w:lang w:val="es-PE"/>
+              </w:rPr>
+            </w:pPr>
+            <w:r>
+              <w:rPr>
+                <w:rFonts w:ascii="Arial" w:hAnsi="Arial" w:cs="Arial"/>
+                <w:bCs/>
+                <w:sz w:val="24"/>
+                <w:szCs w:val="24"/>
+                <w:lang w:val="es-PE"/>
+              </w:rPr>
+              <w:t>El sistema web debe permitir solicitar productos a almacén.</w:t>
+            </w:r>
+          </w:p>
+        </w:tc>
+      </w:tr>
+      <w:tr>
+        <w:tc>
+          <w:tcPr>
+            <w:cnfStyle w:val="001000000000" w:firstRow="0" w:lastRow="0" w:firstColumn="1" w:lastColumn="0" w:oddVBand="0" w:evenVBand="0" w:oddHBand="0" w:evenHBand="0" w:firstRowFirstColumn="0" w:firstRowLastColumn="0" w:lastRowFirstColumn="0" w:lastRowLastColumn="0"/>
+            <w:tcW w:w="1418" w:type="dxa"/>
+          </w:tcPr>
+          <w:p>
+            <w:pPr>
+              <w:pStyle w:val="Prrafodelista"/>
+              <w:ind w:left="0"/>
+              <w:jc w:val="center"/>
+              <w:rPr>
+                <w:rFonts w:ascii="Arial" w:hAnsi="Arial" w:cs="Arial"/>
+                <w:b w:val="0"/>
+                <w:sz w:val="24"/>
+                <w:szCs w:val="24"/>
+                <w:lang w:val="es-PE"/>
+              </w:rPr>
+            </w:pPr>
+            <w:r>
+              <w:rPr>
+                <w:rFonts w:ascii="Arial" w:hAnsi="Arial" w:cs="Arial"/>
+                <w:sz w:val="24"/>
+                <w:szCs w:val="24"/>
+                <w:lang w:val="es-PE"/>
+              </w:rPr>
+              <w:t>RF – 08</w:t>
+            </w:r>
+          </w:p>
+        </w:tc>
+        <w:tc>
+          <w:tcPr>
+            <w:tcW w:w="7796" w:type="dxa"/>
+          </w:tcPr>
+          <w:p>
+            <w:pPr>
+              <w:pStyle w:val="Prrafodelista"/>
+              <w:numPr>
+                <w:ilvl w:val="0"/>
+                <w:numId w:val="14"/>
+              </w:numPr>
+              <w:spacing w:line="360" w:lineRule="auto"/>
+              <w:jc w:val="both"/>
+              <w:cnfStyle w:val="000000000000" w:firstRow="0" w:lastRow="0" w:firstColumn="0" w:lastColumn="0" w:oddVBand="0" w:evenVBand="0" w:oddHBand="0" w:evenHBand="0" w:firstRowFirstColumn="0" w:firstRowLastColumn="0" w:lastRowFirstColumn="0" w:lastRowLastColumn="0"/>
+              <w:rPr>
+                <w:rFonts w:ascii="Arial" w:hAnsi="Arial" w:cs="Arial"/>
+                <w:bCs/>
+                <w:sz w:val="24"/>
+                <w:szCs w:val="24"/>
+                <w:lang w:val="es-PE"/>
+              </w:rPr>
+            </w:pPr>
+            <w:r>
+              <w:rPr>
+                <w:rFonts w:ascii="Arial" w:hAnsi="Arial" w:cs="Arial"/>
+                <w:bCs/>
+                <w:sz w:val="24"/>
+                <w:szCs w:val="24"/>
+                <w:lang w:val="es-PE"/>
+              </w:rPr>
+              <w:t>El sistema web debe permitir registrar la recepción de mercadería con fecha, proveedor y productos.</w:t>
+            </w:r>
+          </w:p>
+          <w:p>
+            <w:pPr>
+              <w:pStyle w:val="Prrafodelista"/>
+              <w:numPr>
+                <w:ilvl w:val="0"/>
+                <w:numId w:val="14"/>
+              </w:numPr>
+              <w:spacing w:line="360" w:lineRule="auto"/>
+              <w:jc w:val="both"/>
+              <w:cnfStyle w:val="000000000000" w:firstRow="0" w:lastRow="0" w:firstColumn="0" w:lastColumn="0" w:oddVBand="0" w:evenVBand="0" w:oddHBand="0" w:evenHBand="0" w:firstRowFirstColumn="0" w:firstRowLastColumn="0" w:lastRowFirstColumn="0" w:lastRowLastColumn="0"/>
+              <w:rPr>
+                <w:rFonts w:ascii="Arial" w:hAnsi="Arial" w:cs="Arial"/>
+                <w:bCs/>
+                <w:sz w:val="24"/>
+                <w:szCs w:val="24"/>
+                <w:lang w:val="es-PE"/>
+              </w:rPr>
+            </w:pPr>
+            <w:r>
+              <w:rPr>
+                <w:rFonts w:ascii="Arial" w:hAnsi="Arial" w:cs="Arial"/>
+                <w:bCs/>
+                <w:sz w:val="24"/>
+                <w:szCs w:val="24"/>
+                <w:lang w:val="es-PE"/>
+              </w:rPr>
+              <w:t>El sistema web debe mostrar reporte de recepción de mercadería al administrador.</w:t>
+            </w:r>
+          </w:p>
+        </w:tc>
+      </w:tr>
+      <w:tr>
+        <w:tc>
+          <w:tcPr>
+            <w:cnfStyle w:val="001000000000" w:firstRow="0" w:lastRow="0" w:firstColumn="1" w:lastColumn="0" w:oddVBand="0" w:evenVBand="0" w:oddHBand="0" w:evenHBand="0" w:firstRowFirstColumn="0" w:firstRowLastColumn="0" w:lastRowFirstColumn="0" w:lastRowLastColumn="0"/>
+            <w:tcW w:w="1418" w:type="dxa"/>
+          </w:tcPr>
+          <w:p>
+            <w:pPr>
+              <w:pStyle w:val="Prrafodelista"/>
+              <w:ind w:left="0"/>
+              <w:jc w:val="center"/>
+              <w:rPr>
+                <w:rFonts w:ascii="Arial" w:hAnsi="Arial" w:cs="Arial"/>
+                <w:b w:val="0"/>
+                <w:sz w:val="24"/>
+                <w:szCs w:val="24"/>
+                <w:lang w:val="es-PE"/>
+              </w:rPr>
+            </w:pPr>
+            <w:r>
+              <w:rPr>
+                <w:rFonts w:ascii="Arial" w:hAnsi="Arial" w:cs="Arial"/>
+                <w:sz w:val="24"/>
+                <w:szCs w:val="24"/>
+                <w:lang w:val="es-PE"/>
+              </w:rPr>
+              <w:lastRenderedPageBreak/>
+              <w:t>RF – 09</w:t>
+            </w:r>
+          </w:p>
+        </w:tc>
+        <w:tc>
+          <w:tcPr>
+            <w:tcW w:w="7796" w:type="dxa"/>
+          </w:tcPr>
+          <w:p>
+            <w:pPr>
+              <w:pStyle w:val="Prrafodelista"/>
+              <w:numPr>
+                <w:ilvl w:val="0"/>
+                <w:numId w:val="14"/>
+              </w:numPr>
+              <w:spacing w:line="360" w:lineRule="auto"/>
+              <w:jc w:val="both"/>
+              <w:cnfStyle w:val="000000000000" w:firstRow="0" w:lastRow="0" w:firstColumn="0" w:lastColumn="0" w:oddVBand="0" w:evenVBand="0" w:oddHBand="0" w:evenHBand="0" w:firstRowFirstColumn="0" w:firstRowLastColumn="0" w:lastRowFirstColumn="0" w:lastRowLastColumn="0"/>
+              <w:rPr>
+                <w:rFonts w:ascii="Arial" w:hAnsi="Arial" w:cs="Arial"/>
+                <w:bCs/>
+                <w:sz w:val="24"/>
+                <w:szCs w:val="24"/>
+                <w:lang w:val="es-PE"/>
+              </w:rPr>
+            </w:pPr>
+            <w:r>
+              <w:rPr>
+                <w:rFonts w:ascii="Arial" w:hAnsi="Arial" w:cs="Arial"/>
+                <w:bCs/>
+                <w:sz w:val="24"/>
+                <w:szCs w:val="24"/>
+                <w:lang w:val="es-PE"/>
+              </w:rPr>
+              <w:t>El sistema web</w:t>
+            </w:r>
+            <w:r>
+              <w:rPr>
+                <w:rFonts w:ascii="Arial" w:hAnsi="Arial" w:cs="Arial"/>
+                <w:sz w:val="24"/>
+                <w:szCs w:val="24"/>
+                <w:lang w:val="es-PE"/>
+              </w:rPr>
+              <w:t xml:space="preserve"> </w:t>
+            </w:r>
+            <w:r>
+              <w:rPr>
+                <w:rFonts w:ascii="Arial" w:hAnsi="Arial" w:cs="Arial"/>
+                <w:bCs/>
+                <w:sz w:val="24"/>
+                <w:szCs w:val="24"/>
+                <w:lang w:val="es-PE"/>
+              </w:rPr>
+              <w:t>debe permitir la gestión del inventario general (consultar, actualizar y eliminar productos).</w:t>
+            </w:r>
+          </w:p>
+        </w:tc>
+      </w:tr>
+      <w:tr>
+        <w:tc>
+          <w:tcPr>
+            <w:cnfStyle w:val="001000000000" w:firstRow="0" w:lastRow="0" w:firstColumn="1" w:lastColumn="0" w:oddVBand="0" w:evenVBand="0" w:oddHBand="0" w:evenHBand="0" w:firstRowFirstColumn="0" w:firstRowLastColumn="0" w:lastRowFirstColumn="0" w:lastRowLastColumn="0"/>
+            <w:tcW w:w="1418" w:type="dxa"/>
+          </w:tcPr>
+          <w:p>
+            <w:pPr>
+              <w:pStyle w:val="Prrafodelista"/>
+              <w:ind w:left="0"/>
+              <w:jc w:val="center"/>
+              <w:rPr>
+                <w:rFonts w:ascii="Arial" w:hAnsi="Arial" w:cs="Arial"/>
+                <w:b w:val="0"/>
+                <w:sz w:val="24"/>
+                <w:szCs w:val="24"/>
+                <w:lang w:val="es-PE"/>
+              </w:rPr>
+            </w:pPr>
+            <w:r>
+              <w:rPr>
+                <w:rFonts w:ascii="Arial" w:hAnsi="Arial" w:cs="Arial"/>
+                <w:sz w:val="24"/>
+                <w:szCs w:val="24"/>
+                <w:lang w:val="es-PE"/>
+              </w:rPr>
+              <w:t>RF – 10</w:t>
+            </w:r>
+          </w:p>
+        </w:tc>
+        <w:tc>
+          <w:tcPr>
+            <w:tcW w:w="7796" w:type="dxa"/>
+          </w:tcPr>
+          <w:p>
+            <w:pPr>
+              <w:pStyle w:val="Prrafodelista"/>
+              <w:numPr>
+                <w:ilvl w:val="0"/>
+                <w:numId w:val="14"/>
+              </w:numPr>
+              <w:spacing w:line="360" w:lineRule="auto"/>
+              <w:jc w:val="both"/>
+              <w:cnfStyle w:val="000000000000" w:firstRow="0" w:lastRow="0" w:firstColumn="0" w:lastColumn="0" w:oddVBand="0" w:evenVBand="0" w:oddHBand="0" w:evenHBand="0" w:firstRowFirstColumn="0" w:firstRowLastColumn="0" w:lastRowFirstColumn="0" w:lastRowLastColumn="0"/>
+              <w:rPr>
+                <w:rFonts w:ascii="Arial" w:hAnsi="Arial" w:cs="Arial"/>
+                <w:bCs/>
+                <w:sz w:val="24"/>
+                <w:szCs w:val="24"/>
+                <w:lang w:val="es-PE"/>
+              </w:rPr>
+            </w:pPr>
+            <w:r>
+              <w:rPr>
+                <w:rFonts w:ascii="Arial" w:hAnsi="Arial" w:cs="Arial"/>
+                <w:bCs/>
+                <w:sz w:val="24"/>
+                <w:szCs w:val="24"/>
+                <w:lang w:val="es-PE"/>
+              </w:rPr>
+              <w:t>El sistema debe permitir registrar el lugar, condiciones y estado del almacenamiento del producto.</w:t>
+            </w:r>
+          </w:p>
+        </w:tc>
+      </w:tr>
+      <w:tr>
+        <w:tc>
+          <w:tcPr>
+            <w:cnfStyle w:val="001000000000" w:firstRow="0" w:lastRow="0" w:firstColumn="1" w:lastColumn="0" w:oddVBand="0" w:evenVBand="0" w:oddHBand="0" w:evenHBand="0" w:firstRowFirstColumn="0" w:firstRowLastColumn="0" w:lastRowFirstColumn="0" w:lastRowLastColumn="0"/>
+            <w:tcW w:w="1418" w:type="dxa"/>
+          </w:tcPr>
+          <w:p>
+            <w:pPr>
+              <w:pStyle w:val="Prrafodelista"/>
+              <w:ind w:left="0"/>
+              <w:jc w:val="center"/>
+              <w:rPr>
+                <w:rFonts w:ascii="Arial" w:hAnsi="Arial" w:cs="Arial"/>
+                <w:b w:val="0"/>
+                <w:sz w:val="24"/>
+                <w:szCs w:val="24"/>
+                <w:lang w:val="es-PE"/>
+              </w:rPr>
+            </w:pPr>
+            <w:r>
+              <w:rPr>
+                <w:rFonts w:ascii="Arial" w:hAnsi="Arial" w:cs="Arial"/>
+                <w:sz w:val="24"/>
+                <w:szCs w:val="24"/>
+                <w:lang w:val="es-PE"/>
+              </w:rPr>
+              <w:t>RF – 11</w:t>
+            </w:r>
+          </w:p>
+        </w:tc>
+        <w:tc>
+          <w:tcPr>
+            <w:tcW w:w="7796" w:type="dxa"/>
+          </w:tcPr>
+          <w:p>
+            <w:pPr>
+              <w:pStyle w:val="Prrafodelista"/>
+              <w:numPr>
+                <w:ilvl w:val="0"/>
+                <w:numId w:val="14"/>
+              </w:numPr>
+              <w:spacing w:line="360" w:lineRule="auto"/>
+              <w:jc w:val="both"/>
+              <w:cnfStyle w:val="000000000000" w:firstRow="0" w:lastRow="0" w:firstColumn="0" w:lastColumn="0" w:oddVBand="0" w:evenVBand="0" w:oddHBand="0" w:evenHBand="0" w:firstRowFirstColumn="0" w:firstRowLastColumn="0" w:lastRowFirstColumn="0" w:lastRowLastColumn="0"/>
+              <w:rPr>
+                <w:rFonts w:ascii="Arial" w:hAnsi="Arial" w:cs="Arial"/>
+                <w:bCs/>
+                <w:sz w:val="24"/>
+                <w:szCs w:val="24"/>
+                <w:lang w:val="es-PE"/>
+              </w:rPr>
+            </w:pPr>
+            <w:r>
+              <w:rPr>
+                <w:rFonts w:ascii="Arial" w:hAnsi="Arial" w:cs="Arial"/>
+                <w:bCs/>
+                <w:sz w:val="24"/>
+                <w:szCs w:val="24"/>
+                <w:lang w:val="es-PE"/>
+              </w:rPr>
+              <w:t>El sistema web debe permitir registrar una solicitud de pedido, y ver su estado (aceptado, rechazado, pendiente, atendido).</w:t>
+            </w:r>
+          </w:p>
+        </w:tc>
+      </w:tr>
+      <w:tr>
+        <w:tc>
+          <w:tcPr>
+            <w:cnfStyle w:val="001000000000" w:firstRow="0" w:lastRow="0" w:firstColumn="1" w:lastColumn="0" w:oddVBand="0" w:evenVBand="0" w:oddHBand="0" w:evenHBand="0" w:firstRowFirstColumn="0" w:firstRowLastColumn="0" w:lastRowFirstColumn="0" w:lastRowLastColumn="0"/>
+            <w:tcW w:w="1418" w:type="dxa"/>
+          </w:tcPr>
+          <w:p>
+            <w:pPr>
+              <w:pStyle w:val="Prrafodelista"/>
+              <w:ind w:left="0"/>
+              <w:jc w:val="center"/>
+              <w:rPr>
+                <w:rFonts w:ascii="Arial" w:hAnsi="Arial" w:cs="Arial"/>
+                <w:b w:val="0"/>
+                <w:sz w:val="24"/>
+                <w:szCs w:val="24"/>
+                <w:lang w:val="es-PE"/>
+              </w:rPr>
+            </w:pPr>
+            <w:r>
+              <w:rPr>
+                <w:rFonts w:ascii="Arial" w:hAnsi="Arial" w:cs="Arial"/>
+                <w:sz w:val="24"/>
+                <w:szCs w:val="24"/>
+                <w:lang w:val="es-PE"/>
+              </w:rPr>
+              <w:t>RF – 12</w:t>
+            </w:r>
+          </w:p>
+        </w:tc>
+        <w:tc>
+          <w:tcPr>
+            <w:tcW w:w="7796" w:type="dxa"/>
+          </w:tcPr>
+          <w:p>
+            <w:pPr>
+              <w:pStyle w:val="Prrafodelista"/>
+              <w:numPr>
+                <w:ilvl w:val="0"/>
+                <w:numId w:val="14"/>
+              </w:numPr>
+              <w:spacing w:line="360" w:lineRule="auto"/>
+              <w:jc w:val="both"/>
+              <w:cnfStyle w:val="000000000000" w:firstRow="0" w:lastRow="0" w:firstColumn="0" w:lastColumn="0" w:oddVBand="0" w:evenVBand="0" w:oddHBand="0" w:evenHBand="0" w:firstRowFirstColumn="0" w:firstRowLastColumn="0" w:lastRowFirstColumn="0" w:lastRowLastColumn="0"/>
+              <w:rPr>
+                <w:rFonts w:ascii="Arial" w:hAnsi="Arial" w:cs="Arial"/>
+                <w:bCs/>
+                <w:sz w:val="24"/>
+                <w:szCs w:val="24"/>
+                <w:lang w:val="es-PE"/>
+              </w:rPr>
+            </w:pPr>
+            <w:r>
+              <w:rPr>
+                <w:rFonts w:ascii="Arial" w:hAnsi="Arial" w:cs="Arial"/>
+                <w:bCs/>
+                <w:sz w:val="24"/>
+                <w:szCs w:val="24"/>
+                <w:lang w:val="es-PE"/>
+              </w:rPr>
+              <w:t>El sistema web debe permitir gestionar la salida de mercadería por venta.</w:t>
+            </w:r>
+          </w:p>
+        </w:tc>
+      </w:tr>
+      <w:tr>
+        <w:tc>
+          <w:tcPr>
+            <w:cnfStyle w:val="001000000000" w:firstRow="0" w:lastRow="0" w:firstColumn="1" w:lastColumn="0" w:oddVBand="0" w:evenVBand="0" w:oddHBand="0" w:evenHBand="0" w:firstRowFirstColumn="0" w:firstRowLastColumn="0" w:lastRowFirstColumn="0" w:lastRowLastColumn="0"/>
+            <w:tcW w:w="1418" w:type="dxa"/>
+          </w:tcPr>
+          <w:p>
+            <w:pPr>
+              <w:pStyle w:val="Prrafodelista"/>
+              <w:ind w:left="0"/>
+              <w:jc w:val="center"/>
+              <w:rPr>
+                <w:rFonts w:ascii="Arial" w:hAnsi="Arial" w:cs="Arial"/>
+                <w:b w:val="0"/>
+                <w:sz w:val="24"/>
+                <w:szCs w:val="24"/>
+                <w:lang w:val="es-PE"/>
+              </w:rPr>
+            </w:pPr>
+            <w:r>
+              <w:rPr>
+                <w:rFonts w:ascii="Arial" w:hAnsi="Arial" w:cs="Arial"/>
+                <w:sz w:val="24"/>
+                <w:szCs w:val="24"/>
+                <w:lang w:val="es-PE"/>
+              </w:rPr>
+              <w:t>RF – 13</w:t>
+            </w:r>
+          </w:p>
+        </w:tc>
+        <w:tc>
+          <w:tcPr>
+            <w:tcW w:w="7796" w:type="dxa"/>
+          </w:tcPr>
+          <w:p>
+            <w:pPr>
+              <w:pStyle w:val="Prrafodelista"/>
+              <w:numPr>
+                <w:ilvl w:val="0"/>
+                <w:numId w:val="14"/>
+              </w:numPr>
+              <w:spacing w:line="360" w:lineRule="auto"/>
+              <w:jc w:val="both"/>
+              <w:cnfStyle w:val="000000000000" w:firstRow="0" w:lastRow="0" w:firstColumn="0" w:lastColumn="0" w:oddVBand="0" w:evenVBand="0" w:oddHBand="0" w:evenHBand="0" w:firstRowFirstColumn="0" w:firstRowLastColumn="0" w:lastRowFirstColumn="0" w:lastRowLastColumn="0"/>
+              <w:rPr>
+                <w:rFonts w:ascii="Arial" w:hAnsi="Arial" w:cs="Arial"/>
+                <w:bCs/>
+                <w:sz w:val="24"/>
+                <w:szCs w:val="24"/>
+                <w:lang w:val="es-PE"/>
+              </w:rPr>
+            </w:pPr>
+            <w:r>
+              <w:rPr>
+                <w:rFonts w:ascii="Arial" w:hAnsi="Arial" w:cs="Arial"/>
+                <w:bCs/>
+                <w:sz w:val="24"/>
+                <w:szCs w:val="24"/>
+                <w:lang w:val="es-PE"/>
+              </w:rPr>
+              <w:t>El sistema web debe permitir registrar las devoluciones de productos por parte del cliente.</w:t>
+            </w:r>
+          </w:p>
+        </w:tc>
+      </w:tr>
+      <w:tr>
+        <w:tc>
+          <w:tcPr>
+            <w:cnfStyle w:val="001000000000" w:firstRow="0" w:lastRow="0" w:firstColumn="1" w:lastColumn="0" w:oddVBand="0" w:evenVBand="0" w:oddHBand="0" w:evenHBand="0" w:firstRowFirstColumn="0" w:firstRowLastColumn="0" w:lastRowFirstColumn="0" w:lastRowLastColumn="0"/>
+            <w:tcW w:w="1418" w:type="dxa"/>
+          </w:tcPr>
+          <w:p>
+            <w:pPr>
+              <w:pStyle w:val="Prrafodelista"/>
+              <w:ind w:left="0"/>
+              <w:jc w:val="center"/>
+              <w:rPr>
+                <w:rFonts w:ascii="Arial" w:hAnsi="Arial" w:cs="Arial"/>
+                <w:b w:val="0"/>
+                <w:sz w:val="24"/>
+                <w:szCs w:val="24"/>
+                <w:lang w:val="es-PE"/>
+              </w:rPr>
+            </w:pPr>
+            <w:r>
+              <w:rPr>
+                <w:rFonts w:ascii="Arial" w:hAnsi="Arial" w:cs="Arial"/>
+                <w:sz w:val="24"/>
+                <w:szCs w:val="24"/>
+                <w:lang w:val="es-PE"/>
+              </w:rPr>
+              <w:t>RF – 14</w:t>
+            </w:r>
+          </w:p>
+        </w:tc>
+        <w:tc>
+          <w:tcPr>
+            <w:tcW w:w="7796" w:type="dxa"/>
+          </w:tcPr>
+          <w:p>
+            <w:pPr>
+              <w:pStyle w:val="Prrafodelista"/>
+              <w:numPr>
+                <w:ilvl w:val="0"/>
+                <w:numId w:val="14"/>
+              </w:numPr>
+              <w:spacing w:line="360" w:lineRule="auto"/>
+              <w:jc w:val="both"/>
+              <w:cnfStyle w:val="000000000000" w:firstRow="0" w:lastRow="0" w:firstColumn="0" w:lastColumn="0" w:oddVBand="0" w:evenVBand="0" w:oddHBand="0" w:evenHBand="0" w:firstRowFirstColumn="0" w:firstRowLastColumn="0" w:lastRowFirstColumn="0" w:lastRowLastColumn="0"/>
+              <w:rPr>
+                <w:rFonts w:ascii="Arial" w:hAnsi="Arial" w:cs="Arial"/>
+                <w:bCs/>
+                <w:sz w:val="24"/>
+                <w:szCs w:val="24"/>
+                <w:lang w:val="es-PE"/>
+              </w:rPr>
+            </w:pPr>
+            <w:r>
+              <w:rPr>
+                <w:rFonts w:ascii="Arial" w:hAnsi="Arial" w:cs="Arial"/>
+                <w:bCs/>
+                <w:sz w:val="24"/>
+                <w:szCs w:val="24"/>
+                <w:lang w:val="es-PE"/>
+              </w:rPr>
+              <w:t>El sistema web debe de contar con su libro de reclamaciones, en donde se pueda registrar y consultar reclamos ingresados.</w:t>
+            </w:r>
+          </w:p>
+        </w:tc>
+      </w:tr>
+      <w:bookmarkEnd w:id="0"/>
+    </w:tbl>
+    <w:p>
+      <w:pPr>
+        <w:pStyle w:val="Ttulo1"/>
+        <w:numPr>
+          <w:ilvl w:val="0"/>
+          <w:numId w:val="0"/>
+        </w:numPr>
+        <w:ind w:left="720"/>
+      </w:pPr>
+    </w:p>
+    <w:p>
+      <w:pPr>
+        <w:pStyle w:val="Prrafodelista"/>
+        <w:numPr>
+          <w:ilvl w:val="1"/>
+          <w:numId w:val="1"/>
+        </w:numPr>
+        <w:spacing w:line="360" w:lineRule="auto"/>
+        <w:rPr>
+          <w:rFonts w:ascii="Arial" w:hAnsi="Arial" w:cs="Arial"/>
+          <w:b/>
+          <w:bCs/>
+        </w:rPr>
+      </w:pPr>
+      <w:r>
+        <w:rPr>
+          <w:rFonts w:ascii="Arial" w:hAnsi="Arial" w:cs="Arial"/>
+          <w:b/>
+          <w:bCs/>
+        </w:rPr>
+        <w:t>Requerimientos No Funciones</w:t>
+      </w:r>
+    </w:p>
+    <w:tbl>
+      <w:tblPr>
+        <w:tblStyle w:val="Tabladelista1clara"/>
+        <w:tblW w:w="7938" w:type="dxa"/>
+        <w:jc w:val="center"/>
+        <w:tblLook w:val="06A0" w:firstRow="1" w:lastRow="0" w:firstColumn="1" w:lastColumn="0" w:noHBand="1" w:noVBand="1"/>
+      </w:tblPr>
+      <w:tblGrid>
+        <w:gridCol w:w="1896"/>
+        <w:gridCol w:w="6042"/>
+      </w:tblGrid>
+      <w:tr>
+        <w:trPr>
+          <w:cnfStyle w:val="100000000000" w:firstRow="1" w:lastRow="0" w:firstColumn="0" w:lastColumn="0" w:oddVBand="0" w:evenVBand="0" w:oddHBand="0" w:evenHBand="0" w:firstRowFirstColumn="0" w:firstRowLastColumn="0" w:lastRowFirstColumn="0" w:lastRowLastColumn="0"/>
+          <w:jc w:val="center"/>
+        </w:trPr>
+        <w:tc>
+          <w:tcPr>
+            <w:cnfStyle w:val="001000000000" w:firstRow="0" w:lastRow="0" w:firstColumn="1" w:lastColumn="0" w:oddVBand="0" w:evenVBand="0" w:oddHBand="0" w:evenHBand="0" w:firstRowFirstColumn="0" w:firstRowLastColumn="0" w:lastRowFirstColumn="0" w:lastRowLastColumn="0"/>
+            <w:tcW w:w="1472" w:type="dxa"/>
+          </w:tcPr>
+          <w:p>
+            <w:pPr>
+              <w:pStyle w:val="Prrafodelista"/>
+              <w:ind w:left="0"/>
+              <w:jc w:val="center"/>
+              <w:rPr>
+                <w:rFonts w:ascii="Arial" w:hAnsi="Arial" w:cs="Arial"/>
+                <w:b w:val="0"/>
+                <w:sz w:val="24"/>
+                <w:szCs w:val="24"/>
+                <w:lang w:val="es-PE"/>
+              </w:rPr>
+            </w:pPr>
+            <w:r>
+              <w:rPr>
+                <w:rFonts w:ascii="Arial" w:hAnsi="Arial" w:cs="Arial"/>
+                <w:sz w:val="24"/>
+                <w:szCs w:val="24"/>
+                <w:lang w:val="es-PE"/>
+              </w:rPr>
+              <w:t>Nombre</w:t>
+            </w:r>
+          </w:p>
+        </w:tc>
+        <w:tc>
+          <w:tcPr>
+            <w:tcW w:w="6466" w:type="dxa"/>
+          </w:tcPr>
+          <w:p>
+            <w:pPr>
+              <w:pStyle w:val="Prrafodelista"/>
+              <w:ind w:left="0"/>
+              <w:jc w:val="center"/>
+              <w:cnfStyle w:val="100000000000" w:firstRow="1" w:lastRow="0" w:firstColumn="0" w:lastColumn="0" w:oddVBand="0" w:evenVBand="0" w:oddHBand="0" w:evenHBand="0" w:firstRowFirstColumn="0" w:firstRowLastColumn="0" w:lastRowFirstColumn="0" w:lastRowLastColumn="0"/>
+              <w:rPr>
+                <w:rFonts w:ascii="Arial" w:hAnsi="Arial" w:cs="Arial"/>
+                <w:b w:val="0"/>
+                <w:sz w:val="24"/>
+                <w:szCs w:val="24"/>
+                <w:lang w:val="es-PE"/>
+              </w:rPr>
+            </w:pPr>
+            <w:r>
+              <w:rPr>
+                <w:rFonts w:ascii="Arial" w:hAnsi="Arial" w:cs="Arial"/>
+                <w:sz w:val="24"/>
+                <w:szCs w:val="24"/>
+                <w:lang w:val="es-PE"/>
+              </w:rPr>
+              <w:t>Descripción</w:t>
+            </w:r>
+          </w:p>
+        </w:tc>
+      </w:tr>
+      <w:tr>
+        <w:trPr>
+          <w:jc w:val="center"/>
+        </w:trPr>
+        <w:tc>
+          <w:tcPr>
+            <w:cnfStyle w:val="001000000000" w:firstRow="0" w:lastRow="0" w:firstColumn="1" w:lastColumn="0" w:oddVBand="0" w:evenVBand="0" w:oddHBand="0" w:evenHBand="0" w:firstRowFirstColumn="0" w:firstRowLastColumn="0" w:lastRowFirstColumn="0" w:lastRowLastColumn="0"/>
+            <w:tcW w:w="1472" w:type="dxa"/>
+          </w:tcPr>
+          <w:p>
+            <w:pPr>
+              <w:pStyle w:val="Prrafodelista"/>
+              <w:ind w:left="0"/>
+              <w:jc w:val="center"/>
+              <w:rPr>
+                <w:rFonts w:ascii="Arial" w:hAnsi="Arial" w:cs="Arial"/>
+                <w:b w:val="0"/>
+                <w:sz w:val="24"/>
+                <w:szCs w:val="24"/>
+                <w:lang w:val="es-PE"/>
+              </w:rPr>
+            </w:pPr>
+            <w:r>
+              <w:rPr>
+                <w:rFonts w:ascii="Arial" w:hAnsi="Arial" w:cs="Arial"/>
+                <w:sz w:val="24"/>
+                <w:szCs w:val="24"/>
+                <w:lang w:val="es-PE"/>
+              </w:rPr>
+              <w:t>RNF – 01</w:t>
+            </w:r>
+          </w:p>
+          <w:p>
+            <w:pPr>
+              <w:pStyle w:val="Prrafodelista"/>
+              <w:ind w:left="0"/>
+              <w:jc w:val="center"/>
+              <w:rPr>
+                <w:rFonts w:ascii="Arial" w:hAnsi="Arial" w:cs="Arial"/>
+                <w:bCs w:val="0"/>
+                <w:sz w:val="24"/>
+                <w:szCs w:val="24"/>
+                <w:lang w:val="es-PE"/>
+              </w:rPr>
+            </w:pPr>
+            <w:r>
+              <w:rPr>
+                <w:rFonts w:ascii="Arial" w:hAnsi="Arial" w:cs="Arial"/>
+                <w:sz w:val="24"/>
+                <w:szCs w:val="24"/>
+                <w:lang w:val="es-PE"/>
+              </w:rPr>
+              <w:t>Usabilidad</w:t>
+            </w:r>
+          </w:p>
+        </w:tc>
+        <w:tc>
+          <w:tcPr>
+            <w:tcW w:w="6466" w:type="dxa"/>
+          </w:tcPr>
+          <w:p>
+            <w:pPr>
+              <w:pStyle w:val="Prrafodelista"/>
+              <w:numPr>
+                <w:ilvl w:val="0"/>
+                <w:numId w:val="14"/>
+              </w:numPr>
+              <w:spacing w:line="360" w:lineRule="auto"/>
+              <w:jc w:val="both"/>
+              <w:cnfStyle w:val="000000000000" w:firstRow="0" w:lastRow="0" w:firstColumn="0" w:lastColumn="0" w:oddVBand="0" w:evenVBand="0" w:oddHBand="0" w:evenHBand="0" w:firstRowFirstColumn="0" w:firstRowLastColumn="0" w:lastRowFirstColumn="0" w:lastRowLastColumn="0"/>
+              <w:rPr>
+                <w:rFonts w:ascii="Arial" w:hAnsi="Arial" w:cs="Arial"/>
+                <w:bCs/>
+                <w:sz w:val="24"/>
+                <w:szCs w:val="24"/>
+                <w:lang w:val="es-PE"/>
+              </w:rPr>
+            </w:pPr>
+            <w:r>
+              <w:rPr>
+                <w:rFonts w:ascii="Arial" w:hAnsi="Arial" w:cs="Arial"/>
+                <w:bCs/>
+                <w:sz w:val="24"/>
+                <w:szCs w:val="24"/>
+                <w:lang w:val="es-PE"/>
+              </w:rPr>
+              <w:t>El sistema web debe ser accesible desde una interfaz amigable y sencilla para usuarios sin formación técnica</w:t>
+            </w:r>
+          </w:p>
+        </w:tc>
+      </w:tr>
+      <w:tr>
+        <w:trPr>
+          <w:jc w:val="center"/>
+        </w:trPr>
+        <w:tc>
+          <w:tcPr>
+            <w:cnfStyle w:val="001000000000" w:firstRow="0" w:lastRow="0" w:firstColumn="1" w:lastColumn="0" w:oddVBand="0" w:evenVBand="0" w:oddHBand="0" w:evenHBand="0" w:firstRowFirstColumn="0" w:firstRowLastColumn="0" w:lastRowFirstColumn="0" w:lastRowLastColumn="0"/>
+            <w:tcW w:w="1472" w:type="dxa"/>
+          </w:tcPr>
+          <w:p>
+            <w:pPr>
+              <w:pStyle w:val="Prrafodelista"/>
+              <w:ind w:left="0"/>
+              <w:jc w:val="center"/>
+              <w:rPr>
+                <w:rFonts w:ascii="Arial" w:hAnsi="Arial" w:cs="Arial"/>
+                <w:b w:val="0"/>
+                <w:sz w:val="24"/>
+                <w:szCs w:val="24"/>
+                <w:lang w:val="es-PE"/>
+              </w:rPr>
+            </w:pPr>
+            <w:r>
+              <w:rPr>
+                <w:rFonts w:ascii="Arial" w:hAnsi="Arial" w:cs="Arial"/>
+                <w:sz w:val="24"/>
+                <w:szCs w:val="24"/>
+                <w:lang w:val="es-PE"/>
+              </w:rPr>
+              <w:t>RNF – 02</w:t>
+            </w:r>
+          </w:p>
+          <w:p>
+            <w:pPr>
+              <w:pStyle w:val="Prrafodelista"/>
+              <w:ind w:left="0"/>
+              <w:jc w:val="center"/>
+              <w:rPr>
+                <w:rFonts w:ascii="Arial" w:hAnsi="Arial" w:cs="Arial"/>
+                <w:bCs w:val="0"/>
+                <w:sz w:val="24"/>
+                <w:szCs w:val="24"/>
+                <w:lang w:val="es-PE"/>
+              </w:rPr>
+            </w:pPr>
+            <w:r>
+              <w:rPr>
+                <w:rFonts w:ascii="Arial" w:hAnsi="Arial" w:cs="Arial"/>
+                <w:sz w:val="24"/>
+                <w:szCs w:val="24"/>
+                <w:lang w:val="es-PE"/>
+              </w:rPr>
+              <w:t>Rendimiento</w:t>
+            </w:r>
+          </w:p>
+        </w:tc>
+        <w:tc>
+          <w:tcPr>
+            <w:tcW w:w="6466" w:type="dxa"/>
+          </w:tcPr>
+          <w:p>
+            <w:pPr>
+              <w:pStyle w:val="Prrafodelista"/>
+              <w:numPr>
+                <w:ilvl w:val="0"/>
+                <w:numId w:val="14"/>
+              </w:numPr>
+              <w:spacing w:line="360" w:lineRule="auto"/>
+              <w:jc w:val="both"/>
+              <w:cnfStyle w:val="000000000000" w:firstRow="0" w:lastRow="0" w:firstColumn="0" w:lastColumn="0" w:oddVBand="0" w:evenVBand="0" w:oddHBand="0" w:evenHBand="0" w:firstRowFirstColumn="0" w:firstRowLastColumn="0" w:lastRowFirstColumn="0" w:lastRowLastColumn="0"/>
+              <w:rPr>
+                <w:rFonts w:ascii="Arial" w:hAnsi="Arial" w:cs="Arial"/>
+                <w:bCs/>
+                <w:sz w:val="24"/>
+                <w:szCs w:val="24"/>
+                <w:lang w:val="es-PE"/>
+              </w:rPr>
+            </w:pPr>
+            <w:r>
+              <w:rPr>
+                <w:rFonts w:ascii="Arial" w:hAnsi="Arial" w:cs="Arial"/>
+                <w:bCs/>
+                <w:sz w:val="24"/>
+                <w:szCs w:val="24"/>
+                <w:lang w:val="es-PE"/>
+              </w:rPr>
+              <w:t>El sistema web debe procesar operaciones de ventas y consultas de stock en menos de 8 segundo.</w:t>
+            </w:r>
+          </w:p>
+        </w:tc>
+      </w:tr>
+      <w:tr>
+        <w:trPr>
+          <w:jc w:val="center"/>
+        </w:trPr>
+        <w:tc>
+          <w:tcPr>
+            <w:cnfStyle w:val="001000000000" w:firstRow="0" w:lastRow="0" w:firstColumn="1" w:lastColumn="0" w:oddVBand="0" w:evenVBand="0" w:oddHBand="0" w:evenHBand="0" w:firstRowFirstColumn="0" w:firstRowLastColumn="0" w:lastRowFirstColumn="0" w:lastRowLastColumn="0"/>
+            <w:tcW w:w="1472" w:type="dxa"/>
+          </w:tcPr>
+          <w:p>
+            <w:pPr>
+              <w:pStyle w:val="Prrafodelista"/>
+              <w:ind w:left="0"/>
+              <w:jc w:val="center"/>
+              <w:rPr>
+                <w:rFonts w:ascii="Arial" w:hAnsi="Arial" w:cs="Arial"/>
+                <w:b w:val="0"/>
+                <w:sz w:val="24"/>
+                <w:szCs w:val="24"/>
+                <w:lang w:val="es-PE"/>
+              </w:rPr>
+            </w:pPr>
+            <w:r>
+              <w:rPr>
+                <w:rFonts w:ascii="Arial" w:hAnsi="Arial" w:cs="Arial"/>
+                <w:sz w:val="24"/>
+                <w:szCs w:val="24"/>
+                <w:lang w:val="es-PE"/>
+              </w:rPr>
+              <w:t>RNF – 03</w:t>
+            </w:r>
+          </w:p>
+          <w:p>
+            <w:pPr>
+              <w:pStyle w:val="Prrafodelista"/>
+              <w:ind w:left="0"/>
+              <w:jc w:val="center"/>
+              <w:rPr>
+                <w:rFonts w:ascii="Arial" w:hAnsi="Arial" w:cs="Arial"/>
+                <w:bCs w:val="0"/>
+                <w:sz w:val="24"/>
+                <w:szCs w:val="24"/>
+                <w:lang w:val="es-PE"/>
+              </w:rPr>
+            </w:pPr>
+            <w:r>
+              <w:rPr>
+                <w:rFonts w:ascii="Arial" w:hAnsi="Arial" w:cs="Arial"/>
+                <w:sz w:val="24"/>
+                <w:szCs w:val="24"/>
+                <w:lang w:val="es-PE"/>
+              </w:rPr>
+              <w:t>Seguridad</w:t>
+            </w:r>
+          </w:p>
+        </w:tc>
+        <w:tc>
+          <w:tcPr>
+            <w:tcW w:w="6466" w:type="dxa"/>
+          </w:tcPr>
+          <w:p>
+            <w:pPr>
+              <w:pStyle w:val="Prrafodelista"/>
+              <w:numPr>
+                <w:ilvl w:val="0"/>
+                <w:numId w:val="14"/>
+              </w:numPr>
+              <w:spacing w:line="360" w:lineRule="auto"/>
+              <w:jc w:val="both"/>
+              <w:cnfStyle w:val="000000000000" w:firstRow="0" w:lastRow="0" w:firstColumn="0" w:lastColumn="0" w:oddVBand="0" w:evenVBand="0" w:oddHBand="0" w:evenHBand="0" w:firstRowFirstColumn="0" w:firstRowLastColumn="0" w:lastRowFirstColumn="0" w:lastRowLastColumn="0"/>
+              <w:rPr>
+                <w:rFonts w:ascii="Arial" w:hAnsi="Arial" w:cs="Arial"/>
+                <w:bCs/>
+                <w:sz w:val="24"/>
+                <w:szCs w:val="24"/>
+                <w:lang w:val="es-PE"/>
+              </w:rPr>
+            </w:pPr>
+            <w:r>
+              <w:rPr>
+                <w:rFonts w:ascii="Arial" w:hAnsi="Arial" w:cs="Arial"/>
+                <w:bCs/>
+                <w:sz w:val="24"/>
+                <w:szCs w:val="24"/>
+                <w:lang w:val="es-PE"/>
+              </w:rPr>
+              <w:t>El sistema web debe contar con validación de usuarios y contraseñas para acceder a las funcionalidades.</w:t>
+            </w:r>
+          </w:p>
+        </w:tc>
+      </w:tr>
+      <w:tr>
+        <w:trPr>
+          <w:jc w:val="center"/>
+        </w:trPr>
+        <w:tc>
+          <w:tcPr>
+            <w:cnfStyle w:val="001000000000" w:firstRow="0" w:lastRow="0" w:firstColumn="1" w:lastColumn="0" w:oddVBand="0" w:evenVBand="0" w:oddHBand="0" w:evenHBand="0" w:firstRowFirstColumn="0" w:firstRowLastColumn="0" w:lastRowFirstColumn="0" w:lastRowLastColumn="0"/>
+            <w:tcW w:w="1472" w:type="dxa"/>
+          </w:tcPr>
+          <w:p>
+            <w:pPr>
+              <w:pStyle w:val="Prrafodelista"/>
+              <w:ind w:left="0"/>
+              <w:jc w:val="center"/>
+              <w:rPr>
+                <w:rFonts w:ascii="Arial" w:hAnsi="Arial" w:cs="Arial"/>
+                <w:bCs w:val="0"/>
+                <w:sz w:val="24"/>
+                <w:szCs w:val="24"/>
+                <w:lang w:val="es-PE"/>
+              </w:rPr>
+            </w:pPr>
+            <w:r>
+              <w:rPr>
+                <w:rFonts w:ascii="Arial" w:hAnsi="Arial" w:cs="Arial"/>
+                <w:sz w:val="24"/>
+                <w:szCs w:val="24"/>
+                <w:lang w:val="es-PE"/>
+              </w:rPr>
+              <w:t>RNF – 04</w:t>
+            </w:r>
+            <w:r>
+              <w:rPr>
+                <w:rFonts w:ascii="Arial" w:hAnsi="Arial" w:cs="Arial"/>
+                <w:sz w:val="24"/>
+                <w:szCs w:val="24"/>
+                <w:lang w:val="es-PE"/>
+              </w:rPr>
+              <w:br/>
+              <w:t>Portabilidad</w:t>
+            </w:r>
+          </w:p>
+        </w:tc>
+        <w:tc>
+          <w:tcPr>
+            <w:tcW w:w="6466" w:type="dxa"/>
+          </w:tcPr>
+          <w:p>
+            <w:pPr>
+              <w:pStyle w:val="Prrafodelista"/>
+              <w:numPr>
+                <w:ilvl w:val="0"/>
+                <w:numId w:val="14"/>
+              </w:numPr>
+              <w:spacing w:line="360" w:lineRule="auto"/>
+              <w:jc w:val="both"/>
+              <w:cnfStyle w:val="000000000000" w:firstRow="0" w:lastRow="0" w:firstColumn="0" w:lastColumn="0" w:oddVBand="0" w:evenVBand="0" w:oddHBand="0" w:evenHBand="0" w:firstRowFirstColumn="0" w:firstRowLastColumn="0" w:lastRowFirstColumn="0" w:lastRowLastColumn="0"/>
+              <w:rPr>
+                <w:rFonts w:ascii="Arial" w:hAnsi="Arial" w:cs="Arial"/>
+                <w:bCs/>
+                <w:sz w:val="24"/>
+                <w:szCs w:val="24"/>
+                <w:lang w:val="es-PE"/>
+              </w:rPr>
+            </w:pPr>
+            <w:r>
+              <w:rPr>
+                <w:rFonts w:ascii="Arial" w:hAnsi="Arial" w:cs="Arial"/>
+                <w:bCs/>
+                <w:sz w:val="24"/>
+                <w:szCs w:val="24"/>
+                <w:lang w:val="es-PE"/>
+              </w:rPr>
+              <w:t>El sistema web debe poder ser utilizado en navegadores (Microsoft Edge, Google Crome, Opera, Mozilla Firefox).</w:t>
+            </w:r>
+          </w:p>
+        </w:tc>
+      </w:tr>
+      <w:tr>
+        <w:trPr>
+          <w:jc w:val="center"/>
+        </w:trPr>
+        <w:tc>
+          <w:tcPr>
+            <w:cnfStyle w:val="001000000000" w:firstRow="0" w:lastRow="0" w:firstColumn="1" w:lastColumn="0" w:oddVBand="0" w:evenVBand="0" w:oddHBand="0" w:evenHBand="0" w:firstRowFirstColumn="0" w:firstRowLastColumn="0" w:lastRowFirstColumn="0" w:lastRowLastColumn="0"/>
+            <w:tcW w:w="1472" w:type="dxa"/>
+          </w:tcPr>
+          <w:p>
+            <w:pPr>
+              <w:pStyle w:val="Prrafodelista"/>
+              <w:ind w:left="0"/>
+              <w:jc w:val="center"/>
+              <w:rPr>
+                <w:rFonts w:ascii="Arial" w:hAnsi="Arial" w:cs="Arial"/>
+                <w:b w:val="0"/>
+                <w:sz w:val="24"/>
+                <w:szCs w:val="24"/>
+                <w:lang w:val="es-PE"/>
+              </w:rPr>
+            </w:pPr>
+            <w:r>
+              <w:rPr>
+                <w:rFonts w:ascii="Arial" w:hAnsi="Arial" w:cs="Arial"/>
+                <w:sz w:val="24"/>
+                <w:szCs w:val="24"/>
+                <w:lang w:val="es-PE"/>
+              </w:rPr>
+              <w:t>RNF – 05</w:t>
+            </w:r>
+          </w:p>
+          <w:p>
+            <w:pPr>
+              <w:pStyle w:val="Prrafodelista"/>
+              <w:ind w:left="0"/>
+              <w:jc w:val="center"/>
+              <w:rPr>
+                <w:rFonts w:ascii="Arial" w:hAnsi="Arial" w:cs="Arial"/>
+                <w:bCs w:val="0"/>
+                <w:sz w:val="24"/>
+                <w:szCs w:val="24"/>
+                <w:lang w:val="es-PE"/>
+              </w:rPr>
+            </w:pPr>
+            <w:r>
+              <w:rPr>
+                <w:rFonts w:ascii="Arial" w:hAnsi="Arial" w:cs="Arial"/>
+                <w:sz w:val="24"/>
+                <w:szCs w:val="24"/>
+                <w:lang w:val="es-PE"/>
+              </w:rPr>
+              <w:t>Mantenibilidad</w:t>
+            </w:r>
+          </w:p>
+        </w:tc>
+        <w:tc>
+          <w:tcPr>
+            <w:tcW w:w="6466" w:type="dxa"/>
+          </w:tcPr>
+          <w:p>
+            <w:pPr>
+              <w:pStyle w:val="Prrafodelista"/>
+              <w:numPr>
+                <w:ilvl w:val="0"/>
+                <w:numId w:val="14"/>
+              </w:numPr>
+              <w:spacing w:line="360" w:lineRule="auto"/>
+              <w:jc w:val="both"/>
+              <w:cnfStyle w:val="000000000000" w:firstRow="0" w:lastRow="0" w:firstColumn="0" w:lastColumn="0" w:oddVBand="0" w:evenVBand="0" w:oddHBand="0" w:evenHBand="0" w:firstRowFirstColumn="0" w:firstRowLastColumn="0" w:lastRowFirstColumn="0" w:lastRowLastColumn="0"/>
+              <w:rPr>
+                <w:rFonts w:ascii="Arial" w:hAnsi="Arial" w:cs="Arial"/>
+                <w:bCs/>
+                <w:sz w:val="24"/>
+                <w:szCs w:val="24"/>
+                <w:lang w:val="es-PE"/>
+              </w:rPr>
+            </w:pPr>
+            <w:r>
+              <w:rPr>
+                <w:rFonts w:ascii="Arial" w:hAnsi="Arial" w:cs="Arial"/>
+                <w:bCs/>
+                <w:sz w:val="24"/>
+                <w:szCs w:val="24"/>
+                <w:lang w:val="es-PE"/>
+              </w:rPr>
+              <w:t>El sistema web debe permitir actualizaciones sin afectar los datos registrados.</w:t>
+            </w:r>
+          </w:p>
+        </w:tc>
+      </w:tr>
+      <w:tr>
+        <w:trPr>
+          <w:jc w:val="center"/>
+        </w:trPr>
+        <w:tc>
+          <w:tcPr>
+            <w:cnfStyle w:val="001000000000" w:firstRow="0" w:lastRow="0" w:firstColumn="1" w:lastColumn="0" w:oddVBand="0" w:evenVBand="0" w:oddHBand="0" w:evenHBand="0" w:firstRowFirstColumn="0" w:firstRowLastColumn="0" w:lastRowFirstColumn="0" w:lastRowLastColumn="0"/>
+            <w:tcW w:w="1472" w:type="dxa"/>
+          </w:tcPr>
+          <w:p>
+            <w:pPr>
+              <w:pStyle w:val="Prrafodelista"/>
+              <w:ind w:left="0"/>
+              <w:jc w:val="center"/>
+              <w:rPr>
+                <w:rFonts w:ascii="Arial" w:hAnsi="Arial" w:cs="Arial"/>
+                <w:b w:val="0"/>
+                <w:sz w:val="24"/>
+                <w:szCs w:val="24"/>
+                <w:lang w:val="es-PE"/>
+              </w:rPr>
+            </w:pPr>
+            <w:r>
+              <w:rPr>
+                <w:rFonts w:ascii="Arial" w:hAnsi="Arial" w:cs="Arial"/>
+                <w:sz w:val="24"/>
+                <w:szCs w:val="24"/>
+                <w:lang w:val="es-PE"/>
+              </w:rPr>
+              <w:t>RNF – 06</w:t>
+            </w:r>
+          </w:p>
+          <w:p>
+            <w:pPr>
+              <w:pStyle w:val="Prrafodelista"/>
+              <w:ind w:left="0"/>
+              <w:jc w:val="center"/>
+              <w:rPr>
+                <w:rFonts w:ascii="Arial" w:hAnsi="Arial" w:cs="Arial"/>
+                <w:bCs w:val="0"/>
+                <w:sz w:val="24"/>
+                <w:szCs w:val="24"/>
+                <w:lang w:val="es-PE"/>
+              </w:rPr>
+            </w:pPr>
+            <w:r>
+              <w:rPr>
+                <w:rFonts w:ascii="Arial" w:hAnsi="Arial" w:cs="Arial"/>
+                <w:sz w:val="24"/>
+                <w:szCs w:val="24"/>
+                <w:lang w:val="es-PE"/>
+              </w:rPr>
+              <w:t>Fiabilidad</w:t>
+            </w:r>
+          </w:p>
+        </w:tc>
+        <w:tc>
+          <w:tcPr>
+            <w:tcW w:w="6466" w:type="dxa"/>
+          </w:tcPr>
+          <w:p>
+            <w:pPr>
+              <w:pStyle w:val="Prrafodelista"/>
+              <w:numPr>
+                <w:ilvl w:val="0"/>
+                <w:numId w:val="14"/>
+              </w:numPr>
+              <w:spacing w:line="360" w:lineRule="auto"/>
+              <w:jc w:val="both"/>
+              <w:cnfStyle w:val="000000000000" w:firstRow="0" w:lastRow="0" w:firstColumn="0" w:lastColumn="0" w:oddVBand="0" w:evenVBand="0" w:oddHBand="0" w:evenHBand="0" w:firstRowFirstColumn="0" w:firstRowLastColumn="0" w:lastRowFirstColumn="0" w:lastRowLastColumn="0"/>
+              <w:rPr>
+                <w:rFonts w:ascii="Arial" w:hAnsi="Arial" w:cs="Arial"/>
+                <w:bCs/>
+                <w:sz w:val="24"/>
+                <w:szCs w:val="24"/>
+                <w:lang w:val="es-PE"/>
+              </w:rPr>
+            </w:pPr>
+            <w:r>
+              <w:rPr>
+                <w:rFonts w:ascii="Arial" w:hAnsi="Arial" w:cs="Arial"/>
+                <w:bCs/>
+                <w:sz w:val="24"/>
+                <w:szCs w:val="24"/>
+                <w:lang w:val="es-PE"/>
+              </w:rPr>
+              <w:t>El sistema web debe garantizar que los datos registrados no se pierdan ante un fallo del equipo.</w:t>
+            </w:r>
+          </w:p>
+        </w:tc>
+      </w:tr>
+      <w:tr>
+        <w:trPr>
+          <w:jc w:val="center"/>
+        </w:trPr>
+        <w:tc>
+          <w:tcPr>
+            <w:cnfStyle w:val="001000000000" w:firstRow="0" w:lastRow="0" w:firstColumn="1" w:lastColumn="0" w:oddVBand="0" w:evenVBand="0" w:oddHBand="0" w:evenHBand="0" w:firstRowFirstColumn="0" w:firstRowLastColumn="0" w:lastRowFirstColumn="0" w:lastRowLastColumn="0"/>
+            <w:tcW w:w="1472" w:type="dxa"/>
+          </w:tcPr>
+          <w:p>
+            <w:pPr>
+              <w:pStyle w:val="Prrafodelista"/>
+              <w:ind w:left="0"/>
+              <w:jc w:val="center"/>
+              <w:rPr>
+                <w:rFonts w:ascii="Arial" w:hAnsi="Arial" w:cs="Arial"/>
+                <w:bCs w:val="0"/>
+                <w:sz w:val="24"/>
+                <w:szCs w:val="24"/>
+                <w:lang w:val="es-PE"/>
+              </w:rPr>
+            </w:pPr>
+            <w:r>
+              <w:rPr>
+                <w:rFonts w:ascii="Arial" w:hAnsi="Arial" w:cs="Arial"/>
+                <w:sz w:val="24"/>
+                <w:szCs w:val="24"/>
+                <w:lang w:val="es-PE"/>
+              </w:rPr>
+              <w:lastRenderedPageBreak/>
+              <w:t>RNF – 07</w:t>
+            </w:r>
+            <w:r>
+              <w:rPr>
+                <w:rFonts w:ascii="Arial" w:hAnsi="Arial" w:cs="Arial"/>
+                <w:sz w:val="24"/>
+                <w:szCs w:val="24"/>
+                <w:lang w:val="es-PE"/>
+              </w:rPr>
+              <w:br/>
+              <w:t>Escalabilidad</w:t>
+            </w:r>
+          </w:p>
+        </w:tc>
+        <w:tc>
+          <w:tcPr>
+            <w:tcW w:w="6466" w:type="dxa"/>
+          </w:tcPr>
+          <w:p>
+            <w:pPr>
+              <w:pStyle w:val="Prrafodelista"/>
+              <w:numPr>
+                <w:ilvl w:val="0"/>
+                <w:numId w:val="14"/>
+              </w:numPr>
+              <w:spacing w:line="360" w:lineRule="auto"/>
+              <w:jc w:val="both"/>
+              <w:cnfStyle w:val="000000000000" w:firstRow="0" w:lastRow="0" w:firstColumn="0" w:lastColumn="0" w:oddVBand="0" w:evenVBand="0" w:oddHBand="0" w:evenHBand="0" w:firstRowFirstColumn="0" w:firstRowLastColumn="0" w:lastRowFirstColumn="0" w:lastRowLastColumn="0"/>
+              <w:rPr>
+                <w:rFonts w:ascii="Arial" w:hAnsi="Arial" w:cs="Arial"/>
+                <w:bCs/>
+                <w:sz w:val="24"/>
+                <w:szCs w:val="24"/>
+                <w:lang w:val="es-PE"/>
+              </w:rPr>
+            </w:pPr>
+            <w:r>
+              <w:rPr>
+                <w:rFonts w:ascii="Arial" w:hAnsi="Arial" w:cs="Arial"/>
+                <w:bCs/>
+                <w:sz w:val="24"/>
+                <w:szCs w:val="24"/>
+                <w:lang w:val="es-PE"/>
+              </w:rPr>
+              <w:t>El sistema web debe estar diseñado para crecer e integrar nuevas funciones a futuro.</w:t>
+            </w:r>
+          </w:p>
+        </w:tc>
+      </w:tr>
+      <w:tr>
+        <w:trPr>
+          <w:jc w:val="center"/>
+        </w:trPr>
+        <w:tc>
+          <w:tcPr>
+            <w:cnfStyle w:val="001000000000" w:firstRow="0" w:lastRow="0" w:firstColumn="1" w:lastColumn="0" w:oddVBand="0" w:evenVBand="0" w:oddHBand="0" w:evenHBand="0" w:firstRowFirstColumn="0" w:firstRowLastColumn="0" w:lastRowFirstColumn="0" w:lastRowLastColumn="0"/>
+            <w:tcW w:w="1472" w:type="dxa"/>
+          </w:tcPr>
+          <w:p>
+            <w:pPr>
+              <w:pStyle w:val="Prrafodelista"/>
+              <w:ind w:left="0"/>
+              <w:jc w:val="center"/>
+              <w:rPr>
+                <w:rFonts w:ascii="Arial" w:hAnsi="Arial" w:cs="Arial"/>
+                <w:b w:val="0"/>
+                <w:sz w:val="24"/>
+                <w:szCs w:val="24"/>
+                <w:lang w:val="es-PE"/>
+              </w:rPr>
+            </w:pPr>
+            <w:r>
+              <w:rPr>
+                <w:rFonts w:ascii="Arial" w:hAnsi="Arial" w:cs="Arial"/>
+                <w:sz w:val="24"/>
+                <w:szCs w:val="24"/>
+                <w:lang w:val="es-PE"/>
+              </w:rPr>
+              <w:t>RNF – 08</w:t>
+            </w:r>
+          </w:p>
+          <w:p>
+            <w:pPr>
+              <w:pStyle w:val="Prrafodelista"/>
+              <w:ind w:left="0"/>
+              <w:jc w:val="center"/>
+              <w:rPr>
+                <w:rFonts w:ascii="Arial" w:hAnsi="Arial" w:cs="Arial"/>
+                <w:bCs w:val="0"/>
+                <w:sz w:val="24"/>
+                <w:szCs w:val="24"/>
+                <w:lang w:val="es-PE"/>
+              </w:rPr>
+            </w:pPr>
+            <w:r>
+              <w:rPr>
+                <w:rFonts w:ascii="Arial" w:hAnsi="Arial" w:cs="Arial"/>
+                <w:sz w:val="24"/>
+                <w:szCs w:val="24"/>
+                <w:lang w:val="es-PE"/>
+              </w:rPr>
+              <w:t>Respaldo de Datos</w:t>
+            </w:r>
+          </w:p>
+        </w:tc>
+        <w:tc>
+          <w:tcPr>
+            <w:tcW w:w="6466" w:type="dxa"/>
+          </w:tcPr>
+          <w:p>
+            <w:pPr>
+              <w:pStyle w:val="Prrafodelista"/>
+              <w:numPr>
+                <w:ilvl w:val="0"/>
+                <w:numId w:val="14"/>
+              </w:numPr>
+              <w:spacing w:line="360" w:lineRule="auto"/>
+              <w:jc w:val="both"/>
+              <w:cnfStyle w:val="000000000000" w:firstRow="0" w:lastRow="0" w:firstColumn="0" w:lastColumn="0" w:oddVBand="0" w:evenVBand="0" w:oddHBand="0" w:evenHBand="0" w:firstRowFirstColumn="0" w:firstRowLastColumn="0" w:lastRowFirstColumn="0" w:lastRowLastColumn="0"/>
+              <w:rPr>
+                <w:rFonts w:ascii="Arial" w:hAnsi="Arial" w:cs="Arial"/>
+                <w:bCs/>
+                <w:sz w:val="24"/>
+                <w:szCs w:val="24"/>
+                <w:lang w:val="es-PE"/>
+              </w:rPr>
+            </w:pPr>
+            <w:r>
+              <w:rPr>
+                <w:rFonts w:ascii="Arial" w:hAnsi="Arial" w:cs="Arial"/>
+                <w:bCs/>
+                <w:sz w:val="24"/>
+                <w:szCs w:val="24"/>
+                <w:lang w:val="es-PE"/>
+              </w:rPr>
+              <w:t xml:space="preserve">El sistema web debe realizar copias de seguridad automatizada todos los días de tipo LOG y una copia de seguridad los fines de mes y Domingos de tipo FULL. </w:t>
+            </w:r>
+          </w:p>
+        </w:tc>
+      </w:tr>
+    </w:tbl>
+    <w:p>
+      <w:pPr>
+        <w:pStyle w:val="Prrafodelista"/>
+        <w:numPr>
+          <w:ilvl w:val="1"/>
+          <w:numId w:val="1"/>
+        </w:numPr>
+        <w:spacing w:before="240" w:line="360" w:lineRule="auto"/>
+        <w:rPr>
+          <w:rFonts w:ascii="Arial" w:hAnsi="Arial" w:cs="Arial"/>
+          <w:b/>
+          <w:bCs/>
+        </w:rPr>
+      </w:pPr>
+      <w:r>
+        <w:rPr>
+          <w:rFonts w:ascii="Arial" w:hAnsi="Arial" w:cs="Arial"/>
+          <w:b/>
+          <w:bCs/>
+        </w:rPr>
+        <w:t>Criterios de Aceptación RF</w:t>
+      </w:r>
+    </w:p>
+    <w:p/>
+    <w:p>
+      <w:pPr>
+        <w:pStyle w:val="Prrafodelista"/>
+        <w:numPr>
+          <w:ilvl w:val="1"/>
+          <w:numId w:val="1"/>
+        </w:numPr>
+        <w:spacing w:before="240" w:line="360" w:lineRule="auto"/>
+        <w:rPr>
+          <w:b/>
+          <w:bCs/>
+        </w:rPr>
+      </w:pPr>
+      <w:r>
+        <w:rPr>
+          <w:b/>
+          <w:bCs/>
+        </w:rPr>
+        <w:t xml:space="preserve">Criterios de </w:t>
+      </w:r>
+      <w:r>
+        <w:rPr>
+          <w:b/>
+          <w:bCs/>
+        </w:rPr>
+        <w:t>Aceptación</w:t>
+      </w:r>
+      <w:r>
+        <w:rPr>
+          <w:b/>
+          <w:bCs/>
+        </w:rPr>
+        <w:t xml:space="preserve"> RF</w:t>
+      </w:r>
+    </w:p>
+    <w:p/>
+    <w:p/>
+    <w:p>
+      <w:pPr>
+        <w:pStyle w:val="Ttulo1"/>
+      </w:pPr>
+      <w:r>
+        <w:t>Implementar pruebas unitarias</w:t>
+      </w:r>
+    </w:p>
+    <w:p/>
+    <w:p>
+      <w:pPr>
+        <w:pStyle w:val="Ttulo1"/>
+      </w:pPr>
+      <w:r>
+        <w:t>Inspeccionar y refactorizar software</w:t>
+      </w:r>
+    </w:p>
+    <w:p/>
+    <w:p>
+      <w:pPr>
+        <w:pStyle w:val="Ttulo1"/>
+      </w:pPr>
+      <w:r>
+        <w:t>Casos de pruebas</w:t>
+      </w:r>
+    </w:p>
+    <w:p/>
+    <w:p>
+      <w:pPr>
+        <w:pStyle w:val="Ttulo1"/>
+      </w:pPr>
+      <w:r>
+        <w:t xml:space="preserve"> Lista de control de calidad</w:t>
+      </w:r>
+    </w:p>
+    <w:p/>
+    <w:p/>
     <w:sectPr>
       <w:pgSz w:w="11906" w:h="16838"/>
       <w:pgMar w:top="1417" w:right="1701" w:bottom="1417" w:left="1701" w:header="708" w:footer="708" w:gutter="0"/>
@@ -1930,6 +4238,119 @@
 <file path=word/numbering.xml><?xml version="1.0" encoding="utf-8"?>
 <w:numbering xmlns:wpc="http://schemas.microsoft.com/office/word/2010/wordprocessingCanvas" xmlns:cx="http://schemas.microsoft.com/office/drawing/2014/chartex" xmlns:cx1="http://schemas.microsoft.com/office/drawing/2015/9/8/chartex" xmlns:cx2="http://schemas.microsoft.com/office/drawing/2015/10/21/chartex" xmlns:cx3="http://schemas.microsoft.com/office/drawing/2016/5/9/chartex" xmlns:cx4="http://schemas.microsoft.com/office/drawing/2016/5/10/chartex" xmlns:cx5="http://schemas.microsoft.com/office/drawing/2016/5/11/chartex" xmlns:cx6="http://schemas.microsoft.com/office/drawing/2016/5/12/chartex" xmlns:cx7="http://schemas.microsoft.com/office/drawing/2016/5/13/chartex" xmlns:cx8="http://schemas.microsoft.com/office/drawing/2016/5/14/chartex" xmlns:mc="http://schemas.openxmlformats.org/markup-compatibility/2006" xmlns:aink="http://schemas.microsoft.com/office/drawing/2016/ink" xmlns:am3d="http://schemas.microsoft.com/office/drawing/2017/model3d" xmlns:o="urn:schemas-microsoft-com:office:office" xmlns:oel="http://schemas.microsoft.com/office/2019/extlst" xmlns:r="http://schemas.openxmlformats.org/officeDocument/2006/relationships" xmlns:m="http://schemas.openxmlformats.org/officeDocument/2006/math" xmlns:v="urn:schemas-microsoft-com:vml" xmlns:wp14="http://schemas.microsoft.com/office/word/2010/wordprocessingDrawing" xmlns:wp="http://schemas.openxmlformats.org/drawingml/2006/wordprocessingDrawing" xmlns:w10="urn:schemas-microsoft-com:office:word" xmlns:w="http://schemas.openxmlformats.org/wordprocessingml/2006/main" xmlns:w14="http://schemas.microsoft.com/office/word/2010/wordml" xmlns:w15="http://schemas.microsoft.com/office/word/2012/wordml" xmlns:w16cex="http://schemas.microsoft.com/office/word/2018/wordml/cex" xmlns:w16cid="http://schemas.microsoft.com/office/word/2016/wordml/cid" xmlns:w16="http://schemas.microsoft.com/office/word/2018/wordml" xmlns:w16du="http://schemas.microsoft.com/office/word/2023/wordml/word16du" xmlns:w16sdtdh="http://schemas.microsoft.com/office/word/2020/wordml/sdtdatahash" xmlns:w16sdtfl="http://schemas.microsoft.com/office/word/2024/wordml/sdtformatlock" xmlns:w16se="http://schemas.microsoft.com/office/word/2015/wordml/symex" xmlns:wpg="http://schemas.microsoft.com/office/word/2010/wordprocessingGroup" xmlns:wpi="http://schemas.microsoft.com/office/word/2010/wordprocessingInk" xmlns:wne="http://schemas.microsoft.com/office/word/2006/wordml" xmlns:wps="http://schemas.microsoft.com/office/word/2010/wordprocessingShape" mc:Ignorable="w14 w15 w16se w16cid w16 w16cex w16sdtdh w16sdtfl w16du wp14">
   <w:abstractNum w:abstractNumId="0" w15:restartNumberingAfterBreak="0">
+    <w:nsid w:val="168D5806"/>
+    <w:multiLevelType w:val="hybridMultilevel"/>
+    <w:tmpl w:val="F3B40986"/>
+    <w:lvl w:ilvl="0" w:tplc="280A000B">
+      <w:start w:val="1"/>
+      <w:numFmt w:val="bullet"/>
+      <w:lvlText w:val=""/>
+      <w:lvlJc w:val="left"/>
+      <w:pPr>
+        <w:ind w:left="720" w:hanging="360"/>
+      </w:pPr>
+      <w:rPr>
+        <w:rFonts w:ascii="Wingdings" w:hAnsi="Wingdings" w:hint="default"/>
+      </w:rPr>
+    </w:lvl>
+    <w:lvl w:ilvl="1" w:tplc="280A0003" w:tentative="1">
+      <w:start w:val="1"/>
+      <w:numFmt w:val="bullet"/>
+      <w:lvlText w:val="o"/>
+      <w:lvlJc w:val="left"/>
+      <w:pPr>
+        <w:ind w:left="1440" w:hanging="360"/>
+      </w:pPr>
+      <w:rPr>
+        <w:rFonts w:ascii="Courier New" w:hAnsi="Courier New" w:cs="Courier New" w:hint="default"/>
+      </w:rPr>
+    </w:lvl>
+    <w:lvl w:ilvl="2" w:tplc="280A0005" w:tentative="1">
+      <w:start w:val="1"/>
+      <w:numFmt w:val="bullet"/>
+      <w:lvlText w:val=""/>
+      <w:lvlJc w:val="left"/>
+      <w:pPr>
+        <w:ind w:left="2160" w:hanging="360"/>
+      </w:pPr>
+      <w:rPr>
+        <w:rFonts w:ascii="Wingdings" w:hAnsi="Wingdings" w:hint="default"/>
+      </w:rPr>
+    </w:lvl>
+    <w:lvl w:ilvl="3" w:tplc="280A0001" w:tentative="1">
+      <w:start w:val="1"/>
+      <w:numFmt w:val="bullet"/>
+      <w:lvlText w:val=""/>
+      <w:lvlJc w:val="left"/>
+      <w:pPr>
+        <w:ind w:left="2880" w:hanging="360"/>
+      </w:pPr>
+      <w:rPr>
+        <w:rFonts w:ascii="Symbol" w:hAnsi="Symbol" w:hint="default"/>
+      </w:rPr>
+    </w:lvl>
+    <w:lvl w:ilvl="4" w:tplc="280A0003" w:tentative="1">
+      <w:start w:val="1"/>
+      <w:numFmt w:val="bullet"/>
+      <w:lvlText w:val="o"/>
+      <w:lvlJc w:val="left"/>
+      <w:pPr>
+        <w:ind w:left="3600" w:hanging="360"/>
+      </w:pPr>
+      <w:rPr>
+        <w:rFonts w:ascii="Courier New" w:hAnsi="Courier New" w:cs="Courier New" w:hint="default"/>
+      </w:rPr>
+    </w:lvl>
+    <w:lvl w:ilvl="5" w:tplc="280A0005" w:tentative="1">
+      <w:start w:val="1"/>
+      <w:numFmt w:val="bullet"/>
+      <w:lvlText w:val=""/>
+      <w:lvlJc w:val="left"/>
+      <w:pPr>
+        <w:ind w:left="4320" w:hanging="360"/>
+      </w:pPr>
+      <w:rPr>
+        <w:rFonts w:ascii="Wingdings" w:hAnsi="Wingdings" w:hint="default"/>
+      </w:rPr>
+    </w:lvl>
+    <w:lvl w:ilvl="6" w:tplc="280A0001" w:tentative="1">
+      <w:start w:val="1"/>
+      <w:numFmt w:val="bullet"/>
+      <w:lvlText w:val=""/>
+      <w:lvlJc w:val="left"/>
+      <w:pPr>
+        <w:ind w:left="5040" w:hanging="360"/>
+      </w:pPr>
+      <w:rPr>
+        <w:rFonts w:ascii="Symbol" w:hAnsi="Symbol" w:hint="default"/>
+      </w:rPr>
+    </w:lvl>
+    <w:lvl w:ilvl="7" w:tplc="280A0003" w:tentative="1">
+      <w:start w:val="1"/>
+      <w:numFmt w:val="bullet"/>
+      <w:lvlText w:val="o"/>
+      <w:lvlJc w:val="left"/>
+      <w:pPr>
+        <w:ind w:left="5760" w:hanging="360"/>
+      </w:pPr>
+      <w:rPr>
+        <w:rFonts w:ascii="Courier New" w:hAnsi="Courier New" w:cs="Courier New" w:hint="default"/>
+      </w:rPr>
+    </w:lvl>
+    <w:lvl w:ilvl="8" w:tplc="280A0005" w:tentative="1">
+      <w:start w:val="1"/>
+      <w:numFmt w:val="bullet"/>
+      <w:lvlText w:val=""/>
+      <w:lvlJc w:val="left"/>
+      <w:pPr>
+        <w:ind w:left="6480" w:hanging="360"/>
+      </w:pPr>
+      <w:rPr>
+        <w:rFonts w:ascii="Wingdings" w:hAnsi="Wingdings" w:hint="default"/>
+      </w:rPr>
+    </w:lvl>
+  </w:abstractNum>
+  <w:abstractNum w:abstractNumId="1" w15:restartNumberingAfterBreak="0">
     <w:nsid w:val="383F15D7"/>
     <w:multiLevelType w:val="multilevel"/>
     <w:tmpl w:val="24E2347C"/>
@@ -2078,10 +4499,10 @@
       </w:rPr>
     </w:lvl>
   </w:abstractNum>
-  <w:abstractNum w:abstractNumId="1" w15:restartNumberingAfterBreak="0">
+  <w:abstractNum w:abstractNumId="2" w15:restartNumberingAfterBreak="0">
     <w:nsid w:val="56DD366B"/>
     <w:multiLevelType w:val="multilevel"/>
-    <w:tmpl w:val="5C06E3AE"/>
+    <w:tmpl w:val="172A27B0"/>
     <w:lvl w:ilvl="0">
       <w:start w:val="1"/>
       <w:numFmt w:val="decimal"/>
@@ -2199,7 +4620,7 @@
       </w:rPr>
     </w:lvl>
   </w:abstractNum>
-  <w:abstractNum w:abstractNumId="2" w15:restartNumberingAfterBreak="0">
+  <w:abstractNum w:abstractNumId="3" w15:restartNumberingAfterBreak="0">
     <w:nsid w:val="59032415"/>
     <w:multiLevelType w:val="hybridMultilevel"/>
     <w:tmpl w:val="CC3E1BAA"/>
@@ -2312,7 +4733,7 @@
       </w:rPr>
     </w:lvl>
   </w:abstractNum>
-  <w:abstractNum w:abstractNumId="3" w15:restartNumberingAfterBreak="0">
+  <w:abstractNum w:abstractNumId="4" w15:restartNumberingAfterBreak="0">
     <w:nsid w:val="5E400FFB"/>
     <w:multiLevelType w:val="multilevel"/>
     <w:tmpl w:val="AB0A347C"/>
@@ -2461,7 +4882,7 @@
       </w:rPr>
     </w:lvl>
   </w:abstractNum>
-  <w:abstractNum w:abstractNumId="4" w15:restartNumberingAfterBreak="0">
+  <w:abstractNum w:abstractNumId="5" w15:restartNumberingAfterBreak="0">
     <w:nsid w:val="71510EBF"/>
     <w:multiLevelType w:val="multilevel"/>
     <w:tmpl w:val="AC9C8E36"/>
@@ -2610,7 +5031,7 @@
       </w:rPr>
     </w:lvl>
   </w:abstractNum>
-  <w:abstractNum w:abstractNumId="5" w15:restartNumberingAfterBreak="0">
+  <w:abstractNum w:abstractNumId="6" w15:restartNumberingAfterBreak="0">
     <w:nsid w:val="79865B2A"/>
     <w:multiLevelType w:val="hybridMultilevel"/>
     <w:tmpl w:val="40AA1AAA"/>
@@ -2724,22 +5145,46 @@
     </w:lvl>
   </w:abstractNum>
   <w:num w:numId="1" w16cid:durableId="1919440209">
+    <w:abstractNumId w:val="2"/>
+  </w:num>
+  <w:num w:numId="2" w16cid:durableId="2030637476">
+    <w:abstractNumId w:val="6"/>
+  </w:num>
+  <w:num w:numId="3" w16cid:durableId="1870950613">
+    <w:abstractNumId w:val="3"/>
+  </w:num>
+  <w:num w:numId="4" w16cid:durableId="1996833602">
     <w:abstractNumId w:val="1"/>
   </w:num>
-  <w:num w:numId="2" w16cid:durableId="2030637476">
+  <w:num w:numId="5" w16cid:durableId="1829324248">
+    <w:abstractNumId w:val="4"/>
+  </w:num>
+  <w:num w:numId="6" w16cid:durableId="336228573">
     <w:abstractNumId w:val="5"/>
   </w:num>
-  <w:num w:numId="3" w16cid:durableId="1870950613">
+  <w:num w:numId="7" w16cid:durableId="146364719">
     <w:abstractNumId w:val="2"/>
   </w:num>
-  <w:num w:numId="4" w16cid:durableId="1996833602">
+  <w:num w:numId="8" w16cid:durableId="809637678">
+    <w:abstractNumId w:val="2"/>
+  </w:num>
+  <w:num w:numId="9" w16cid:durableId="1390612424">
+    <w:abstractNumId w:val="2"/>
+  </w:num>
+  <w:num w:numId="10" w16cid:durableId="2124301009">
+    <w:abstractNumId w:val="2"/>
+  </w:num>
+  <w:num w:numId="11" w16cid:durableId="2017265956">
+    <w:abstractNumId w:val="2"/>
+  </w:num>
+  <w:num w:numId="12" w16cid:durableId="911309662">
+    <w:abstractNumId w:val="2"/>
+  </w:num>
+  <w:num w:numId="13" w16cid:durableId="1130131770">
+    <w:abstractNumId w:val="2"/>
+  </w:num>
+  <w:num w:numId="14" w16cid:durableId="1634166330">
     <w:abstractNumId w:val="0"/>
-  </w:num>
-  <w:num w:numId="5" w16cid:durableId="1829324248">
-    <w:abstractNumId w:val="3"/>
-  </w:num>
-  <w:num w:numId="6" w16cid:durableId="336228573">
-    <w:abstractNumId w:val="4"/>
   </w:num>
 </w:numbering>
 </file>
@@ -3153,14 +5598,14 @@
     <w:autoRedefine/>
     <w:uiPriority w:val="9"/>
     <w:qFormat/>
-    <w:rsid w:val="00A43A5C"/>
+    <w:rsid w:val="002079D5"/>
     <w:pPr>
       <w:keepNext/>
       <w:keepLines/>
       <w:numPr>
         <w:numId w:val="1"/>
       </w:numPr>
-      <w:spacing w:after="0"/>
+      <w:spacing w:after="0" w:line="360" w:lineRule="auto"/>
       <w:jc w:val="both"/>
       <w:outlineLvl w:val="0"/>
     </w:pPr>
@@ -3351,6 +5796,7 @@
   <w:style w:type="character" w:default="1" w:styleId="Fuentedeprrafopredeter">
     <w:name w:val="Default Paragraph Font"/>
     <w:uiPriority w:val="1"/>
+    <w:semiHidden/>
     <w:unhideWhenUsed/>
   </w:style>
   <w:style w:type="table" w:default="1" w:styleId="Tablanormal">
@@ -3379,7 +5825,7 @@
     <w:basedOn w:val="Fuentedeprrafopredeter"/>
     <w:link w:val="Ttulo1"/>
     <w:uiPriority w:val="9"/>
-    <w:rsid w:val="00A43A5C"/>
+    <w:rsid w:val="002079D5"/>
     <w:rPr>
       <w:rFonts w:ascii="Arial" w:eastAsiaTheme="majorEastAsia" w:hAnsi="Arial" w:cstheme="majorBidi"/>
       <w:b/>
@@ -3662,6 +6108,140 @@
       <w:color w:val="0F4761" w:themeColor="accent1" w:themeShade="BF"/>
       <w:spacing w:val="5"/>
     </w:rPr>
+  </w:style>
+  <w:style w:type="table" w:styleId="Tabladelista2">
+    <w:name w:val="List Table 2"/>
+    <w:basedOn w:val="Tablanormal"/>
+    <w:uiPriority w:val="47"/>
+    <w:rsid w:val="00F2348E"/>
+    <w:pPr>
+      <w:spacing w:after="0" w:line="240" w:lineRule="auto"/>
+    </w:pPr>
+    <w:rPr>
+      <w:kern w:val="0"/>
+      <w:sz w:val="22"/>
+      <w:szCs w:val="22"/>
+      <w:lang w:val="en-US"/>
+      <w14:ligatures w14:val="none"/>
+    </w:rPr>
+    <w:tblPr>
+      <w:tblStyleRowBandSize w:val="1"/>
+      <w:tblStyleColBandSize w:val="1"/>
+      <w:tblBorders>
+        <w:top w:val="single" w:sz="4" w:space="0" w:color="666666" w:themeColor="text1" w:themeTint="99"/>
+        <w:bottom w:val="single" w:sz="4" w:space="0" w:color="666666" w:themeColor="text1" w:themeTint="99"/>
+        <w:insideH w:val="single" w:sz="4" w:space="0" w:color="666666" w:themeColor="text1" w:themeTint="99"/>
+      </w:tblBorders>
+    </w:tblPr>
+    <w:tblStylePr w:type="firstRow">
+      <w:rPr>
+        <w:b/>
+        <w:bCs/>
+      </w:rPr>
+    </w:tblStylePr>
+    <w:tblStylePr w:type="lastRow">
+      <w:rPr>
+        <w:b/>
+        <w:bCs/>
+      </w:rPr>
+    </w:tblStylePr>
+    <w:tblStylePr w:type="firstCol">
+      <w:rPr>
+        <w:b/>
+        <w:bCs/>
+      </w:rPr>
+    </w:tblStylePr>
+    <w:tblStylePr w:type="lastCol">
+      <w:rPr>
+        <w:b/>
+        <w:bCs/>
+      </w:rPr>
+    </w:tblStylePr>
+    <w:tblStylePr w:type="band1Vert">
+      <w:tblPr/>
+      <w:tcPr>
+        <w:shd w:val="clear" w:color="auto" w:fill="CCCCCC" w:themeFill="text1" w:themeFillTint="33"/>
+      </w:tcPr>
+    </w:tblStylePr>
+    <w:tblStylePr w:type="band1Horz">
+      <w:tblPr/>
+      <w:tcPr>
+        <w:shd w:val="clear" w:color="auto" w:fill="CCCCCC" w:themeFill="text1" w:themeFillTint="33"/>
+      </w:tcPr>
+    </w:tblStylePr>
+  </w:style>
+  <w:style w:type="table" w:styleId="Tabladelista1clara">
+    <w:name w:val="List Table 1 Light"/>
+    <w:basedOn w:val="Tablanormal"/>
+    <w:uiPriority w:val="46"/>
+    <w:rsid w:val="00F2348E"/>
+    <w:pPr>
+      <w:spacing w:after="0" w:line="240" w:lineRule="auto"/>
+    </w:pPr>
+    <w:rPr>
+      <w:kern w:val="0"/>
+      <w:sz w:val="22"/>
+      <w:szCs w:val="22"/>
+      <w:lang w:val="en-US"/>
+      <w14:ligatures w14:val="none"/>
+    </w:rPr>
+    <w:tblPr>
+      <w:tblStyleRowBandSize w:val="1"/>
+      <w:tblStyleColBandSize w:val="1"/>
+      <w:tblBorders>
+        <w:top w:val="single" w:sz="4" w:space="0" w:color="auto"/>
+        <w:bottom w:val="single" w:sz="4" w:space="0" w:color="auto"/>
+        <w:insideH w:val="single" w:sz="4" w:space="0" w:color="auto"/>
+      </w:tblBorders>
+    </w:tblPr>
+    <w:tblStylePr w:type="firstRow">
+      <w:rPr>
+        <w:b/>
+        <w:bCs/>
+      </w:rPr>
+      <w:tblPr/>
+      <w:tcPr>
+        <w:tcBorders>
+          <w:bottom w:val="single" w:sz="4" w:space="0" w:color="666666" w:themeColor="text1" w:themeTint="99"/>
+        </w:tcBorders>
+      </w:tcPr>
+    </w:tblStylePr>
+    <w:tblStylePr w:type="lastRow">
+      <w:rPr>
+        <w:b/>
+        <w:bCs/>
+      </w:rPr>
+      <w:tblPr/>
+      <w:tcPr>
+        <w:tcBorders>
+          <w:top w:val="single" w:sz="4" w:space="0" w:color="666666" w:themeColor="text1" w:themeTint="99"/>
+        </w:tcBorders>
+      </w:tcPr>
+    </w:tblStylePr>
+    <w:tblStylePr w:type="firstCol">
+      <w:rPr>
+        <w:b/>
+        <w:bCs/>
+      </w:rPr>
+    </w:tblStylePr>
+    <w:tblStylePr w:type="lastCol">
+      <w:rPr>
+        <w:b/>
+        <w:bCs/>
+      </w:rPr>
+    </w:tblStylePr>
+    <w:tblStylePr w:type="band1Vert">
+      <w:tblPr/>
+      <w:tcPr>
+        <w:shd w:val="clear" w:color="auto" w:fill="CCCCCC" w:themeFill="text1" w:themeFillTint="33"/>
+      </w:tcPr>
+    </w:tblStylePr>
+    <w:tblStylePr w:type="band1Horz">
+      <w:tblPr/>
+      <w:tcPr>
+        <w:shd w:val="clear" w:color="auto" w:fill="CCCCCC" w:themeFill="text1" w:themeFillTint="33"/>
+      </w:tcPr>
+    </w:tblStylePr>
   </w:style>
 </w:styles>
 </file>

--- a/PC01.docx
+++ b/PC01.docx
@@ -20,7 +20,7 @@
           <w:szCs w:val="22"/>
         </w:rPr>
         <w:drawing>
-          <wp:anchor distT="0" distB="0" distL="114300" distR="114300" simplePos="0" relativeHeight="251660288" behindDoc="0" locked="0" layoutInCell="1" allowOverlap="1" wp14:anchorId="2290278E" wp14:editId="7D4E1229">
+          <wp:anchor distT="0" distB="0" distL="114300" distR="114300" simplePos="0" relativeHeight="251660288" behindDoc="0" locked="0" layoutInCell="1" allowOverlap="1" wp14:anchorId="2290278E" wp14:editId="67D3E38D">
             <wp:simplePos x="0" y="0"/>
             <wp:positionH relativeFrom="margin">
               <wp:posOffset>3419686</wp:posOffset>
@@ -329,25 +329,26 @@
           <w:sz w:val="28"/>
           <w:szCs w:val="28"/>
         </w:rPr>
-        <w:t xml:space="preserve">MENDOZA TERRONES, </w:t>
-      </w:r>
-      <w:proofErr w:type="spellStart"/>
-      <w:r>
+        <w:t>MENDOZA TERRONES, Andres Jhonel (100 %)</w:t>
+      </w:r>
+    </w:p>
+    <w:p>
+      <w:pPr>
+        <w:spacing w:line="240" w:lineRule="auto"/>
+        <w:jc w:val="right"/>
         <w:rPr>
           <w:rFonts w:ascii="Arial" w:eastAsia="Calibri" w:hAnsi="Arial" w:cs="Arial"/>
           <w:sz w:val="28"/>
           <w:szCs w:val="28"/>
         </w:rPr>
-        <w:t>Andres</w:t>
-      </w:r>
-      <w:proofErr w:type="spellEnd"/>
+      </w:pPr>
       <w:r>
         <w:rPr>
           <w:rFonts w:ascii="Arial" w:eastAsia="Calibri" w:hAnsi="Arial" w:cs="Arial"/>
           <w:sz w:val="28"/>
           <w:szCs w:val="28"/>
         </w:rPr>
-        <w:t xml:space="preserve"> Jhonel (100 %)</w:t>
+        <w:t>OCAS MUÑOZ, Clemente Daniel (100 %)</w:t>
       </w:r>
     </w:p>
     <w:p>
@@ -360,25 +361,6 @@
           <w:szCs w:val="28"/>
         </w:rPr>
       </w:pPr>
-      <w:r>
-        <w:rPr>
-          <w:rFonts w:ascii="Arial" w:eastAsia="Calibri" w:hAnsi="Arial" w:cs="Arial"/>
-          <w:sz w:val="28"/>
-          <w:szCs w:val="28"/>
-        </w:rPr>
-        <w:t>OCAS MUÑOZ, Clemente Daniel (100 %)</w:t>
-      </w:r>
-    </w:p>
-    <w:p>
-      <w:pPr>
-        <w:spacing w:line="240" w:lineRule="auto"/>
-        <w:jc w:val="right"/>
-        <w:rPr>
-          <w:rFonts w:ascii="Arial" w:eastAsia="Calibri" w:hAnsi="Arial" w:cs="Arial"/>
-          <w:sz w:val="28"/>
-          <w:szCs w:val="28"/>
-        </w:rPr>
-      </w:pPr>
     </w:p>
     <w:p>
       <w:pPr>
@@ -637,21 +619,7 @@
         <w:rPr>
           <w:rFonts w:ascii="Arial" w:hAnsi="Arial" w:cs="Arial"/>
         </w:rPr>
-        <w:t xml:space="preserve"> SQL Server </w:t>
-      </w:r>
-      <w:proofErr w:type="spellStart"/>
-      <w:r>
-        <w:rPr>
-          <w:rFonts w:ascii="Arial" w:hAnsi="Arial" w:cs="Arial"/>
-        </w:rPr>
-        <w:t>LocalDB</w:t>
-      </w:r>
-      <w:proofErr w:type="spellEnd"/>
-      <w:r>
-        <w:rPr>
-          <w:rFonts w:ascii="Arial" w:hAnsi="Arial" w:cs="Arial"/>
-        </w:rPr>
-        <w:t xml:space="preserve"> (o SQL Server Express) para la persistencia de datos.</w:t>
+        <w:t xml:space="preserve"> SQL Server LocalDB (o SQL Server Express) para la persistencia de datos.</w:t>
       </w:r>
     </w:p>
     <w:p>
@@ -707,21 +675,7 @@
         <w:rPr>
           <w:rFonts w:ascii="Arial" w:hAnsi="Arial" w:cs="Arial"/>
         </w:rPr>
-        <w:t xml:space="preserve"> Local (</w:t>
-      </w:r>
-      <w:proofErr w:type="spellStart"/>
-      <w:r>
-        <w:rPr>
-          <w:rFonts w:ascii="Arial" w:hAnsi="Arial" w:cs="Arial"/>
-        </w:rPr>
-        <w:t>on</w:t>
-      </w:r>
-      <w:proofErr w:type="spellEnd"/>
-      <w:r>
-        <w:rPr>
-          <w:rFonts w:ascii="Arial" w:hAnsi="Arial" w:cs="Arial"/>
-        </w:rPr>
-        <w:t>-premise) para asegurar la operatividad ante conexiones inestables en zonas rurales.</w:t>
+        <w:t xml:space="preserve"> Local (on-premise) para asegurar la operatividad ante conexiones inestables en zonas rurales.</w:t>
       </w:r>
     </w:p>
     <w:p>
@@ -1165,21 +1119,7 @@
         <w:rPr>
           <w:rFonts w:ascii="Arial" w:hAnsi="Arial" w:cs="Arial"/>
         </w:rPr>
-        <w:t xml:space="preserve"> (Open Web </w:t>
-      </w:r>
-      <w:proofErr w:type="spellStart"/>
-      <w:r>
-        <w:rPr>
-          <w:rFonts w:ascii="Arial" w:hAnsi="Arial" w:cs="Arial"/>
-        </w:rPr>
-        <w:t>Application</w:t>
-      </w:r>
-      <w:proofErr w:type="spellEnd"/>
-      <w:r>
-        <w:rPr>
-          <w:rFonts w:ascii="Arial" w:hAnsi="Arial" w:cs="Arial"/>
-        </w:rPr>
-        <w:t xml:space="preserve"> Security Project) es un marco de trabajo de una organización sin fines de lucro que proporciona recursos, herramientas y estándares para mejorar la seguridad del software a nivel global. Su proyecto más influyente es el </w:t>
+        <w:t xml:space="preserve"> (Open Web Application Security Project) es un marco de trabajo de una organización sin fines de lucro que proporciona recursos, herramientas y estándares para mejorar la seguridad del software a nivel global. Su proyecto más influyente es el </w:t>
       </w:r>
       <w:r>
         <w:rPr>
@@ -1574,21 +1514,7 @@
         <w:rPr>
           <w:rFonts w:ascii="Arial" w:hAnsi="Arial" w:cs="Arial"/>
         </w:rPr>
-        <w:t xml:space="preserve">Se refiere a aplicaciones que utilizan bibliotecas, </w:t>
-      </w:r>
-      <w:proofErr w:type="spellStart"/>
-      <w:r>
-        <w:rPr>
-          <w:rFonts w:ascii="Arial" w:hAnsi="Arial" w:cs="Arial"/>
-        </w:rPr>
-        <w:t>frameworks</w:t>
-      </w:r>
-      <w:proofErr w:type="spellEnd"/>
-      <w:r>
-        <w:rPr>
-          <w:rFonts w:ascii="Arial" w:hAnsi="Arial" w:cs="Arial"/>
-        </w:rPr>
-        <w:t xml:space="preserve"> o dependencias que tienen vulnerabilidades conocidas o ya no reciben soporte.</w:t>
+        <w:t>Se refiere a aplicaciones que utilizan bibliotecas, frameworks o dependencias que tienen vulnerabilidades conocidas o ya no reciben soporte.</w:t>
       </w:r>
     </w:p>
     <w:p>
@@ -1619,21 +1545,7 @@
         <w:rPr>
           <w:rFonts w:ascii="Arial" w:hAnsi="Arial" w:cs="Arial"/>
         </w:rPr>
-        <w:t xml:space="preserve">Usar una versión antigua de WordPress o una librería de JavaScript que ya tiene un </w:t>
-      </w:r>
-      <w:proofErr w:type="spellStart"/>
-      <w:r>
-        <w:rPr>
-          <w:rFonts w:ascii="Arial" w:hAnsi="Arial" w:cs="Arial"/>
-        </w:rPr>
-        <w:t>exploit</w:t>
-      </w:r>
-      <w:proofErr w:type="spellEnd"/>
-      <w:r>
-        <w:rPr>
-          <w:rFonts w:ascii="Arial" w:hAnsi="Arial" w:cs="Arial"/>
-        </w:rPr>
-        <w:t xml:space="preserve"> publicado en internet.</w:t>
+        <w:t>Usar una versión antigua de WordPress o una librería de JavaScript que ya tiene un exploit publicado en internet.</w:t>
       </w:r>
     </w:p>
     <w:p>
@@ -1937,7 +1849,7 @@
           <w:noProof/>
         </w:rPr>
         <w:drawing>
-          <wp:inline distT="0" distB="0" distL="0" distR="0" wp14:anchorId="6D742D2C" wp14:editId="674FD93E">
+          <wp:inline distT="0" distB="0" distL="0" distR="0" wp14:anchorId="6D742D2C" wp14:editId="5DFA5676">
             <wp:extent cx="5400040" cy="3059335"/>
             <wp:effectExtent l="0" t="0" r="0" b="8255"/>
             <wp:docPr id="40" name="Imagen 40" descr="Diagrama&#10;&#10;El contenido generado por IA puede ser incorrecto."/>
@@ -4147,84 +4059,3214 @@
           <w:b/>
           <w:bCs/>
         </w:rPr>
-        <w:t>Criterios de Aceptación RF</w:t>
-      </w:r>
-    </w:p>
-    <w:p/>
+        <w:t xml:space="preserve">Historia de Usuario y </w:t>
+      </w:r>
+      <w:r>
+        <w:rPr>
+          <w:rFonts w:ascii="Arial" w:hAnsi="Arial" w:cs="Arial"/>
+          <w:b/>
+          <w:bCs/>
+        </w:rPr>
+        <w:t>Criterios de Aceptación</w:t>
+      </w:r>
+    </w:p>
     <w:p>
       <w:pPr>
         <w:pStyle w:val="Prrafodelista"/>
         <w:numPr>
           <w:ilvl w:val="1"/>
-          <w:numId w:val="1"/>
-        </w:numPr>
-        <w:spacing w:before="240" w:line="360" w:lineRule="auto"/>
-        <w:rPr>
-          <w:b/>
-          <w:bCs/>
-        </w:rPr>
-      </w:pPr>
-      <w:r>
-        <w:rPr>
-          <w:b/>
-          <w:bCs/>
-        </w:rPr>
-        <w:t xml:space="preserve">Criterios de </w:t>
-      </w:r>
-      <w:r>
-        <w:rPr>
-          <w:b/>
-          <w:bCs/>
-        </w:rPr>
-        <w:t>Aceptación</w:t>
-      </w:r>
-      <w:r>
-        <w:rPr>
-          <w:b/>
-          <w:bCs/>
-        </w:rPr>
-        <w:t xml:space="preserve"> RF</w:t>
-      </w:r>
-    </w:p>
-    <w:p/>
-    <w:p/>
+          <w:numId w:val="14"/>
+        </w:numPr>
+        <w:spacing w:before="240" w:line="360" w:lineRule="auto"/>
+        <w:rPr>
+          <w:rFonts w:ascii="Arial" w:hAnsi="Arial" w:cs="Arial"/>
+          <w:b/>
+          <w:bCs/>
+        </w:rPr>
+      </w:pPr>
+      <w:r>
+        <w:rPr>
+          <w:rFonts w:ascii="Arial" w:hAnsi="Arial" w:cs="Arial"/>
+          <w:b/>
+          <w:bCs/>
+        </w:rPr>
+        <w:t>Historia 1: Visualizar reportes de ventas e inventario</w:t>
+      </w:r>
+    </w:p>
+    <w:p>
+      <w:pPr>
+        <w:pStyle w:val="Prrafodelista"/>
+        <w:numPr>
+          <w:ilvl w:val="2"/>
+          <w:numId w:val="14"/>
+        </w:numPr>
+        <w:spacing w:before="240" w:line="360" w:lineRule="auto"/>
+        <w:rPr>
+          <w:rFonts w:ascii="Arial" w:hAnsi="Arial" w:cs="Arial"/>
+          <w:b/>
+          <w:bCs/>
+        </w:rPr>
+      </w:pPr>
+      <w:r>
+        <w:rPr>
+          <w:rFonts w:ascii="Arial" w:hAnsi="Arial" w:cs="Arial"/>
+          <w:b/>
+          <w:bCs/>
+        </w:rPr>
+        <w:t xml:space="preserve">Como: </w:t>
+      </w:r>
+      <w:r>
+        <w:rPr>
+          <w:rFonts w:ascii="Arial" w:hAnsi="Arial" w:cs="Arial"/>
+        </w:rPr>
+        <w:t>Gerente</w:t>
+      </w:r>
+    </w:p>
+    <w:p>
+      <w:pPr>
+        <w:pStyle w:val="Prrafodelista"/>
+        <w:numPr>
+          <w:ilvl w:val="2"/>
+          <w:numId w:val="14"/>
+        </w:numPr>
+        <w:spacing w:before="240" w:line="360" w:lineRule="auto"/>
+        <w:rPr>
+          <w:rFonts w:ascii="Arial" w:hAnsi="Arial" w:cs="Arial"/>
+          <w:b/>
+          <w:bCs/>
+        </w:rPr>
+      </w:pPr>
+      <w:r>
+        <w:rPr>
+          <w:rFonts w:ascii="Arial" w:hAnsi="Arial" w:cs="Arial"/>
+          <w:b/>
+          <w:bCs/>
+        </w:rPr>
+        <w:t xml:space="preserve">Quiero: </w:t>
+      </w:r>
+      <w:r>
+        <w:rPr>
+          <w:rFonts w:ascii="Arial" w:hAnsi="Arial" w:cs="Arial"/>
+        </w:rPr>
+        <w:t>visualizar reportes de ventas e inventario</w:t>
+      </w:r>
+    </w:p>
+    <w:p>
+      <w:pPr>
+        <w:pStyle w:val="Prrafodelista"/>
+        <w:numPr>
+          <w:ilvl w:val="2"/>
+          <w:numId w:val="14"/>
+        </w:numPr>
+        <w:spacing w:before="240" w:line="360" w:lineRule="auto"/>
+        <w:rPr>
+          <w:rFonts w:ascii="Arial" w:hAnsi="Arial" w:cs="Arial"/>
+          <w:b/>
+          <w:bCs/>
+        </w:rPr>
+      </w:pPr>
+      <w:r>
+        <w:rPr>
+          <w:rFonts w:ascii="Arial" w:hAnsi="Arial" w:cs="Arial"/>
+          <w:b/>
+          <w:bCs/>
+        </w:rPr>
+        <w:t xml:space="preserve">Para: </w:t>
+      </w:r>
+      <w:r>
+        <w:rPr>
+          <w:rFonts w:ascii="Arial" w:hAnsi="Arial" w:cs="Arial"/>
+        </w:rPr>
+        <w:t>t</w:t>
+      </w:r>
+      <w:r>
+        <w:rPr>
+          <w:rFonts w:ascii="Arial" w:hAnsi="Arial" w:cs="Arial"/>
+        </w:rPr>
+        <w:t>omar decisiones estratégicas y controlar el rendimiento del negocio</w:t>
+      </w:r>
+    </w:p>
+    <w:p>
+      <w:pPr>
+        <w:pStyle w:val="Prrafodelista"/>
+        <w:numPr>
+          <w:ilvl w:val="1"/>
+          <w:numId w:val="14"/>
+        </w:numPr>
+        <w:spacing w:before="240" w:line="360" w:lineRule="auto"/>
+        <w:rPr>
+          <w:rFonts w:ascii="Arial" w:hAnsi="Arial" w:cs="Arial"/>
+          <w:b/>
+          <w:bCs/>
+        </w:rPr>
+      </w:pPr>
+      <w:r>
+        <w:rPr>
+          <w:rFonts w:ascii="Arial" w:hAnsi="Arial" w:cs="Arial"/>
+          <w:b/>
+          <w:bCs/>
+        </w:rPr>
+        <w:t>Criterios de Aceptación:</w:t>
+      </w:r>
+    </w:p>
+    <w:p>
+      <w:pPr>
+        <w:pStyle w:val="Prrafodelista"/>
+        <w:numPr>
+          <w:ilvl w:val="2"/>
+          <w:numId w:val="14"/>
+        </w:numPr>
+        <w:spacing w:before="240" w:line="360" w:lineRule="auto"/>
+        <w:rPr>
+          <w:rFonts w:ascii="Arial" w:hAnsi="Arial" w:cs="Arial"/>
+        </w:rPr>
+      </w:pPr>
+      <w:r>
+        <w:rPr>
+          <w:rFonts w:ascii="Arial" w:hAnsi="Arial" w:cs="Arial"/>
+        </w:rPr>
+        <w:t>El sistema debe mostrar un reporte de ventas por día, semana o mes.</w:t>
+      </w:r>
+    </w:p>
+    <w:p>
+      <w:pPr>
+        <w:pStyle w:val="Prrafodelista"/>
+        <w:numPr>
+          <w:ilvl w:val="2"/>
+          <w:numId w:val="14"/>
+        </w:numPr>
+        <w:spacing w:before="240" w:line="360" w:lineRule="auto"/>
+        <w:rPr>
+          <w:rFonts w:ascii="Arial" w:hAnsi="Arial" w:cs="Arial"/>
+        </w:rPr>
+      </w:pPr>
+      <w:r>
+        <w:rPr>
+          <w:rFonts w:ascii="Arial" w:hAnsi="Arial" w:cs="Arial"/>
+        </w:rPr>
+        <w:t>El sistema debe mostrar el total de ingresos generados en el periodo seleccionado.</w:t>
+      </w:r>
+    </w:p>
+    <w:p>
+      <w:pPr>
+        <w:pStyle w:val="Prrafodelista"/>
+        <w:numPr>
+          <w:ilvl w:val="2"/>
+          <w:numId w:val="14"/>
+        </w:numPr>
+        <w:spacing w:before="240" w:line="360" w:lineRule="auto"/>
+        <w:rPr>
+          <w:rFonts w:ascii="Arial" w:hAnsi="Arial" w:cs="Arial"/>
+        </w:rPr>
+      </w:pPr>
+      <w:r>
+        <w:rPr>
+          <w:rFonts w:ascii="Arial" w:hAnsi="Arial" w:cs="Arial"/>
+        </w:rPr>
+        <w:t>El sistema debe listar los productos más vendidos.</w:t>
+      </w:r>
+    </w:p>
+    <w:p>
+      <w:pPr>
+        <w:pStyle w:val="Prrafodelista"/>
+        <w:numPr>
+          <w:ilvl w:val="2"/>
+          <w:numId w:val="14"/>
+        </w:numPr>
+        <w:spacing w:before="240" w:line="360" w:lineRule="auto"/>
+        <w:rPr>
+          <w:rFonts w:ascii="Arial" w:hAnsi="Arial" w:cs="Arial"/>
+        </w:rPr>
+      </w:pPr>
+      <w:r>
+        <w:rPr>
+          <w:rFonts w:ascii="Arial" w:hAnsi="Arial" w:cs="Arial"/>
+        </w:rPr>
+        <w:t>El sistema debe mostrar el estado actual del inventario (stock disponible).</w:t>
+      </w:r>
+    </w:p>
+    <w:p>
+      <w:pPr>
+        <w:pStyle w:val="Prrafodelista"/>
+        <w:numPr>
+          <w:ilvl w:val="2"/>
+          <w:numId w:val="14"/>
+        </w:numPr>
+        <w:spacing w:before="240" w:line="360" w:lineRule="auto"/>
+        <w:rPr>
+          <w:rFonts w:ascii="Arial" w:hAnsi="Arial" w:cs="Arial"/>
+        </w:rPr>
+      </w:pPr>
+      <w:r>
+        <w:rPr>
+          <w:rFonts w:ascii="Arial" w:hAnsi="Arial" w:cs="Arial"/>
+        </w:rPr>
+        <w:t>El sistema debe permitir filtrar la información por fechas.</w:t>
+      </w:r>
+    </w:p>
+    <w:p>
+      <w:pPr>
+        <w:pStyle w:val="Prrafodelista"/>
+        <w:numPr>
+          <w:ilvl w:val="2"/>
+          <w:numId w:val="14"/>
+        </w:numPr>
+        <w:spacing w:before="240" w:line="360" w:lineRule="auto"/>
+        <w:rPr>
+          <w:rFonts w:ascii="Arial" w:hAnsi="Arial" w:cs="Arial"/>
+        </w:rPr>
+      </w:pPr>
+      <w:r>
+        <w:rPr>
+          <w:rFonts w:ascii="Arial" w:hAnsi="Arial" w:cs="Arial"/>
+        </w:rPr>
+        <w:t>El sistema debe permitir visualizar los reportes de forma clara y ordenada.</w:t>
+      </w:r>
+    </w:p>
+    <w:p>
+      <w:pPr>
+        <w:pStyle w:val="Prrafodelista"/>
+        <w:numPr>
+          <w:ilvl w:val="1"/>
+          <w:numId w:val="14"/>
+        </w:numPr>
+        <w:spacing w:before="240" w:line="360" w:lineRule="auto"/>
+        <w:rPr>
+          <w:rFonts w:ascii="Arial" w:hAnsi="Arial" w:cs="Arial"/>
+          <w:b/>
+          <w:bCs/>
+        </w:rPr>
+      </w:pPr>
+      <w:r>
+        <w:rPr>
+          <w:rFonts w:ascii="Arial" w:hAnsi="Arial" w:cs="Arial"/>
+          <w:b/>
+          <w:bCs/>
+        </w:rPr>
+        <w:t>Historia 2:</w:t>
+      </w:r>
+      <w:r>
+        <w:rPr>
+          <w:rFonts w:ascii="Arial" w:hAnsi="Arial" w:cs="Arial"/>
+        </w:rPr>
+        <w:t xml:space="preserve"> </w:t>
+      </w:r>
+      <w:r>
+        <w:rPr>
+          <w:rFonts w:ascii="Arial" w:hAnsi="Arial" w:cs="Arial"/>
+          <w:b/>
+          <w:bCs/>
+        </w:rPr>
+        <w:t>Registrar y gestionar proveedores</w:t>
+      </w:r>
+    </w:p>
+    <w:p>
+      <w:pPr>
+        <w:pStyle w:val="Prrafodelista"/>
+        <w:numPr>
+          <w:ilvl w:val="2"/>
+          <w:numId w:val="14"/>
+        </w:numPr>
+        <w:spacing w:before="240" w:line="360" w:lineRule="auto"/>
+        <w:rPr>
+          <w:rFonts w:ascii="Arial" w:hAnsi="Arial" w:cs="Arial"/>
+          <w:b/>
+          <w:bCs/>
+        </w:rPr>
+      </w:pPr>
+      <w:r>
+        <w:rPr>
+          <w:rFonts w:ascii="Arial" w:hAnsi="Arial" w:cs="Arial"/>
+          <w:b/>
+          <w:bCs/>
+        </w:rPr>
+        <w:t>C</w:t>
+      </w:r>
+      <w:r>
+        <w:rPr>
+          <w:rFonts w:ascii="Arial" w:hAnsi="Arial" w:cs="Arial"/>
+          <w:b/>
+          <w:bCs/>
+        </w:rPr>
+        <w:t>omo</w:t>
+      </w:r>
+      <w:r>
+        <w:rPr>
+          <w:rFonts w:ascii="Arial" w:hAnsi="Arial" w:cs="Arial"/>
+          <w:b/>
+          <w:bCs/>
+        </w:rPr>
+        <w:t>:</w:t>
+      </w:r>
+      <w:r>
+        <w:rPr>
+          <w:rFonts w:ascii="Arial" w:hAnsi="Arial" w:cs="Arial"/>
+          <w:b/>
+          <w:bCs/>
+        </w:rPr>
+        <w:t xml:space="preserve"> </w:t>
+      </w:r>
+      <w:r>
+        <w:rPr>
+          <w:rFonts w:ascii="Arial" w:hAnsi="Arial" w:cs="Arial"/>
+        </w:rPr>
+        <w:t>administrador</w:t>
+      </w:r>
+    </w:p>
+    <w:p>
+      <w:pPr>
+        <w:pStyle w:val="Prrafodelista"/>
+        <w:numPr>
+          <w:ilvl w:val="2"/>
+          <w:numId w:val="14"/>
+        </w:numPr>
+        <w:spacing w:before="240" w:line="360" w:lineRule="auto"/>
+        <w:rPr>
+          <w:rFonts w:ascii="Arial" w:hAnsi="Arial" w:cs="Arial"/>
+          <w:b/>
+          <w:bCs/>
+        </w:rPr>
+      </w:pPr>
+      <w:r>
+        <w:rPr>
+          <w:rFonts w:ascii="Arial" w:hAnsi="Arial" w:cs="Arial"/>
+          <w:b/>
+          <w:bCs/>
+        </w:rPr>
+        <w:t>Quiero</w:t>
+      </w:r>
+      <w:r>
+        <w:rPr>
+          <w:rFonts w:ascii="Arial" w:hAnsi="Arial" w:cs="Arial"/>
+          <w:b/>
+          <w:bCs/>
+        </w:rPr>
+        <w:t>:</w:t>
+      </w:r>
+      <w:r>
+        <w:rPr>
+          <w:rFonts w:ascii="Arial" w:hAnsi="Arial" w:cs="Arial"/>
+          <w:b/>
+          <w:bCs/>
+        </w:rPr>
+        <w:t xml:space="preserve"> </w:t>
+      </w:r>
+      <w:r>
+        <w:rPr>
+          <w:rFonts w:ascii="Arial" w:hAnsi="Arial" w:cs="Arial"/>
+        </w:rPr>
+        <w:t>registrar y gestionar proveedores</w:t>
+      </w:r>
+    </w:p>
+    <w:p>
+      <w:pPr>
+        <w:pStyle w:val="Prrafodelista"/>
+        <w:numPr>
+          <w:ilvl w:val="2"/>
+          <w:numId w:val="14"/>
+        </w:numPr>
+        <w:spacing w:before="240" w:line="360" w:lineRule="auto"/>
+        <w:rPr>
+          <w:rFonts w:ascii="Arial" w:hAnsi="Arial" w:cs="Arial"/>
+          <w:b/>
+          <w:bCs/>
+        </w:rPr>
+      </w:pPr>
+      <w:r>
+        <w:rPr>
+          <w:rFonts w:ascii="Arial" w:hAnsi="Arial" w:cs="Arial"/>
+          <w:b/>
+          <w:bCs/>
+        </w:rPr>
+        <w:t>Para</w:t>
+      </w:r>
+      <w:r>
+        <w:rPr>
+          <w:rFonts w:ascii="Arial" w:hAnsi="Arial" w:cs="Arial"/>
+          <w:b/>
+          <w:bCs/>
+        </w:rPr>
+        <w:t>:</w:t>
+      </w:r>
+      <w:r>
+        <w:rPr>
+          <w:rFonts w:ascii="Arial" w:hAnsi="Arial" w:cs="Arial"/>
+          <w:b/>
+          <w:bCs/>
+        </w:rPr>
+        <w:t xml:space="preserve"> </w:t>
+      </w:r>
+      <w:r>
+        <w:rPr>
+          <w:rFonts w:ascii="Arial" w:hAnsi="Arial" w:cs="Arial"/>
+        </w:rPr>
+        <w:t>mantener un control organizado de los abastecimientos de productos</w:t>
+      </w:r>
+    </w:p>
+    <w:p>
+      <w:pPr>
+        <w:pStyle w:val="Prrafodelista"/>
+        <w:numPr>
+          <w:ilvl w:val="1"/>
+          <w:numId w:val="14"/>
+        </w:numPr>
+        <w:spacing w:before="240" w:line="360" w:lineRule="auto"/>
+        <w:rPr>
+          <w:rFonts w:ascii="Arial" w:hAnsi="Arial" w:cs="Arial"/>
+          <w:b/>
+          <w:bCs/>
+        </w:rPr>
+      </w:pPr>
+      <w:r>
+        <w:rPr>
+          <w:rFonts w:ascii="Arial" w:hAnsi="Arial" w:cs="Arial"/>
+          <w:b/>
+          <w:bCs/>
+        </w:rPr>
+        <w:t>Criterios de Aceptación:</w:t>
+      </w:r>
+    </w:p>
+    <w:p>
+      <w:pPr>
+        <w:pStyle w:val="Prrafodelista"/>
+        <w:numPr>
+          <w:ilvl w:val="2"/>
+          <w:numId w:val="14"/>
+        </w:numPr>
+        <w:spacing w:before="240" w:line="360" w:lineRule="auto"/>
+        <w:rPr>
+          <w:rFonts w:ascii="Arial" w:hAnsi="Arial" w:cs="Arial"/>
+        </w:rPr>
+      </w:pPr>
+      <w:r>
+        <w:rPr>
+          <w:rFonts w:ascii="Arial" w:hAnsi="Arial" w:cs="Arial"/>
+        </w:rPr>
+        <w:t>El sistema debe permitir registrar un proveedor con datos como nombre, teléfono y dirección.</w:t>
+      </w:r>
+    </w:p>
+    <w:p>
+      <w:pPr>
+        <w:pStyle w:val="Prrafodelista"/>
+        <w:numPr>
+          <w:ilvl w:val="2"/>
+          <w:numId w:val="14"/>
+        </w:numPr>
+        <w:spacing w:before="240" w:line="360" w:lineRule="auto"/>
+        <w:rPr>
+          <w:rFonts w:ascii="Arial" w:hAnsi="Arial" w:cs="Arial"/>
+        </w:rPr>
+      </w:pPr>
+      <w:r>
+        <w:rPr>
+          <w:rFonts w:ascii="Arial" w:hAnsi="Arial" w:cs="Arial"/>
+        </w:rPr>
+        <w:t>El sistema debe permitir editar la información de un proveedor existente.</w:t>
+      </w:r>
+    </w:p>
+    <w:p>
+      <w:pPr>
+        <w:pStyle w:val="Prrafodelista"/>
+        <w:numPr>
+          <w:ilvl w:val="2"/>
+          <w:numId w:val="14"/>
+        </w:numPr>
+        <w:spacing w:before="240" w:line="360" w:lineRule="auto"/>
+        <w:rPr>
+          <w:rFonts w:ascii="Arial" w:hAnsi="Arial" w:cs="Arial"/>
+        </w:rPr>
+      </w:pPr>
+      <w:r>
+        <w:rPr>
+          <w:rFonts w:ascii="Arial" w:hAnsi="Arial" w:cs="Arial"/>
+        </w:rPr>
+        <w:lastRenderedPageBreak/>
+        <w:t>El sistema debe permitir eliminar proveedores.</w:t>
+      </w:r>
+    </w:p>
+    <w:p>
+      <w:pPr>
+        <w:pStyle w:val="Prrafodelista"/>
+        <w:numPr>
+          <w:ilvl w:val="2"/>
+          <w:numId w:val="14"/>
+        </w:numPr>
+        <w:spacing w:before="240" w:line="360" w:lineRule="auto"/>
+        <w:rPr>
+          <w:rFonts w:ascii="Arial" w:hAnsi="Arial" w:cs="Arial"/>
+        </w:rPr>
+      </w:pPr>
+      <w:r>
+        <w:rPr>
+          <w:rFonts w:ascii="Arial" w:hAnsi="Arial" w:cs="Arial"/>
+        </w:rPr>
+        <w:t>El sistema debe listar todos los proveedores registrados.</w:t>
+      </w:r>
+    </w:p>
+    <w:p>
+      <w:pPr>
+        <w:pStyle w:val="Prrafodelista"/>
+        <w:numPr>
+          <w:ilvl w:val="2"/>
+          <w:numId w:val="14"/>
+        </w:numPr>
+        <w:spacing w:before="240" w:line="360" w:lineRule="auto"/>
+        <w:rPr>
+          <w:rFonts w:ascii="Arial" w:hAnsi="Arial" w:cs="Arial"/>
+        </w:rPr>
+      </w:pPr>
+      <w:r>
+        <w:rPr>
+          <w:rFonts w:ascii="Arial" w:hAnsi="Arial" w:cs="Arial"/>
+        </w:rPr>
+        <w:t>El sistema debe validar que no se registren proveedores con datos vacíos.</w:t>
+      </w:r>
+    </w:p>
+    <w:p>
+      <w:pPr>
+        <w:pStyle w:val="Prrafodelista"/>
+        <w:numPr>
+          <w:ilvl w:val="2"/>
+          <w:numId w:val="14"/>
+        </w:numPr>
+        <w:spacing w:before="240" w:line="360" w:lineRule="auto"/>
+        <w:rPr>
+          <w:rFonts w:ascii="Arial" w:hAnsi="Arial" w:cs="Arial"/>
+          <w:color w:val="292A2E"/>
+        </w:rPr>
+      </w:pPr>
+      <w:r>
+        <w:rPr>
+          <w:rFonts w:ascii="Arial" w:hAnsi="Arial" w:cs="Arial"/>
+        </w:rPr>
+        <w:t>El sistema debe mostrar mensajes de confirmación al registrar, editar o eliminar un proveedor</w:t>
+      </w:r>
+      <w:r>
+        <w:rPr>
+          <w:rFonts w:ascii="Arial" w:hAnsi="Arial" w:cs="Arial"/>
+          <w:color w:val="292A2E"/>
+        </w:rPr>
+        <w:t>.</w:t>
+      </w:r>
+    </w:p>
+    <w:p>
+      <w:pPr>
+        <w:pStyle w:val="Prrafodelista"/>
+        <w:numPr>
+          <w:ilvl w:val="1"/>
+          <w:numId w:val="14"/>
+        </w:numPr>
+        <w:spacing w:before="240" w:line="360" w:lineRule="auto"/>
+        <w:rPr>
+          <w:rFonts w:ascii="Arial" w:hAnsi="Arial" w:cs="Arial"/>
+          <w:b/>
+          <w:bCs/>
+        </w:rPr>
+      </w:pPr>
+      <w:r>
+        <w:rPr>
+          <w:rFonts w:ascii="Arial" w:hAnsi="Arial" w:cs="Arial"/>
+          <w:b/>
+          <w:bCs/>
+        </w:rPr>
+        <w:t xml:space="preserve">Historia 3: </w:t>
+      </w:r>
+      <w:r>
+        <w:rPr>
+          <w:rFonts w:ascii="Arial" w:hAnsi="Arial" w:cs="Arial"/>
+          <w:b/>
+          <w:bCs/>
+        </w:rPr>
+        <w:t>Registrar ventas de productos</w:t>
+      </w:r>
+    </w:p>
+    <w:p>
+      <w:pPr>
+        <w:pStyle w:val="Prrafodelista"/>
+        <w:numPr>
+          <w:ilvl w:val="2"/>
+          <w:numId w:val="14"/>
+        </w:numPr>
+        <w:spacing w:before="240" w:line="360" w:lineRule="auto"/>
+        <w:rPr>
+          <w:rFonts w:ascii="Arial" w:hAnsi="Arial" w:cs="Arial"/>
+          <w:b/>
+          <w:bCs/>
+        </w:rPr>
+      </w:pPr>
+      <w:r>
+        <w:rPr>
+          <w:rFonts w:ascii="Arial" w:hAnsi="Arial" w:cs="Arial"/>
+          <w:b/>
+          <w:bCs/>
+        </w:rPr>
+        <w:t>Como</w:t>
+      </w:r>
+      <w:r>
+        <w:rPr>
+          <w:rFonts w:ascii="Arial" w:hAnsi="Arial" w:cs="Arial"/>
+          <w:b/>
+          <w:bCs/>
+        </w:rPr>
+        <w:t>:</w:t>
+      </w:r>
+      <w:r>
+        <w:rPr>
+          <w:rFonts w:ascii="Arial" w:hAnsi="Arial" w:cs="Arial"/>
+          <w:b/>
+          <w:bCs/>
+        </w:rPr>
+        <w:t xml:space="preserve"> </w:t>
+      </w:r>
+      <w:r>
+        <w:rPr>
+          <w:rFonts w:ascii="Arial" w:hAnsi="Arial" w:cs="Arial"/>
+        </w:rPr>
+        <w:t>vendedor</w:t>
+      </w:r>
+    </w:p>
+    <w:p>
+      <w:pPr>
+        <w:pStyle w:val="Prrafodelista"/>
+        <w:numPr>
+          <w:ilvl w:val="2"/>
+          <w:numId w:val="14"/>
+        </w:numPr>
+        <w:spacing w:before="240" w:line="360" w:lineRule="auto"/>
+        <w:rPr>
+          <w:rFonts w:ascii="Arial" w:hAnsi="Arial" w:cs="Arial"/>
+        </w:rPr>
+      </w:pPr>
+      <w:r>
+        <w:rPr>
+          <w:rFonts w:ascii="Arial" w:hAnsi="Arial" w:cs="Arial"/>
+          <w:b/>
+          <w:bCs/>
+        </w:rPr>
+        <w:t>Quiero</w:t>
+      </w:r>
+      <w:r>
+        <w:rPr>
+          <w:rFonts w:ascii="Arial" w:hAnsi="Arial" w:cs="Arial"/>
+          <w:b/>
+          <w:bCs/>
+        </w:rPr>
+        <w:t>:</w:t>
+      </w:r>
+      <w:r>
+        <w:rPr>
+          <w:rFonts w:ascii="Arial" w:hAnsi="Arial" w:cs="Arial"/>
+          <w:b/>
+          <w:bCs/>
+        </w:rPr>
+        <w:t xml:space="preserve"> </w:t>
+      </w:r>
+      <w:r>
+        <w:rPr>
+          <w:rFonts w:ascii="Arial" w:hAnsi="Arial" w:cs="Arial"/>
+        </w:rPr>
+        <w:t>registrar ventas de productos</w:t>
+      </w:r>
+    </w:p>
+    <w:p>
+      <w:pPr>
+        <w:pStyle w:val="Prrafodelista"/>
+        <w:numPr>
+          <w:ilvl w:val="2"/>
+          <w:numId w:val="14"/>
+        </w:numPr>
+        <w:spacing w:before="240" w:line="360" w:lineRule="auto"/>
+        <w:rPr>
+          <w:rFonts w:ascii="Arial" w:hAnsi="Arial" w:cs="Arial"/>
+          <w:b/>
+          <w:bCs/>
+        </w:rPr>
+      </w:pPr>
+      <w:r>
+        <w:rPr>
+          <w:rFonts w:ascii="Arial" w:hAnsi="Arial" w:cs="Arial"/>
+          <w:b/>
+          <w:bCs/>
+        </w:rPr>
+        <w:t>Para</w:t>
+      </w:r>
+      <w:r>
+        <w:rPr>
+          <w:rFonts w:ascii="Arial" w:hAnsi="Arial" w:cs="Arial"/>
+          <w:b/>
+          <w:bCs/>
+        </w:rPr>
+        <w:t>:</w:t>
+      </w:r>
+      <w:r>
+        <w:rPr>
+          <w:rFonts w:ascii="Arial" w:hAnsi="Arial" w:cs="Arial"/>
+          <w:b/>
+          <w:bCs/>
+        </w:rPr>
+        <w:t xml:space="preserve"> </w:t>
+      </w:r>
+      <w:r>
+        <w:rPr>
+          <w:rFonts w:ascii="Arial" w:hAnsi="Arial" w:cs="Arial"/>
+        </w:rPr>
+        <w:t>generar comprobantes y concretar la venta</w:t>
+      </w:r>
+    </w:p>
+    <w:p>
+      <w:pPr>
+        <w:pStyle w:val="Prrafodelista"/>
+        <w:numPr>
+          <w:ilvl w:val="1"/>
+          <w:numId w:val="14"/>
+        </w:numPr>
+        <w:spacing w:before="240" w:line="360" w:lineRule="auto"/>
+        <w:rPr>
+          <w:rFonts w:ascii="Arial" w:hAnsi="Arial" w:cs="Arial"/>
+          <w:b/>
+          <w:bCs/>
+        </w:rPr>
+      </w:pPr>
+      <w:r>
+        <w:rPr>
+          <w:rFonts w:ascii="Arial" w:hAnsi="Arial" w:cs="Arial"/>
+          <w:b/>
+          <w:bCs/>
+        </w:rPr>
+        <w:t>Criterios de Aceptación</w:t>
+      </w:r>
+    </w:p>
+    <w:p>
+      <w:pPr>
+        <w:pStyle w:val="Prrafodelista"/>
+        <w:numPr>
+          <w:ilvl w:val="2"/>
+          <w:numId w:val="14"/>
+        </w:numPr>
+        <w:spacing w:before="240" w:line="360" w:lineRule="auto"/>
+        <w:rPr>
+          <w:rFonts w:ascii="Arial" w:hAnsi="Arial" w:cs="Arial"/>
+        </w:rPr>
+      </w:pPr>
+      <w:r>
+        <w:rPr>
+          <w:rFonts w:ascii="Arial" w:hAnsi="Arial" w:cs="Arial"/>
+        </w:rPr>
+        <w:t>El sistema debe permitir seleccionar uno o más productos.</w:t>
+      </w:r>
+    </w:p>
+    <w:p>
+      <w:pPr>
+        <w:pStyle w:val="Prrafodelista"/>
+        <w:numPr>
+          <w:ilvl w:val="2"/>
+          <w:numId w:val="14"/>
+        </w:numPr>
+        <w:spacing w:before="240" w:line="360" w:lineRule="auto"/>
+        <w:rPr>
+          <w:rFonts w:ascii="Arial" w:hAnsi="Arial" w:cs="Arial"/>
+        </w:rPr>
+      </w:pPr>
+      <w:r>
+        <w:rPr>
+          <w:rFonts w:ascii="Arial" w:hAnsi="Arial" w:cs="Arial"/>
+        </w:rPr>
+        <w:t>El sistema debe permitir ingresar la cantidad por producto.</w:t>
+      </w:r>
+    </w:p>
+    <w:p>
+      <w:pPr>
+        <w:pStyle w:val="Prrafodelista"/>
+        <w:numPr>
+          <w:ilvl w:val="2"/>
+          <w:numId w:val="14"/>
+        </w:numPr>
+        <w:spacing w:before="240" w:line="360" w:lineRule="auto"/>
+        <w:rPr>
+          <w:rFonts w:ascii="Arial" w:hAnsi="Arial" w:cs="Arial"/>
+        </w:rPr>
+      </w:pPr>
+      <w:r>
+        <w:rPr>
+          <w:rFonts w:ascii="Arial" w:hAnsi="Arial" w:cs="Arial"/>
+        </w:rPr>
+        <w:t>El sistema debe calcular automáticamente el total de la venta.</w:t>
+      </w:r>
+    </w:p>
+    <w:p>
+      <w:pPr>
+        <w:pStyle w:val="Prrafodelista"/>
+        <w:numPr>
+          <w:ilvl w:val="2"/>
+          <w:numId w:val="14"/>
+        </w:numPr>
+        <w:spacing w:before="240" w:line="360" w:lineRule="auto"/>
+        <w:rPr>
+          <w:rFonts w:ascii="Arial" w:hAnsi="Arial" w:cs="Arial"/>
+        </w:rPr>
+      </w:pPr>
+      <w:r>
+        <w:rPr>
+          <w:rFonts w:ascii="Arial" w:hAnsi="Arial" w:cs="Arial"/>
+        </w:rPr>
+        <w:t>El sistema debe validar que exista stock suficiente antes de confirmar la venta.</w:t>
+      </w:r>
+    </w:p>
+    <w:p>
+      <w:pPr>
+        <w:pStyle w:val="Prrafodelista"/>
+        <w:numPr>
+          <w:ilvl w:val="2"/>
+          <w:numId w:val="14"/>
+        </w:numPr>
+        <w:spacing w:before="240" w:line="360" w:lineRule="auto"/>
+        <w:rPr>
+          <w:rFonts w:ascii="Arial" w:hAnsi="Arial" w:cs="Arial"/>
+        </w:rPr>
+      </w:pPr>
+      <w:r>
+        <w:rPr>
+          <w:rFonts w:ascii="Arial" w:hAnsi="Arial" w:cs="Arial"/>
+        </w:rPr>
+        <w:t>El sistema debe actualizar el stock después de la venta.</w:t>
+      </w:r>
+    </w:p>
+    <w:p>
+      <w:pPr>
+        <w:pStyle w:val="Prrafodelista"/>
+        <w:numPr>
+          <w:ilvl w:val="2"/>
+          <w:numId w:val="14"/>
+        </w:numPr>
+        <w:spacing w:before="240" w:line="360" w:lineRule="auto"/>
+        <w:rPr>
+          <w:rFonts w:ascii="Arial" w:hAnsi="Arial" w:cs="Arial"/>
+        </w:rPr>
+      </w:pPr>
+      <w:r>
+        <w:rPr>
+          <w:rFonts w:ascii="Arial" w:hAnsi="Arial" w:cs="Arial"/>
+        </w:rPr>
+        <w:t>El sistema debe generar boleta o factura al finalizar la venta.</w:t>
+      </w:r>
+    </w:p>
+    <w:p>
+      <w:pPr>
+        <w:pStyle w:val="Prrafodelista"/>
+        <w:numPr>
+          <w:ilvl w:val="1"/>
+          <w:numId w:val="14"/>
+        </w:numPr>
+        <w:spacing w:before="240" w:line="360" w:lineRule="auto"/>
+        <w:rPr>
+          <w:rFonts w:ascii="Arial" w:hAnsi="Arial" w:cs="Arial"/>
+          <w:b/>
+          <w:bCs/>
+        </w:rPr>
+      </w:pPr>
+      <w:r>
+        <w:rPr>
+          <w:rFonts w:ascii="Arial" w:hAnsi="Arial" w:cs="Arial"/>
+          <w:b/>
+          <w:bCs/>
+        </w:rPr>
+        <w:t>Historia 4:</w:t>
+      </w:r>
+      <w:r>
+        <w:rPr>
+          <w:rFonts w:ascii="Arial" w:eastAsia="Times New Roman" w:hAnsi="Arial" w:cs="Arial"/>
+          <w:bCs/>
+          <w:color w:val="292A2E"/>
+          <w:kern w:val="36"/>
+          <w:lang w:eastAsia="es-PE"/>
+          <w14:ligatures w14:val="none"/>
+        </w:rPr>
+        <w:t xml:space="preserve"> </w:t>
+      </w:r>
+      <w:r>
+        <w:rPr>
+          <w:rFonts w:ascii="Arial" w:eastAsia="Times New Roman" w:hAnsi="Arial" w:cs="Arial"/>
+          <w:b/>
+          <w:color w:val="292A2E"/>
+          <w:kern w:val="36"/>
+          <w:lang w:eastAsia="es-PE"/>
+          <w14:ligatures w14:val="none"/>
+        </w:rPr>
+        <w:t>Gestión de personal</w:t>
+      </w:r>
+      <w:r>
+        <w:rPr>
+          <w:rFonts w:ascii="Arial" w:eastAsia="Times New Roman" w:hAnsi="Arial" w:cs="Arial"/>
+          <w:b/>
+          <w:color w:val="292A2E"/>
+          <w:kern w:val="36"/>
+          <w:lang w:eastAsia="es-PE"/>
+          <w14:ligatures w14:val="none"/>
+        </w:rPr>
+        <w:t xml:space="preserve"> </w:t>
+      </w:r>
+      <w:r>
+        <w:rPr>
+          <w:rFonts w:ascii="Arial" w:eastAsia="Times New Roman" w:hAnsi="Arial" w:cs="Arial"/>
+          <w:b/>
+          <w:color w:val="292A2E"/>
+          <w:kern w:val="36"/>
+          <w:lang w:eastAsia="es-PE"/>
+          <w14:ligatures w14:val="none"/>
+        </w:rPr>
+        <w:t>y Pagos</w:t>
+      </w:r>
+    </w:p>
+    <w:p>
+      <w:pPr>
+        <w:pStyle w:val="Prrafodelista"/>
+        <w:numPr>
+          <w:ilvl w:val="2"/>
+          <w:numId w:val="14"/>
+        </w:numPr>
+        <w:spacing w:before="240" w:line="360" w:lineRule="auto"/>
+        <w:rPr>
+          <w:rFonts w:ascii="Arial" w:hAnsi="Arial" w:cs="Arial"/>
+          <w:b/>
+          <w:bCs/>
+        </w:rPr>
+      </w:pPr>
+      <w:r>
+        <w:rPr>
+          <w:rFonts w:ascii="Arial" w:hAnsi="Arial" w:cs="Arial"/>
+          <w:b/>
+          <w:bCs/>
+        </w:rPr>
+        <w:t xml:space="preserve">Como: </w:t>
+      </w:r>
+      <w:r>
+        <w:rPr>
+          <w:rFonts w:ascii="Arial" w:hAnsi="Arial" w:cs="Arial"/>
+        </w:rPr>
+        <w:t>administrador</w:t>
+      </w:r>
+    </w:p>
+    <w:p>
+      <w:pPr>
+        <w:pStyle w:val="Prrafodelista"/>
+        <w:numPr>
+          <w:ilvl w:val="2"/>
+          <w:numId w:val="14"/>
+        </w:numPr>
+        <w:spacing w:before="240" w:line="360" w:lineRule="auto"/>
+        <w:rPr>
+          <w:rFonts w:ascii="Arial" w:hAnsi="Arial" w:cs="Arial"/>
+        </w:rPr>
+      </w:pPr>
+      <w:r>
+        <w:rPr>
+          <w:rFonts w:ascii="Arial" w:hAnsi="Arial" w:cs="Arial"/>
+          <w:b/>
+          <w:bCs/>
+        </w:rPr>
+        <w:t xml:space="preserve">Quiero: </w:t>
+      </w:r>
+      <w:r>
+        <w:rPr>
+          <w:rFonts w:ascii="Arial" w:hAnsi="Arial" w:cs="Arial"/>
+        </w:rPr>
+        <w:t>Gestionar los datos de los empleados y calcular sus pagos mensuales.</w:t>
+      </w:r>
+    </w:p>
+    <w:p>
+      <w:pPr>
+        <w:pStyle w:val="Prrafodelista"/>
+        <w:numPr>
+          <w:ilvl w:val="2"/>
+          <w:numId w:val="14"/>
+        </w:numPr>
+        <w:spacing w:before="240" w:line="360" w:lineRule="auto"/>
+        <w:rPr>
+          <w:rFonts w:ascii="Arial" w:hAnsi="Arial" w:cs="Arial"/>
+        </w:rPr>
+      </w:pPr>
+      <w:r>
+        <w:rPr>
+          <w:rFonts w:ascii="Arial" w:hAnsi="Arial" w:cs="Arial"/>
+          <w:b/>
+          <w:bCs/>
+        </w:rPr>
+        <w:t>Para:</w:t>
+      </w:r>
+      <w:r>
+        <w:rPr>
+          <w:rFonts w:ascii="Arial" w:hAnsi="Arial" w:cs="Arial"/>
+        </w:rPr>
+        <w:t xml:space="preserve"> Llevar un control administrativo eficiente de la planilla.</w:t>
+      </w:r>
+    </w:p>
+    <w:p>
+      <w:pPr>
+        <w:pStyle w:val="Prrafodelista"/>
+        <w:numPr>
+          <w:ilvl w:val="1"/>
+          <w:numId w:val="14"/>
+        </w:numPr>
+        <w:spacing w:before="240" w:line="360" w:lineRule="auto"/>
+        <w:rPr>
+          <w:rFonts w:ascii="Arial" w:hAnsi="Arial" w:cs="Arial"/>
+          <w:color w:val="292A2E"/>
+        </w:rPr>
+      </w:pPr>
+      <w:r>
+        <w:rPr>
+          <w:rFonts w:ascii="Arial" w:hAnsi="Arial" w:cs="Arial"/>
+          <w:b/>
+          <w:bCs/>
+        </w:rPr>
+        <w:t>Criterios</w:t>
+      </w:r>
+      <w:r>
+        <w:rPr>
+          <w:rStyle w:val="Fuerte"/>
+          <w:rFonts w:ascii="Arial" w:hAnsi="Arial" w:cs="Arial"/>
+          <w:color w:val="292A2E"/>
+        </w:rPr>
+        <w:t xml:space="preserve"> de Aceptación:</w:t>
+      </w:r>
+    </w:p>
+    <w:p>
+      <w:pPr>
+        <w:pStyle w:val="Prrafodelista"/>
+        <w:numPr>
+          <w:ilvl w:val="2"/>
+          <w:numId w:val="14"/>
+        </w:numPr>
+        <w:spacing w:before="240" w:line="360" w:lineRule="auto"/>
+        <w:rPr>
+          <w:rFonts w:ascii="Arial" w:hAnsi="Arial" w:cs="Arial"/>
+        </w:rPr>
+      </w:pPr>
+      <w:r>
+        <w:rPr>
+          <w:rFonts w:ascii="Arial" w:hAnsi="Arial" w:cs="Arial"/>
+        </w:rPr>
+        <w:t>Debe permitir registrar, editar y dar de baja (borrado lógico) a empleados.</w:t>
+      </w:r>
+    </w:p>
+    <w:p>
+      <w:pPr>
+        <w:pStyle w:val="Prrafodelista"/>
+        <w:numPr>
+          <w:ilvl w:val="2"/>
+          <w:numId w:val="14"/>
+        </w:numPr>
+        <w:spacing w:before="240" w:line="360" w:lineRule="auto"/>
+        <w:rPr>
+          <w:rFonts w:ascii="Arial" w:hAnsi="Arial" w:cs="Arial"/>
+        </w:rPr>
+      </w:pPr>
+      <w:r>
+        <w:rPr>
+          <w:rFonts w:ascii="Arial" w:hAnsi="Arial" w:cs="Arial"/>
+        </w:rPr>
+        <w:t>El módulo de pagos debe permitir ingresar bonos y descuentos.</w:t>
+      </w:r>
+    </w:p>
+    <w:p>
+      <w:pPr>
+        <w:pStyle w:val="Prrafodelista"/>
+        <w:numPr>
+          <w:ilvl w:val="2"/>
+          <w:numId w:val="14"/>
+        </w:numPr>
+        <w:spacing w:before="240" w:line="360" w:lineRule="auto"/>
+        <w:rPr>
+          <w:rFonts w:ascii="Arial" w:hAnsi="Arial" w:cs="Arial"/>
+        </w:rPr>
+      </w:pPr>
+      <w:r>
+        <w:rPr>
+          <w:rFonts w:ascii="Arial" w:hAnsi="Arial" w:cs="Arial"/>
+        </w:rPr>
+        <w:t>El sistema debe mostrar el neto a pagar calculado automáticamente antes de guardar</w:t>
+      </w:r>
+    </w:p>
+    <w:p>
+      <w:pPr>
+        <w:spacing w:before="240" w:line="360" w:lineRule="auto"/>
+        <w:rPr>
+          <w:rFonts w:ascii="Arial" w:hAnsi="Arial" w:cs="Arial"/>
+          <w:b/>
+          <w:bCs/>
+        </w:rPr>
+      </w:pPr>
+    </w:p>
+    <w:p>
+      <w:pPr>
+        <w:pStyle w:val="Prrafodelista"/>
+        <w:numPr>
+          <w:ilvl w:val="1"/>
+          <w:numId w:val="14"/>
+        </w:numPr>
+        <w:spacing w:before="240" w:line="360" w:lineRule="auto"/>
+        <w:rPr>
+          <w:rFonts w:ascii="Arial" w:hAnsi="Arial" w:cs="Arial"/>
+          <w:b/>
+          <w:bCs/>
+        </w:rPr>
+      </w:pPr>
+      <w:r>
+        <w:rPr>
+          <w:rFonts w:ascii="Arial" w:hAnsi="Arial" w:cs="Arial"/>
+          <w:b/>
+          <w:bCs/>
+        </w:rPr>
+        <w:t>Historia 5:</w:t>
+      </w:r>
+      <w:r>
+        <w:rPr>
+          <w:rFonts w:ascii="Arial" w:hAnsi="Arial" w:cs="Arial"/>
+          <w:b/>
+          <w:bCs/>
+        </w:rPr>
+        <w:t xml:space="preserve"> </w:t>
+      </w:r>
+      <w:r>
+        <w:rPr>
+          <w:rFonts w:ascii="Arial" w:hAnsi="Arial" w:cs="Arial"/>
+          <w:b/>
+          <w:bCs/>
+        </w:rPr>
+        <w:t>Recursos Humanos y Seguridad</w:t>
+      </w:r>
+    </w:p>
+    <w:p>
+      <w:pPr>
+        <w:pStyle w:val="Prrafodelista"/>
+        <w:numPr>
+          <w:ilvl w:val="2"/>
+          <w:numId w:val="14"/>
+        </w:numPr>
+        <w:spacing w:before="240" w:line="360" w:lineRule="auto"/>
+        <w:rPr>
+          <w:rFonts w:ascii="Arial" w:hAnsi="Arial" w:cs="Arial"/>
+          <w:b/>
+          <w:bCs/>
+        </w:rPr>
+      </w:pPr>
+      <w:r>
+        <w:rPr>
+          <w:rFonts w:ascii="Arial" w:hAnsi="Arial" w:cs="Arial"/>
+          <w:b/>
+          <w:bCs/>
+        </w:rPr>
+        <w:t xml:space="preserve">Como: </w:t>
+      </w:r>
+      <w:r>
+        <w:rPr>
+          <w:rFonts w:ascii="Arial" w:hAnsi="Arial" w:cs="Arial"/>
+        </w:rPr>
+        <w:t>Administrador</w:t>
+      </w:r>
+    </w:p>
+    <w:p>
+      <w:pPr>
+        <w:pStyle w:val="Prrafodelista"/>
+        <w:numPr>
+          <w:ilvl w:val="2"/>
+          <w:numId w:val="14"/>
+        </w:numPr>
+        <w:spacing w:before="240" w:line="360" w:lineRule="auto"/>
+        <w:rPr>
+          <w:rFonts w:ascii="Arial" w:hAnsi="Arial" w:cs="Arial"/>
+          <w:b/>
+          <w:bCs/>
+        </w:rPr>
+      </w:pPr>
+      <w:r>
+        <w:rPr>
+          <w:rFonts w:ascii="Arial" w:hAnsi="Arial" w:cs="Arial"/>
+          <w:b/>
+          <w:bCs/>
+        </w:rPr>
+        <w:t xml:space="preserve">Quiero: </w:t>
+      </w:r>
+      <w:r>
+        <w:rPr>
+          <w:rFonts w:ascii="Arial" w:hAnsi="Arial" w:cs="Arial"/>
+        </w:rPr>
+        <w:t>Gestionar los datos de los empleados y calcular sus pagos mensuales</w:t>
+      </w:r>
+    </w:p>
+    <w:p>
+      <w:pPr>
+        <w:pStyle w:val="Prrafodelista"/>
+        <w:numPr>
+          <w:ilvl w:val="2"/>
+          <w:numId w:val="14"/>
+        </w:numPr>
+        <w:spacing w:before="240" w:line="360" w:lineRule="auto"/>
+        <w:rPr>
+          <w:rFonts w:ascii="Arial" w:hAnsi="Arial" w:cs="Arial"/>
+          <w:b/>
+          <w:bCs/>
+        </w:rPr>
+      </w:pPr>
+      <w:r>
+        <w:rPr>
+          <w:rFonts w:ascii="Arial" w:hAnsi="Arial" w:cs="Arial"/>
+          <w:b/>
+          <w:bCs/>
+        </w:rPr>
+        <w:t xml:space="preserve">Para: </w:t>
+      </w:r>
+      <w:r>
+        <w:rPr>
+          <w:rFonts w:ascii="Arial" w:hAnsi="Arial" w:cs="Arial"/>
+        </w:rPr>
+        <w:t>Llevar un control administrativo eficiente de la planilla</w:t>
+      </w:r>
+    </w:p>
+    <w:p>
+      <w:pPr>
+        <w:pStyle w:val="Prrafodelista"/>
+        <w:numPr>
+          <w:ilvl w:val="1"/>
+          <w:numId w:val="14"/>
+        </w:numPr>
+        <w:spacing w:before="240" w:line="360" w:lineRule="auto"/>
+        <w:rPr>
+          <w:rFonts w:ascii="Arial" w:hAnsi="Arial" w:cs="Arial"/>
+          <w:b/>
+          <w:bCs/>
+        </w:rPr>
+      </w:pPr>
+      <w:r>
+        <w:rPr>
+          <w:rFonts w:ascii="Arial" w:hAnsi="Arial" w:cs="Arial"/>
+          <w:b/>
+          <w:bCs/>
+        </w:rPr>
+        <w:t>Criterios de Aceptación:</w:t>
+      </w:r>
+    </w:p>
+    <w:p>
+      <w:pPr>
+        <w:pStyle w:val="Prrafodelista"/>
+        <w:numPr>
+          <w:ilvl w:val="2"/>
+          <w:numId w:val="14"/>
+        </w:numPr>
+        <w:spacing w:before="240" w:line="360" w:lineRule="auto"/>
+        <w:rPr>
+          <w:rFonts w:ascii="Arial" w:hAnsi="Arial" w:cs="Arial"/>
+        </w:rPr>
+      </w:pPr>
+      <w:r>
+        <w:rPr>
+          <w:rFonts w:ascii="Arial" w:hAnsi="Arial" w:cs="Arial"/>
+        </w:rPr>
+        <w:t>Debe permitir registrar, editar y dar de baja (borrado lógico) a empleados.</w:t>
+      </w:r>
+    </w:p>
+    <w:p>
+      <w:pPr>
+        <w:pStyle w:val="Prrafodelista"/>
+        <w:numPr>
+          <w:ilvl w:val="2"/>
+          <w:numId w:val="14"/>
+        </w:numPr>
+        <w:spacing w:before="240" w:line="360" w:lineRule="auto"/>
+        <w:rPr>
+          <w:rFonts w:ascii="Arial" w:hAnsi="Arial" w:cs="Arial"/>
+        </w:rPr>
+      </w:pPr>
+      <w:r>
+        <w:rPr>
+          <w:rFonts w:ascii="Arial" w:hAnsi="Arial" w:cs="Arial"/>
+        </w:rPr>
+        <w:t>El módulo de pagos debe permitir ingresar bonos y descuentos.</w:t>
+      </w:r>
+    </w:p>
+    <w:p>
+      <w:pPr>
+        <w:pStyle w:val="Prrafodelista"/>
+        <w:numPr>
+          <w:ilvl w:val="2"/>
+          <w:numId w:val="14"/>
+        </w:numPr>
+        <w:spacing w:before="240" w:line="360" w:lineRule="auto"/>
+        <w:rPr>
+          <w:rFonts w:ascii="Arial" w:hAnsi="Arial" w:cs="Arial"/>
+        </w:rPr>
+      </w:pPr>
+      <w:r>
+        <w:rPr>
+          <w:rFonts w:ascii="Arial" w:hAnsi="Arial" w:cs="Arial"/>
+        </w:rPr>
+        <w:t>El sistema debe mostrar el neto a pagar calculado automáticamente antes de guardar.</w:t>
+      </w:r>
+    </w:p>
+    <w:p>
+      <w:pPr>
+        <w:pStyle w:val="Prrafodelista"/>
+        <w:numPr>
+          <w:ilvl w:val="1"/>
+          <w:numId w:val="14"/>
+        </w:numPr>
+        <w:spacing w:before="240" w:line="360" w:lineRule="auto"/>
+        <w:rPr>
+          <w:rFonts w:ascii="Arial" w:hAnsi="Arial" w:cs="Arial"/>
+          <w:b/>
+          <w:bCs/>
+        </w:rPr>
+      </w:pPr>
+      <w:r>
+        <w:rPr>
+          <w:rFonts w:ascii="Arial" w:hAnsi="Arial" w:cs="Arial"/>
+          <w:b/>
+          <w:bCs/>
+        </w:rPr>
+        <w:t>Historia 6:</w:t>
+      </w:r>
+      <w:r>
+        <w:rPr>
+          <w:rFonts w:ascii="Arial" w:eastAsia="Times New Roman" w:hAnsi="Arial" w:cs="Arial"/>
+          <w:bCs/>
+          <w:color w:val="292A2E"/>
+          <w:kern w:val="36"/>
+          <w:lang w:eastAsia="es-PE"/>
+          <w14:ligatures w14:val="none"/>
+        </w:rPr>
+        <w:t xml:space="preserve"> </w:t>
+      </w:r>
+      <w:r>
+        <w:rPr>
+          <w:rFonts w:ascii="Arial" w:hAnsi="Arial" w:cs="Arial"/>
+          <w:b/>
+          <w:bCs/>
+        </w:rPr>
+        <w:t>Control de Acceso (Seguridad)</w:t>
+      </w:r>
+    </w:p>
+    <w:p>
+      <w:pPr>
+        <w:pStyle w:val="Prrafodelista"/>
+        <w:numPr>
+          <w:ilvl w:val="2"/>
+          <w:numId w:val="14"/>
+        </w:numPr>
+        <w:spacing w:before="240" w:line="360" w:lineRule="auto"/>
+        <w:rPr>
+          <w:rFonts w:ascii="Arial" w:hAnsi="Arial" w:cs="Arial"/>
+        </w:rPr>
+      </w:pPr>
+      <w:r>
+        <w:rPr>
+          <w:rFonts w:ascii="Arial" w:hAnsi="Arial" w:cs="Arial"/>
+          <w:b/>
+          <w:bCs/>
+        </w:rPr>
+        <w:t xml:space="preserve">Como: </w:t>
+      </w:r>
+      <w:r>
+        <w:rPr>
+          <w:rFonts w:ascii="Arial" w:hAnsi="Arial" w:cs="Arial"/>
+        </w:rPr>
+        <w:t>Usuario del sistema</w:t>
+      </w:r>
+    </w:p>
+    <w:p>
+      <w:pPr>
+        <w:pStyle w:val="Prrafodelista"/>
+        <w:numPr>
+          <w:ilvl w:val="2"/>
+          <w:numId w:val="14"/>
+        </w:numPr>
+        <w:spacing w:before="240" w:line="360" w:lineRule="auto"/>
+        <w:rPr>
+          <w:rFonts w:ascii="Arial" w:hAnsi="Arial" w:cs="Arial"/>
+        </w:rPr>
+      </w:pPr>
+      <w:r>
+        <w:rPr>
+          <w:rFonts w:ascii="Arial" w:hAnsi="Arial" w:cs="Arial"/>
+          <w:b/>
+          <w:bCs/>
+        </w:rPr>
+        <w:t xml:space="preserve">Quiero: </w:t>
+      </w:r>
+      <w:r>
+        <w:rPr>
+          <w:rFonts w:ascii="Arial" w:hAnsi="Arial" w:cs="Arial"/>
+        </w:rPr>
+        <w:t>Iniciar sesión con mis credenciales</w:t>
+      </w:r>
+    </w:p>
+    <w:p>
+      <w:pPr>
+        <w:pStyle w:val="Prrafodelista"/>
+        <w:numPr>
+          <w:ilvl w:val="2"/>
+          <w:numId w:val="14"/>
+        </w:numPr>
+        <w:spacing w:before="240" w:line="360" w:lineRule="auto"/>
+        <w:rPr>
+          <w:rFonts w:ascii="Arial" w:hAnsi="Arial" w:cs="Arial"/>
+          <w:b/>
+          <w:bCs/>
+        </w:rPr>
+      </w:pPr>
+      <w:r>
+        <w:rPr>
+          <w:rFonts w:ascii="Arial" w:hAnsi="Arial" w:cs="Arial"/>
+          <w:b/>
+          <w:bCs/>
+        </w:rPr>
+        <w:t xml:space="preserve">Para: </w:t>
+      </w:r>
+      <w:r>
+        <w:rPr>
+          <w:rFonts w:ascii="Arial" w:hAnsi="Arial" w:cs="Arial"/>
+        </w:rPr>
+        <w:t>Acceder a las funciones permitidas según mi rol (Vendedor, Administrador, Almacenero)</w:t>
+      </w:r>
+    </w:p>
+    <w:p>
+      <w:pPr>
+        <w:pStyle w:val="Prrafodelista"/>
+        <w:numPr>
+          <w:ilvl w:val="1"/>
+          <w:numId w:val="14"/>
+        </w:numPr>
+        <w:spacing w:before="240" w:line="360" w:lineRule="auto"/>
+        <w:rPr>
+          <w:rFonts w:ascii="Arial" w:hAnsi="Arial" w:cs="Arial"/>
+          <w:b/>
+          <w:bCs/>
+        </w:rPr>
+      </w:pPr>
+      <w:r>
+        <w:rPr>
+          <w:rFonts w:ascii="Arial" w:hAnsi="Arial" w:cs="Arial"/>
+          <w:b/>
+          <w:bCs/>
+        </w:rPr>
+        <w:t>Criterios de Aceptación:</w:t>
+      </w:r>
+    </w:p>
+    <w:p>
+      <w:pPr>
+        <w:pStyle w:val="Prrafodelista"/>
+        <w:numPr>
+          <w:ilvl w:val="2"/>
+          <w:numId w:val="14"/>
+        </w:numPr>
+        <w:spacing w:before="240" w:line="360" w:lineRule="auto"/>
+        <w:rPr>
+          <w:rFonts w:ascii="Arial" w:hAnsi="Arial" w:cs="Arial"/>
+        </w:rPr>
+      </w:pPr>
+      <w:r>
+        <w:rPr>
+          <w:rFonts w:ascii="Arial" w:hAnsi="Arial" w:cs="Arial"/>
+        </w:rPr>
+        <w:t>El sistema debe validar usuario y contraseña contra la base de datos.</w:t>
+      </w:r>
+    </w:p>
+    <w:p>
+      <w:pPr>
+        <w:pStyle w:val="Prrafodelista"/>
+        <w:numPr>
+          <w:ilvl w:val="2"/>
+          <w:numId w:val="14"/>
+        </w:numPr>
+        <w:spacing w:before="240" w:line="360" w:lineRule="auto"/>
+        <w:rPr>
+          <w:rFonts w:ascii="Arial" w:hAnsi="Arial" w:cs="Arial"/>
+        </w:rPr>
+      </w:pPr>
+      <w:r>
+        <w:rPr>
+          <w:rFonts w:ascii="Arial" w:hAnsi="Arial" w:cs="Arial"/>
+        </w:rPr>
+        <w:t>Las contraseñas deben estar cifradas en SQL Server.</w:t>
+      </w:r>
+    </w:p>
+    <w:p>
+      <w:pPr>
+        <w:pStyle w:val="Prrafodelista"/>
+        <w:numPr>
+          <w:ilvl w:val="2"/>
+          <w:numId w:val="14"/>
+        </w:numPr>
+        <w:spacing w:before="240" w:line="360" w:lineRule="auto"/>
+        <w:rPr>
+          <w:rFonts w:ascii="Arial" w:hAnsi="Arial" w:cs="Arial"/>
+          <w:b/>
+          <w:bCs/>
+        </w:rPr>
+      </w:pPr>
+      <w:r>
+        <w:rPr>
+          <w:rFonts w:ascii="Arial" w:hAnsi="Arial" w:cs="Arial"/>
+        </w:rPr>
+        <w:t>Si el usuario no tiene permisos para un módulo (ej. Vendedor entrando a Reportes), el sistema debe denegar el acceso.</w:t>
+      </w:r>
+    </w:p>
+    <w:p>
+      <w:pPr>
+        <w:pStyle w:val="Prrafodelista"/>
+        <w:numPr>
+          <w:ilvl w:val="1"/>
+          <w:numId w:val="14"/>
+        </w:numPr>
+        <w:spacing w:before="240" w:line="360" w:lineRule="auto"/>
+        <w:rPr>
+          <w:rFonts w:ascii="Arial" w:hAnsi="Arial" w:cs="Arial"/>
+          <w:b/>
+          <w:bCs/>
+        </w:rPr>
+      </w:pPr>
+      <w:r>
+        <w:rPr>
+          <w:rFonts w:ascii="Arial" w:hAnsi="Arial" w:cs="Arial"/>
+          <w:b/>
+          <w:bCs/>
+        </w:rPr>
+        <w:t>Historia 7:</w:t>
+      </w:r>
+      <w:r>
+        <w:rPr>
+          <w:rFonts w:ascii="Arial" w:eastAsia="Times New Roman" w:hAnsi="Arial" w:cs="Arial"/>
+          <w:bCs/>
+          <w:color w:val="292A2E"/>
+          <w:kern w:val="36"/>
+          <w:lang w:eastAsia="es-PE"/>
+          <w14:ligatures w14:val="none"/>
+        </w:rPr>
+        <w:t xml:space="preserve"> </w:t>
+      </w:r>
+      <w:r>
+        <w:rPr>
+          <w:rFonts w:ascii="Arial" w:hAnsi="Arial" w:cs="Arial"/>
+          <w:b/>
+          <w:bCs/>
+        </w:rPr>
+        <w:t>Respaldos (Backups)</w:t>
+      </w:r>
+    </w:p>
+    <w:p>
+      <w:pPr>
+        <w:pStyle w:val="Prrafodelista"/>
+        <w:numPr>
+          <w:ilvl w:val="2"/>
+          <w:numId w:val="14"/>
+        </w:numPr>
+        <w:spacing w:before="240" w:line="360" w:lineRule="auto"/>
+        <w:rPr>
+          <w:rFonts w:ascii="Arial" w:hAnsi="Arial" w:cs="Arial"/>
+          <w:b/>
+          <w:bCs/>
+        </w:rPr>
+      </w:pPr>
+      <w:r>
+        <w:rPr>
+          <w:rFonts w:ascii="Arial" w:hAnsi="Arial" w:cs="Arial"/>
+          <w:b/>
+          <w:bCs/>
+        </w:rPr>
+        <w:t xml:space="preserve">Como: </w:t>
+      </w:r>
+      <w:r>
+        <w:rPr>
+          <w:rFonts w:ascii="Arial" w:hAnsi="Arial" w:cs="Arial"/>
+        </w:rPr>
+        <w:t>Administrador de Sistemas</w:t>
+      </w:r>
+    </w:p>
+    <w:p>
+      <w:pPr>
+        <w:pStyle w:val="Prrafodelista"/>
+        <w:numPr>
+          <w:ilvl w:val="2"/>
+          <w:numId w:val="14"/>
+        </w:numPr>
+        <w:spacing w:before="240" w:line="360" w:lineRule="auto"/>
+        <w:rPr>
+          <w:rFonts w:ascii="Arial" w:hAnsi="Arial" w:cs="Arial"/>
+          <w:b/>
+          <w:bCs/>
+        </w:rPr>
+      </w:pPr>
+      <w:r>
+        <w:rPr>
+          <w:rFonts w:ascii="Arial" w:hAnsi="Arial" w:cs="Arial"/>
+          <w:b/>
+          <w:bCs/>
+        </w:rPr>
+        <w:t xml:space="preserve">Quiero: </w:t>
+      </w:r>
+      <w:r>
+        <w:rPr>
+          <w:rFonts w:ascii="Arial" w:hAnsi="Arial" w:cs="Arial"/>
+        </w:rPr>
+        <w:t>Que el sistema realice copias de seguridad automáticas</w:t>
+      </w:r>
+    </w:p>
+    <w:p>
+      <w:pPr>
+        <w:pStyle w:val="Prrafodelista"/>
+        <w:numPr>
+          <w:ilvl w:val="2"/>
+          <w:numId w:val="14"/>
+        </w:numPr>
+        <w:spacing w:before="240" w:line="360" w:lineRule="auto"/>
+        <w:rPr>
+          <w:rFonts w:ascii="Arial" w:hAnsi="Arial" w:cs="Arial"/>
+          <w:b/>
+          <w:bCs/>
+        </w:rPr>
+      </w:pPr>
+      <w:r>
+        <w:rPr>
+          <w:rFonts w:ascii="Arial" w:hAnsi="Arial" w:cs="Arial"/>
+          <w:b/>
+          <w:bCs/>
+        </w:rPr>
+        <w:t xml:space="preserve">Para: </w:t>
+      </w:r>
+      <w:r>
+        <w:rPr>
+          <w:rFonts w:ascii="Arial" w:hAnsi="Arial" w:cs="Arial"/>
+        </w:rPr>
+        <w:t>Garantizar la recuperación de datos ante fallos (Fiabilidad)</w:t>
+      </w:r>
+    </w:p>
+    <w:p>
+      <w:pPr>
+        <w:pStyle w:val="Prrafodelista"/>
+        <w:numPr>
+          <w:ilvl w:val="1"/>
+          <w:numId w:val="14"/>
+        </w:numPr>
+        <w:spacing w:before="240" w:line="360" w:lineRule="auto"/>
+        <w:rPr>
+          <w:rFonts w:ascii="Arial" w:hAnsi="Arial" w:cs="Arial"/>
+          <w:b/>
+          <w:bCs/>
+        </w:rPr>
+      </w:pPr>
+      <w:r>
+        <w:rPr>
+          <w:rFonts w:ascii="Arial" w:hAnsi="Arial" w:cs="Arial"/>
+          <w:b/>
+          <w:bCs/>
+        </w:rPr>
+        <w:t>Criterios de Aceptación:</w:t>
+      </w:r>
+    </w:p>
+    <w:p>
+      <w:pPr>
+        <w:pStyle w:val="Prrafodelista"/>
+        <w:numPr>
+          <w:ilvl w:val="2"/>
+          <w:numId w:val="14"/>
+        </w:numPr>
+        <w:spacing w:before="240" w:line="360" w:lineRule="auto"/>
+        <w:rPr>
+          <w:rFonts w:ascii="Arial" w:hAnsi="Arial" w:cs="Arial"/>
+        </w:rPr>
+      </w:pPr>
+      <w:r>
+        <w:rPr>
+          <w:rFonts w:ascii="Arial" w:hAnsi="Arial" w:cs="Arial"/>
+        </w:rPr>
+        <w:lastRenderedPageBreak/>
+        <w:t xml:space="preserve">Se debe ejecutar </w:t>
+      </w:r>
+      <w:proofErr w:type="gramStart"/>
+      <w:r>
+        <w:rPr>
+          <w:rFonts w:ascii="Arial" w:hAnsi="Arial" w:cs="Arial"/>
+        </w:rPr>
+        <w:t>un backup</w:t>
+      </w:r>
+      <w:proofErr w:type="gramEnd"/>
+      <w:r>
+        <w:rPr>
+          <w:rFonts w:ascii="Arial" w:hAnsi="Arial" w:cs="Arial"/>
+        </w:rPr>
+        <w:t xml:space="preserve"> de LOG diariamente a una hora de baja carga.</w:t>
+      </w:r>
+    </w:p>
+    <w:p>
+      <w:pPr>
+        <w:pStyle w:val="Prrafodelista"/>
+        <w:numPr>
+          <w:ilvl w:val="2"/>
+          <w:numId w:val="14"/>
+        </w:numPr>
+        <w:spacing w:before="240" w:line="360" w:lineRule="auto"/>
+        <w:rPr>
+          <w:rFonts w:ascii="Arial" w:hAnsi="Arial" w:cs="Arial"/>
+        </w:rPr>
+      </w:pPr>
+      <w:r>
+        <w:rPr>
+          <w:rFonts w:ascii="Arial" w:hAnsi="Arial" w:cs="Arial"/>
+        </w:rPr>
+        <w:t xml:space="preserve">Se debe ejecutar </w:t>
+      </w:r>
+      <w:proofErr w:type="gramStart"/>
+      <w:r>
+        <w:rPr>
+          <w:rFonts w:ascii="Arial" w:hAnsi="Arial" w:cs="Arial"/>
+        </w:rPr>
+        <w:t>un backup</w:t>
+      </w:r>
+      <w:proofErr w:type="gramEnd"/>
+      <w:r>
+        <w:rPr>
+          <w:rFonts w:ascii="Arial" w:hAnsi="Arial" w:cs="Arial"/>
+        </w:rPr>
+        <w:t xml:space="preserve"> FULL todos los domingos y fines de mes.</w:t>
+      </w:r>
+    </w:p>
+    <w:p>
+      <w:pPr>
+        <w:pStyle w:val="Prrafodelista"/>
+        <w:numPr>
+          <w:ilvl w:val="2"/>
+          <w:numId w:val="14"/>
+        </w:numPr>
+        <w:spacing w:before="240" w:line="360" w:lineRule="auto"/>
+        <w:rPr>
+          <w:rFonts w:ascii="Arial" w:hAnsi="Arial" w:cs="Arial"/>
+        </w:rPr>
+      </w:pPr>
+      <w:r>
+        <w:rPr>
+          <w:rFonts w:ascii="Arial" w:hAnsi="Arial" w:cs="Arial"/>
+        </w:rPr>
+        <w:t>El sistema debe dejar un log de "Éxito" o "Error" tras cada ejecución.</w:t>
+      </w:r>
+    </w:p>
+    <w:p>
+      <w:pPr>
+        <w:pStyle w:val="Prrafodelista"/>
+        <w:numPr>
+          <w:ilvl w:val="1"/>
+          <w:numId w:val="14"/>
+        </w:numPr>
+        <w:spacing w:before="240" w:line="360" w:lineRule="auto"/>
+        <w:rPr>
+          <w:rFonts w:cs="Arial"/>
+          <w:b/>
+          <w:bCs/>
+        </w:rPr>
+      </w:pPr>
+      <w:r>
+        <w:rPr>
+          <w:rFonts w:ascii="Arial" w:hAnsi="Arial" w:cs="Arial"/>
+          <w:b/>
+          <w:bCs/>
+        </w:rPr>
+        <w:t>Historia 8:</w:t>
+      </w:r>
+      <w:r>
+        <w:rPr>
+          <w:rFonts w:ascii="Arial" w:hAnsi="Arial" w:cs="Arial"/>
+          <w:b/>
+          <w:bCs/>
+        </w:rPr>
+        <w:t xml:space="preserve"> </w:t>
+      </w:r>
+      <w:r>
+        <w:rPr>
+          <w:rFonts w:ascii="Arial" w:hAnsi="Arial" w:cs="Arial"/>
+          <w:b/>
+          <w:bCs/>
+        </w:rPr>
+        <w:t>gestionar productos del inventario</w:t>
+      </w:r>
+    </w:p>
+    <w:p>
+      <w:pPr>
+        <w:pStyle w:val="Prrafodelista"/>
+        <w:numPr>
+          <w:ilvl w:val="2"/>
+          <w:numId w:val="14"/>
+        </w:numPr>
+        <w:spacing w:before="240" w:line="360" w:lineRule="auto"/>
+        <w:rPr>
+          <w:rFonts w:ascii="Arial" w:hAnsi="Arial" w:cs="Arial"/>
+          <w:b/>
+          <w:bCs/>
+        </w:rPr>
+      </w:pPr>
+      <w:r>
+        <w:rPr>
+          <w:rFonts w:ascii="Arial" w:hAnsi="Arial" w:cs="Arial"/>
+          <w:b/>
+          <w:bCs/>
+        </w:rPr>
+        <w:t>Como</w:t>
+      </w:r>
+      <w:r>
+        <w:rPr>
+          <w:rFonts w:ascii="Arial" w:hAnsi="Arial" w:cs="Arial"/>
+          <w:b/>
+          <w:bCs/>
+        </w:rPr>
+        <w:t>:</w:t>
+      </w:r>
+      <w:r>
+        <w:rPr>
+          <w:rFonts w:ascii="Arial" w:hAnsi="Arial" w:cs="Arial"/>
+          <w:b/>
+          <w:bCs/>
+        </w:rPr>
+        <w:t xml:space="preserve"> </w:t>
+      </w:r>
+      <w:r>
+        <w:rPr>
+          <w:rFonts w:ascii="Arial" w:hAnsi="Arial" w:cs="Arial"/>
+        </w:rPr>
+        <w:t>administrador</w:t>
+      </w:r>
+    </w:p>
+    <w:p>
+      <w:pPr>
+        <w:pStyle w:val="Prrafodelista"/>
+        <w:numPr>
+          <w:ilvl w:val="2"/>
+          <w:numId w:val="14"/>
+        </w:numPr>
+        <w:spacing w:line="360" w:lineRule="auto"/>
+        <w:rPr>
+          <w:rFonts w:ascii="Arial" w:hAnsi="Arial" w:cs="Arial"/>
+          <w:b/>
+          <w:bCs/>
+        </w:rPr>
+      </w:pPr>
+      <w:r>
+        <w:rPr>
+          <w:rFonts w:ascii="Arial" w:hAnsi="Arial" w:cs="Arial"/>
+          <w:b/>
+          <w:bCs/>
+        </w:rPr>
+        <w:t>Quiero</w:t>
+      </w:r>
+      <w:r>
+        <w:rPr>
+          <w:rFonts w:ascii="Arial" w:hAnsi="Arial" w:cs="Arial"/>
+          <w:b/>
+          <w:bCs/>
+        </w:rPr>
+        <w:t>:</w:t>
+      </w:r>
+      <w:r>
+        <w:rPr>
+          <w:rFonts w:ascii="Arial" w:hAnsi="Arial" w:cs="Arial"/>
+        </w:rPr>
+        <w:t xml:space="preserve"> registrar, editar y eliminar productos</w:t>
+      </w:r>
+    </w:p>
+    <w:p>
+      <w:pPr>
+        <w:pStyle w:val="Prrafodelista"/>
+        <w:numPr>
+          <w:ilvl w:val="2"/>
+          <w:numId w:val="14"/>
+        </w:numPr>
+        <w:spacing w:before="240" w:line="360" w:lineRule="auto"/>
+        <w:rPr>
+          <w:rFonts w:ascii="Arial" w:hAnsi="Arial" w:cs="Arial"/>
+          <w:b/>
+          <w:bCs/>
+        </w:rPr>
+      </w:pPr>
+      <w:r>
+        <w:rPr>
+          <w:rFonts w:ascii="Arial" w:hAnsi="Arial" w:cs="Arial"/>
+          <w:b/>
+          <w:bCs/>
+        </w:rPr>
+        <w:t>Para</w:t>
+      </w:r>
+      <w:r>
+        <w:rPr>
+          <w:rStyle w:val="Fuerte"/>
+          <w:rFonts w:ascii="Arial" w:eastAsiaTheme="majorEastAsia" w:hAnsi="Arial" w:cs="Arial"/>
+          <w:color w:val="292A2E"/>
+        </w:rPr>
+        <w:t>:</w:t>
+      </w:r>
+      <w:r>
+        <w:rPr>
+          <w:rStyle w:val="Fuerte"/>
+          <w:rFonts w:ascii="Arial" w:eastAsiaTheme="majorEastAsia" w:hAnsi="Arial" w:cs="Arial"/>
+          <w:color w:val="292A2E"/>
+        </w:rPr>
+        <w:t xml:space="preserve"> </w:t>
+      </w:r>
+      <w:r>
+        <w:rPr>
+          <w:rFonts w:ascii="Arial" w:hAnsi="Arial" w:cs="Arial"/>
+          <w:color w:val="292A2E"/>
+        </w:rPr>
+        <w:t>mantener actualizado el inventario</w:t>
+      </w:r>
+    </w:p>
+    <w:p>
+      <w:pPr>
+        <w:pStyle w:val="Prrafodelista"/>
+        <w:numPr>
+          <w:ilvl w:val="1"/>
+          <w:numId w:val="14"/>
+        </w:numPr>
+        <w:spacing w:before="240" w:line="360" w:lineRule="auto"/>
+        <w:rPr>
+          <w:rFonts w:ascii="Arial" w:hAnsi="Arial" w:cs="Arial"/>
+          <w:color w:val="292A2E"/>
+        </w:rPr>
+      </w:pPr>
+      <w:r>
+        <w:rPr>
+          <w:rFonts w:ascii="Arial" w:hAnsi="Arial" w:cs="Arial"/>
+          <w:b/>
+          <w:bCs/>
+        </w:rPr>
+        <w:t>Criterios</w:t>
+      </w:r>
+      <w:r>
+        <w:rPr>
+          <w:rStyle w:val="Fuerte"/>
+          <w:rFonts w:ascii="Arial" w:hAnsi="Arial" w:cs="Arial"/>
+          <w:color w:val="292A2E"/>
+        </w:rPr>
+        <w:t xml:space="preserve"> de Aceptación:</w:t>
+      </w:r>
+    </w:p>
+    <w:p>
+      <w:pPr>
+        <w:pStyle w:val="Prrafodelista"/>
+        <w:numPr>
+          <w:ilvl w:val="2"/>
+          <w:numId w:val="14"/>
+        </w:numPr>
+        <w:spacing w:before="240" w:line="360" w:lineRule="auto"/>
+        <w:rPr>
+          <w:rFonts w:ascii="Arial" w:hAnsi="Arial" w:cs="Arial"/>
+          <w:color w:val="292A2E"/>
+        </w:rPr>
+      </w:pPr>
+      <w:r>
+        <w:rPr>
+          <w:rFonts w:ascii="Arial" w:hAnsi="Arial" w:cs="Arial"/>
+          <w:color w:val="292A2E"/>
+        </w:rPr>
+        <w:t xml:space="preserve">El </w:t>
+      </w:r>
+      <w:r>
+        <w:rPr>
+          <w:rFonts w:ascii="Arial" w:hAnsi="Arial" w:cs="Arial"/>
+        </w:rPr>
+        <w:t>sistema</w:t>
+      </w:r>
+      <w:r>
+        <w:rPr>
+          <w:rFonts w:ascii="Arial" w:hAnsi="Arial" w:cs="Arial"/>
+          <w:color w:val="292A2E"/>
+        </w:rPr>
+        <w:t xml:space="preserve"> debe permitir registrar nuevos productos con sus datos obligatorios.</w:t>
+      </w:r>
+    </w:p>
+    <w:p>
+      <w:pPr>
+        <w:pStyle w:val="Prrafodelista"/>
+        <w:numPr>
+          <w:ilvl w:val="2"/>
+          <w:numId w:val="14"/>
+        </w:numPr>
+        <w:spacing w:before="240" w:line="360" w:lineRule="auto"/>
+        <w:rPr>
+          <w:rFonts w:ascii="Arial" w:hAnsi="Arial" w:cs="Arial"/>
+          <w:color w:val="292A2E"/>
+        </w:rPr>
+      </w:pPr>
+      <w:r>
+        <w:rPr>
+          <w:rFonts w:ascii="Arial" w:hAnsi="Arial" w:cs="Arial"/>
+          <w:color w:val="292A2E"/>
+        </w:rPr>
+        <w:t>El sistema debe permitir editar la información de productos existentes.</w:t>
+      </w:r>
+    </w:p>
+    <w:p>
+      <w:pPr>
+        <w:pStyle w:val="Prrafodelista"/>
+        <w:numPr>
+          <w:ilvl w:val="2"/>
+          <w:numId w:val="14"/>
+        </w:numPr>
+        <w:spacing w:before="240" w:line="360" w:lineRule="auto"/>
+        <w:rPr>
+          <w:rFonts w:ascii="Arial" w:hAnsi="Arial" w:cs="Arial"/>
+          <w:color w:val="292A2E"/>
+        </w:rPr>
+      </w:pPr>
+      <w:r>
+        <w:rPr>
+          <w:rFonts w:ascii="Arial" w:hAnsi="Arial" w:cs="Arial"/>
+          <w:color w:val="292A2E"/>
+        </w:rPr>
+        <w:t>El sistema debe permitir eliminar productos del sistema.</w:t>
+      </w:r>
+    </w:p>
+    <w:p>
+      <w:pPr>
+        <w:pStyle w:val="Prrafodelista"/>
+        <w:numPr>
+          <w:ilvl w:val="2"/>
+          <w:numId w:val="14"/>
+        </w:numPr>
+        <w:spacing w:before="240" w:line="360" w:lineRule="auto"/>
+        <w:rPr>
+          <w:rFonts w:ascii="Arial" w:hAnsi="Arial" w:cs="Arial"/>
+          <w:color w:val="292A2E"/>
+        </w:rPr>
+      </w:pPr>
+      <w:r>
+        <w:rPr>
+          <w:rFonts w:ascii="Arial" w:hAnsi="Arial" w:cs="Arial"/>
+          <w:color w:val="292A2E"/>
+        </w:rPr>
+        <w:t>El sistema debe validar que no existan campos vacíos en el registro.</w:t>
+      </w:r>
+    </w:p>
+    <w:p>
+      <w:pPr>
+        <w:pStyle w:val="Prrafodelista"/>
+        <w:numPr>
+          <w:ilvl w:val="2"/>
+          <w:numId w:val="14"/>
+        </w:numPr>
+        <w:spacing w:before="240" w:line="360" w:lineRule="auto"/>
+        <w:rPr>
+          <w:rFonts w:ascii="Arial" w:hAnsi="Arial" w:cs="Arial"/>
+          <w:color w:val="292A2E"/>
+        </w:rPr>
+      </w:pPr>
+      <w:r>
+        <w:rPr>
+          <w:rFonts w:ascii="Arial" w:hAnsi="Arial" w:cs="Arial"/>
+          <w:color w:val="292A2E"/>
+        </w:rPr>
+        <w:t>El sistema debe mostrar mensajes de confirmación en cada operación.</w:t>
+      </w:r>
+    </w:p>
+    <w:p>
+      <w:pPr>
+        <w:pStyle w:val="Prrafodelista"/>
+        <w:numPr>
+          <w:ilvl w:val="1"/>
+          <w:numId w:val="14"/>
+        </w:numPr>
+        <w:spacing w:before="240" w:line="360" w:lineRule="auto"/>
+        <w:rPr>
+          <w:rFonts w:ascii="Arial" w:hAnsi="Arial" w:cs="Arial"/>
+          <w:b/>
+          <w:bCs/>
+        </w:rPr>
+      </w:pPr>
+      <w:r>
+        <w:rPr>
+          <w:rFonts w:ascii="Arial" w:hAnsi="Arial" w:cs="Arial"/>
+          <w:b/>
+          <w:bCs/>
+        </w:rPr>
+        <w:t>Historia 9:</w:t>
+      </w:r>
+      <w:r>
+        <w:rPr>
+          <w:rFonts w:ascii="Arial" w:hAnsi="Arial" w:cs="Arial"/>
+          <w:b/>
+          <w:bCs/>
+        </w:rPr>
+        <w:t xml:space="preserve"> </w:t>
+      </w:r>
+      <w:r>
+        <w:rPr>
+          <w:rFonts w:ascii="Arial" w:hAnsi="Arial" w:cs="Arial"/>
+          <w:b/>
+          <w:bCs/>
+        </w:rPr>
+        <w:t>Registro de pagos a proveedores</w:t>
+      </w:r>
+    </w:p>
+    <w:p>
+      <w:pPr>
+        <w:pStyle w:val="Prrafodelista"/>
+        <w:numPr>
+          <w:ilvl w:val="2"/>
+          <w:numId w:val="14"/>
+        </w:numPr>
+        <w:spacing w:before="240" w:line="360" w:lineRule="auto"/>
+        <w:rPr>
+          <w:rFonts w:ascii="Arial" w:hAnsi="Arial" w:cs="Arial"/>
+          <w:b/>
+          <w:bCs/>
+        </w:rPr>
+      </w:pPr>
+      <w:r>
+        <w:rPr>
+          <w:rFonts w:ascii="Arial" w:hAnsi="Arial" w:cs="Arial"/>
+          <w:b/>
+          <w:bCs/>
+        </w:rPr>
+        <w:t xml:space="preserve">Como: </w:t>
+      </w:r>
+      <w:r>
+        <w:rPr>
+          <w:rFonts w:ascii="Arial" w:hAnsi="Arial" w:cs="Arial"/>
+        </w:rPr>
+        <w:t>administrador</w:t>
+      </w:r>
+    </w:p>
+    <w:p>
+      <w:pPr>
+        <w:pStyle w:val="Prrafodelista"/>
+        <w:numPr>
+          <w:ilvl w:val="2"/>
+          <w:numId w:val="14"/>
+        </w:numPr>
+        <w:spacing w:before="240" w:line="360" w:lineRule="auto"/>
+        <w:rPr>
+          <w:rFonts w:ascii="Arial" w:hAnsi="Arial" w:cs="Arial"/>
+          <w:b/>
+          <w:bCs/>
+        </w:rPr>
+      </w:pPr>
+      <w:r>
+        <w:rPr>
+          <w:rFonts w:ascii="Arial" w:hAnsi="Arial" w:cs="Arial"/>
+          <w:b/>
+          <w:bCs/>
+        </w:rPr>
+        <w:t xml:space="preserve">Quiero: </w:t>
+      </w:r>
+      <w:r>
+        <w:rPr>
+          <w:rFonts w:ascii="Arial" w:hAnsi="Arial" w:cs="Arial"/>
+        </w:rPr>
+        <w:t>registrar pagos realizados a proveedores</w:t>
+      </w:r>
+    </w:p>
+    <w:p>
+      <w:pPr>
+        <w:pStyle w:val="Prrafodelista"/>
+        <w:numPr>
+          <w:ilvl w:val="2"/>
+          <w:numId w:val="14"/>
+        </w:numPr>
+        <w:spacing w:before="240" w:line="360" w:lineRule="auto"/>
+        <w:rPr>
+          <w:rFonts w:ascii="Arial" w:hAnsi="Arial" w:cs="Arial"/>
+        </w:rPr>
+      </w:pPr>
+      <w:r>
+        <w:rPr>
+          <w:rFonts w:ascii="Arial" w:hAnsi="Arial" w:cs="Arial"/>
+          <w:b/>
+          <w:bCs/>
+        </w:rPr>
+        <w:t xml:space="preserve">Para: </w:t>
+      </w:r>
+      <w:r>
+        <w:rPr>
+          <w:rFonts w:ascii="Arial" w:hAnsi="Arial" w:cs="Arial"/>
+        </w:rPr>
+        <w:t xml:space="preserve">llevar un control financiero claro </w:t>
+      </w:r>
+      <w:r>
+        <w:rPr>
+          <w:rFonts w:ascii="Arial" w:hAnsi="Arial" w:cs="Arial"/>
+        </w:rPr>
+        <w:t>de las cuentas por pagar y deudas liquidadas.</w:t>
+      </w:r>
+    </w:p>
+    <w:p>
+      <w:pPr>
+        <w:pStyle w:val="Prrafodelista"/>
+        <w:numPr>
+          <w:ilvl w:val="1"/>
+          <w:numId w:val="14"/>
+        </w:numPr>
+        <w:spacing w:before="240" w:line="360" w:lineRule="auto"/>
+        <w:rPr>
+          <w:rFonts w:ascii="Arial" w:hAnsi="Arial" w:cs="Arial"/>
+          <w:color w:val="292A2E"/>
+        </w:rPr>
+      </w:pPr>
+      <w:r>
+        <w:rPr>
+          <w:rFonts w:ascii="Arial" w:hAnsi="Arial" w:cs="Arial"/>
+          <w:b/>
+          <w:bCs/>
+        </w:rPr>
+        <w:t>Criterios</w:t>
+      </w:r>
+      <w:r>
+        <w:rPr>
+          <w:rStyle w:val="Fuerte"/>
+          <w:rFonts w:ascii="Arial" w:hAnsi="Arial" w:cs="Arial"/>
+          <w:color w:val="292A2E"/>
+        </w:rPr>
+        <w:t xml:space="preserve"> de Aceptación:</w:t>
+      </w:r>
+    </w:p>
+    <w:p>
+      <w:pPr>
+        <w:pStyle w:val="Prrafodelista"/>
+        <w:numPr>
+          <w:ilvl w:val="2"/>
+          <w:numId w:val="14"/>
+        </w:numPr>
+        <w:spacing w:before="240" w:line="360" w:lineRule="auto"/>
+        <w:rPr>
+          <w:rFonts w:ascii="Arial" w:hAnsi="Arial" w:cs="Arial"/>
+          <w:color w:val="292A2E"/>
+        </w:rPr>
+      </w:pPr>
+      <w:r>
+        <w:rPr>
+          <w:rFonts w:ascii="Arial" w:hAnsi="Arial" w:cs="Arial"/>
+          <w:color w:val="292A2E"/>
+        </w:rPr>
+        <w:t>El sistema debe permitir seleccionar un proveedor y una factura de compra pendiente.</w:t>
+      </w:r>
+    </w:p>
+    <w:p>
+      <w:pPr>
+        <w:pStyle w:val="Prrafodelista"/>
+        <w:numPr>
+          <w:ilvl w:val="2"/>
+          <w:numId w:val="14"/>
+        </w:numPr>
+        <w:spacing w:before="240" w:line="360" w:lineRule="auto"/>
+        <w:rPr>
+          <w:rFonts w:ascii="Arial" w:hAnsi="Arial" w:cs="Arial"/>
+          <w:color w:val="292A2E"/>
+        </w:rPr>
+      </w:pPr>
+      <w:r>
+        <w:rPr>
+          <w:rFonts w:ascii="Arial" w:hAnsi="Arial" w:cs="Arial"/>
+          <w:color w:val="292A2E"/>
+        </w:rPr>
+        <w:t>El sistema debe registrar la fecha del pago, el monto y el método de pago (Efectivo, Transferencia, etc.).</w:t>
+      </w:r>
+    </w:p>
+    <w:p>
+      <w:pPr>
+        <w:pStyle w:val="Prrafodelista"/>
+        <w:numPr>
+          <w:ilvl w:val="2"/>
+          <w:numId w:val="14"/>
+        </w:numPr>
+        <w:spacing w:before="240" w:line="360" w:lineRule="auto"/>
+        <w:rPr>
+          <w:rFonts w:ascii="Arial" w:hAnsi="Arial" w:cs="Arial"/>
+          <w:color w:val="292A2E"/>
+        </w:rPr>
+      </w:pPr>
+      <w:r>
+        <w:rPr>
+          <w:rFonts w:ascii="Arial" w:hAnsi="Arial" w:cs="Arial"/>
+          <w:color w:val="292A2E"/>
+        </w:rPr>
+        <w:t>El estado de la factura de compra debe cambiar de "Pendiente" a "Pagado" automáticamente.</w:t>
+      </w:r>
+    </w:p>
+    <w:p>
+      <w:pPr>
+        <w:pStyle w:val="Prrafodelista"/>
+        <w:numPr>
+          <w:ilvl w:val="1"/>
+          <w:numId w:val="14"/>
+        </w:numPr>
+        <w:spacing w:before="240" w:line="360" w:lineRule="auto"/>
+        <w:rPr>
+          <w:rFonts w:ascii="Arial" w:hAnsi="Arial" w:cs="Arial"/>
+          <w:b/>
+          <w:bCs/>
+        </w:rPr>
+      </w:pPr>
+      <w:r>
+        <w:rPr>
+          <w:rFonts w:ascii="Arial" w:hAnsi="Arial" w:cs="Arial"/>
+          <w:b/>
+          <w:bCs/>
+        </w:rPr>
+        <w:t>Historia 10:</w:t>
+      </w:r>
+      <w:r>
+        <w:rPr>
+          <w:rFonts w:ascii="Arial" w:hAnsi="Arial" w:cs="Arial"/>
+          <w:b/>
+          <w:bCs/>
+        </w:rPr>
+        <w:t xml:space="preserve"> </w:t>
+      </w:r>
+      <w:r>
+        <w:rPr>
+          <w:rFonts w:ascii="Arial" w:hAnsi="Arial" w:cs="Arial"/>
+          <w:b/>
+          <w:bCs/>
+        </w:rPr>
+        <w:t>Devoluciones de Productos</w:t>
+      </w:r>
+    </w:p>
+    <w:p>
+      <w:pPr>
+        <w:pStyle w:val="Prrafodelista"/>
+        <w:numPr>
+          <w:ilvl w:val="2"/>
+          <w:numId w:val="14"/>
+        </w:numPr>
+        <w:spacing w:before="240" w:line="360" w:lineRule="auto"/>
+        <w:rPr>
+          <w:rFonts w:ascii="Arial" w:hAnsi="Arial" w:cs="Arial"/>
+          <w:b/>
+          <w:bCs/>
+        </w:rPr>
+      </w:pPr>
+      <w:r>
+        <w:rPr>
+          <w:rFonts w:ascii="Arial" w:hAnsi="Arial" w:cs="Arial"/>
+          <w:b/>
+          <w:bCs/>
+        </w:rPr>
+        <w:t xml:space="preserve">Como: </w:t>
+      </w:r>
+      <w:r>
+        <w:rPr>
+          <w:rFonts w:ascii="Arial" w:hAnsi="Arial" w:cs="Arial"/>
+        </w:rPr>
+        <w:t>Administrador</w:t>
+      </w:r>
+    </w:p>
+    <w:p>
+      <w:pPr>
+        <w:pStyle w:val="Prrafodelista"/>
+        <w:numPr>
+          <w:ilvl w:val="2"/>
+          <w:numId w:val="14"/>
+        </w:numPr>
+        <w:spacing w:before="240" w:line="360" w:lineRule="auto"/>
+        <w:rPr>
+          <w:rFonts w:ascii="Arial" w:hAnsi="Arial" w:cs="Arial"/>
+          <w:b/>
+          <w:bCs/>
+        </w:rPr>
+      </w:pPr>
+      <w:r>
+        <w:rPr>
+          <w:rFonts w:ascii="Arial" w:hAnsi="Arial" w:cs="Arial"/>
+          <w:b/>
+          <w:bCs/>
+        </w:rPr>
+        <w:lastRenderedPageBreak/>
+        <w:t xml:space="preserve">Quiero: </w:t>
+      </w:r>
+      <w:r>
+        <w:rPr>
+          <w:rFonts w:ascii="Arial" w:hAnsi="Arial" w:cs="Arial"/>
+        </w:rPr>
+        <w:t>Registrar la devolución de un producto vendido</w:t>
+      </w:r>
+    </w:p>
+    <w:p>
+      <w:pPr>
+        <w:pStyle w:val="Prrafodelista"/>
+        <w:numPr>
+          <w:ilvl w:val="2"/>
+          <w:numId w:val="14"/>
+        </w:numPr>
+        <w:spacing w:before="240" w:line="360" w:lineRule="auto"/>
+        <w:rPr>
+          <w:rFonts w:ascii="Arial" w:hAnsi="Arial" w:cs="Arial"/>
+          <w:b/>
+          <w:bCs/>
+        </w:rPr>
+      </w:pPr>
+      <w:r>
+        <w:rPr>
+          <w:rFonts w:ascii="Arial" w:hAnsi="Arial" w:cs="Arial"/>
+          <w:b/>
+          <w:bCs/>
+        </w:rPr>
+        <w:t xml:space="preserve">Para: </w:t>
+      </w:r>
+      <w:r>
+        <w:rPr>
+          <w:rFonts w:ascii="Arial" w:hAnsi="Arial" w:cs="Arial"/>
+        </w:rPr>
+        <w:t>Mantener el equilibrio de caja y el estado real de los reclamos</w:t>
+      </w:r>
+    </w:p>
+    <w:p>
+      <w:pPr>
+        <w:pStyle w:val="Prrafodelista"/>
+        <w:numPr>
+          <w:ilvl w:val="1"/>
+          <w:numId w:val="14"/>
+        </w:numPr>
+        <w:spacing w:before="240" w:line="360" w:lineRule="auto"/>
+        <w:rPr>
+          <w:rFonts w:ascii="Arial" w:hAnsi="Arial" w:cs="Arial"/>
+          <w:b/>
+          <w:bCs/>
+        </w:rPr>
+      </w:pPr>
+      <w:r>
+        <w:rPr>
+          <w:rFonts w:ascii="Arial" w:hAnsi="Arial" w:cs="Arial"/>
+          <w:b/>
+          <w:bCs/>
+        </w:rPr>
+        <w:t>Criterios de Aceptación:</w:t>
+      </w:r>
+    </w:p>
+    <w:p>
+      <w:pPr>
+        <w:pStyle w:val="Prrafodelista"/>
+        <w:numPr>
+          <w:ilvl w:val="2"/>
+          <w:numId w:val="14"/>
+        </w:numPr>
+        <w:spacing w:before="240" w:line="360" w:lineRule="auto"/>
+        <w:rPr>
+          <w:rFonts w:ascii="Arial" w:hAnsi="Arial" w:cs="Arial"/>
+          <w:color w:val="292A2E"/>
+        </w:rPr>
+      </w:pPr>
+      <w:r>
+        <w:rPr>
+          <w:rFonts w:ascii="Arial" w:hAnsi="Arial" w:cs="Arial"/>
+          <w:color w:val="292A2E"/>
+        </w:rPr>
+        <w:t>Se debe ingresar el ID de la venta original para validar la devolución.</w:t>
+      </w:r>
+    </w:p>
+    <w:p>
+      <w:pPr>
+        <w:pStyle w:val="Prrafodelista"/>
+        <w:numPr>
+          <w:ilvl w:val="2"/>
+          <w:numId w:val="14"/>
+        </w:numPr>
+        <w:spacing w:before="240" w:line="360" w:lineRule="auto"/>
+        <w:rPr>
+          <w:rFonts w:ascii="Arial" w:hAnsi="Arial" w:cs="Arial"/>
+          <w:color w:val="292A2E"/>
+        </w:rPr>
+      </w:pPr>
+      <w:r>
+        <w:rPr>
+          <w:rFonts w:ascii="Arial" w:hAnsi="Arial" w:cs="Arial"/>
+          <w:color w:val="292A2E"/>
+        </w:rPr>
+        <w:t>El sistema debe permitir marcar si el producto regresa al inventario o se desecha por mal estado.</w:t>
+      </w:r>
+    </w:p>
+    <w:p>
+      <w:pPr>
+        <w:pStyle w:val="Prrafodelista"/>
+        <w:numPr>
+          <w:ilvl w:val="2"/>
+          <w:numId w:val="14"/>
+        </w:numPr>
+        <w:spacing w:before="240" w:line="360" w:lineRule="auto"/>
+        <w:rPr>
+          <w:rFonts w:ascii="Arial" w:hAnsi="Arial" w:cs="Arial"/>
+          <w:b/>
+          <w:bCs/>
+        </w:rPr>
+      </w:pPr>
+      <w:r>
+        <w:rPr>
+          <w:rFonts w:ascii="Arial" w:hAnsi="Arial" w:cs="Arial"/>
+          <w:color w:val="292A2E"/>
+        </w:rPr>
+        <w:t>Se debe generar un registro de "Nota de Crédito" o anulación vinculada a la</w:t>
+      </w:r>
+      <w:r>
+        <w:rPr>
+          <w:rFonts w:ascii="Arial" w:hAnsi="Arial" w:cs="Arial"/>
+          <w:b/>
+          <w:bCs/>
+        </w:rPr>
+        <w:t xml:space="preserve"> </w:t>
+      </w:r>
+      <w:r>
+        <w:rPr>
+          <w:rFonts w:ascii="Arial" w:hAnsi="Arial" w:cs="Arial"/>
+        </w:rPr>
+        <w:t>venta.</w:t>
+      </w:r>
+    </w:p>
+    <w:p>
+      <w:pPr>
+        <w:pStyle w:val="Prrafodelista"/>
+        <w:numPr>
+          <w:ilvl w:val="1"/>
+          <w:numId w:val="14"/>
+        </w:numPr>
+        <w:spacing w:before="240" w:line="360" w:lineRule="auto"/>
+        <w:rPr>
+          <w:rFonts w:ascii="Arial" w:hAnsi="Arial" w:cs="Arial"/>
+          <w:b/>
+          <w:bCs/>
+        </w:rPr>
+      </w:pPr>
+      <w:r>
+        <w:rPr>
+          <w:rFonts w:ascii="Arial" w:hAnsi="Arial" w:cs="Arial"/>
+          <w:b/>
+          <w:bCs/>
+        </w:rPr>
+        <w:t>Historia 11:</w:t>
+      </w:r>
+      <w:r>
+        <w:rPr>
+          <w:rFonts w:ascii="Arial" w:hAnsi="Arial" w:cs="Arial"/>
+          <w:b/>
+          <w:bCs/>
+        </w:rPr>
+        <w:t xml:space="preserve"> </w:t>
+      </w:r>
+      <w:r>
+        <w:rPr>
+          <w:rFonts w:ascii="Arial" w:hAnsi="Arial" w:cs="Arial"/>
+          <w:b/>
+          <w:bCs/>
+        </w:rPr>
+        <w:t>Control de Stock y Alertas</w:t>
+      </w:r>
+    </w:p>
+    <w:p>
+      <w:pPr>
+        <w:pStyle w:val="Prrafodelista"/>
+        <w:numPr>
+          <w:ilvl w:val="2"/>
+          <w:numId w:val="14"/>
+        </w:numPr>
+        <w:spacing w:before="240" w:line="360" w:lineRule="auto"/>
+        <w:rPr>
+          <w:rFonts w:ascii="Arial" w:hAnsi="Arial" w:cs="Arial"/>
+          <w:b/>
+          <w:bCs/>
+        </w:rPr>
+      </w:pPr>
+      <w:r>
+        <w:rPr>
+          <w:rFonts w:ascii="Arial" w:hAnsi="Arial" w:cs="Arial"/>
+          <w:b/>
+          <w:bCs/>
+        </w:rPr>
+        <w:t>Como:</w:t>
+      </w:r>
+      <w:r>
+        <w:rPr>
+          <w:rFonts w:ascii="Arial" w:hAnsi="Arial" w:cs="Arial"/>
+        </w:rPr>
+        <w:t xml:space="preserve"> Almacenero / Administrador</w:t>
+      </w:r>
+    </w:p>
+    <w:p>
+      <w:pPr>
+        <w:pStyle w:val="Prrafodelista"/>
+        <w:numPr>
+          <w:ilvl w:val="2"/>
+          <w:numId w:val="14"/>
+        </w:numPr>
+        <w:spacing w:before="240" w:line="360" w:lineRule="auto"/>
+        <w:rPr>
+          <w:rFonts w:ascii="Arial" w:hAnsi="Arial" w:cs="Arial"/>
+          <w:b/>
+          <w:bCs/>
+        </w:rPr>
+      </w:pPr>
+      <w:r>
+        <w:rPr>
+          <w:rFonts w:ascii="Arial" w:hAnsi="Arial" w:cs="Arial"/>
+          <w:b/>
+          <w:bCs/>
+        </w:rPr>
+        <w:t>Quiero:</w:t>
+      </w:r>
+      <w:r>
+        <w:rPr>
+          <w:rFonts w:ascii="Arial" w:hAnsi="Arial" w:cs="Arial"/>
+        </w:rPr>
+        <w:t xml:space="preserve"> Visualizar el stock actual y recibir alertas de niveles bajos</w:t>
+      </w:r>
+    </w:p>
+    <w:p>
+      <w:pPr>
+        <w:pStyle w:val="Prrafodelista"/>
+        <w:numPr>
+          <w:ilvl w:val="2"/>
+          <w:numId w:val="14"/>
+        </w:numPr>
+        <w:spacing w:before="240" w:line="360" w:lineRule="auto"/>
+        <w:rPr>
+          <w:rFonts w:ascii="Arial" w:hAnsi="Arial" w:cs="Arial"/>
+          <w:b/>
+          <w:bCs/>
+        </w:rPr>
+      </w:pPr>
+      <w:r>
+        <w:rPr>
+          <w:rFonts w:ascii="Arial" w:hAnsi="Arial" w:cs="Arial"/>
+          <w:b/>
+          <w:bCs/>
+        </w:rPr>
+        <w:t>Para:</w:t>
+      </w:r>
+      <w:r>
+        <w:rPr>
+          <w:rFonts w:ascii="Arial" w:hAnsi="Arial" w:cs="Arial"/>
+        </w:rPr>
+        <w:t xml:space="preserve"> Evitar la ruptura de stock y realizar pedidos a tiempo.</w:t>
+      </w:r>
+    </w:p>
+    <w:p>
+      <w:pPr>
+        <w:pStyle w:val="Prrafodelista"/>
+        <w:numPr>
+          <w:ilvl w:val="1"/>
+          <w:numId w:val="14"/>
+        </w:numPr>
+        <w:spacing w:before="240" w:line="360" w:lineRule="auto"/>
+        <w:rPr>
+          <w:rFonts w:ascii="Arial" w:hAnsi="Arial" w:cs="Arial"/>
+        </w:rPr>
+      </w:pPr>
+      <w:r>
+        <w:rPr>
+          <w:rFonts w:ascii="Arial" w:hAnsi="Arial" w:cs="Arial"/>
+          <w:b/>
+          <w:bCs/>
+        </w:rPr>
+        <w:t>Criterios de Aceptación:</w:t>
+      </w:r>
+    </w:p>
+    <w:p>
+      <w:pPr>
+        <w:pStyle w:val="Prrafodelista"/>
+        <w:numPr>
+          <w:ilvl w:val="2"/>
+          <w:numId w:val="14"/>
+        </w:numPr>
+        <w:spacing w:before="240" w:line="360" w:lineRule="auto"/>
+        <w:rPr>
+          <w:rFonts w:ascii="Arial" w:hAnsi="Arial" w:cs="Arial"/>
+          <w:color w:val="292A2E"/>
+        </w:rPr>
+      </w:pPr>
+      <w:r>
+        <w:rPr>
+          <w:rFonts w:ascii="Arial" w:hAnsi="Arial" w:cs="Arial"/>
+          <w:color w:val="292A2E"/>
+        </w:rPr>
+        <w:t xml:space="preserve">El panel principal debe mostrar una lista de productos cuyo stock sea </w:t>
+      </w:r>
+      <w:r>
+        <w:rPr>
+          <w:color w:val="292A2E"/>
+        </w:rPr>
+        <w:t>&lt;=</w:t>
+      </w:r>
+      <w:r>
+        <w:rPr>
+          <w:rFonts w:ascii="Arial" w:hAnsi="Arial" w:cs="Arial"/>
+          <w:color w:val="292A2E"/>
+        </w:rPr>
+        <w:t xml:space="preserve"> al stock mínimo definido.</w:t>
+      </w:r>
+    </w:p>
+    <w:p>
+      <w:pPr>
+        <w:pStyle w:val="Prrafodelista"/>
+        <w:numPr>
+          <w:ilvl w:val="2"/>
+          <w:numId w:val="14"/>
+        </w:numPr>
+        <w:spacing w:before="240" w:line="360" w:lineRule="auto"/>
+        <w:rPr>
+          <w:rFonts w:ascii="Arial" w:hAnsi="Arial" w:cs="Arial"/>
+          <w:color w:val="292A2E"/>
+        </w:rPr>
+      </w:pPr>
+      <w:r>
+        <w:rPr>
+          <w:rFonts w:ascii="Arial" w:hAnsi="Arial" w:cs="Arial"/>
+          <w:color w:val="292A2E"/>
+        </w:rPr>
+        <w:t>El sistema debe enviar una alerta visual (color</w:t>
+      </w:r>
+      <w:r>
+        <w:rPr>
+          <w:rFonts w:ascii="Arial" w:hAnsi="Arial" w:cs="Arial"/>
+          <w:color w:val="292A2E"/>
+        </w:rPr>
+        <w:t xml:space="preserve"> </w:t>
+      </w:r>
+      <w:r>
+        <w:rPr>
+          <w:rFonts w:ascii="Arial" w:hAnsi="Arial" w:cs="Arial"/>
+          <w:color w:val="292A2E"/>
+        </w:rPr>
+        <w:t>rojo/notificación) cuando un producto alcance el límite</w:t>
+      </w:r>
+      <w:r>
+        <w:rPr>
+          <w:rFonts w:ascii="Arial" w:hAnsi="Arial" w:cs="Arial"/>
+          <w:color w:val="292A2E"/>
+        </w:rPr>
+        <w:t xml:space="preserve"> </w:t>
+      </w:r>
+      <w:r>
+        <w:rPr>
+          <w:rFonts w:ascii="Arial" w:hAnsi="Arial" w:cs="Arial"/>
+          <w:color w:val="292A2E"/>
+        </w:rPr>
+        <w:t>crítico.</w:t>
+      </w:r>
+    </w:p>
+    <w:p>
+      <w:pPr>
+        <w:pStyle w:val="Prrafodelista"/>
+        <w:numPr>
+          <w:ilvl w:val="2"/>
+          <w:numId w:val="14"/>
+        </w:numPr>
+        <w:spacing w:before="240" w:line="360" w:lineRule="auto"/>
+        <w:rPr>
+          <w:rFonts w:ascii="Arial" w:hAnsi="Arial" w:cs="Arial"/>
+        </w:rPr>
+      </w:pPr>
+      <w:r>
+        <w:rPr>
+          <w:rFonts w:ascii="Arial" w:hAnsi="Arial" w:cs="Arial"/>
+          <w:color w:val="292A2E"/>
+        </w:rPr>
+        <w:t>Debe permitir</w:t>
+      </w:r>
+      <w:r>
+        <w:rPr>
+          <w:rFonts w:ascii="Arial" w:hAnsi="Arial" w:cs="Arial"/>
+        </w:rPr>
+        <w:t xml:space="preserve"> exportar la lista de productos por agotar a formato Excel.</w:t>
+      </w:r>
+    </w:p>
+    <w:p>
+      <w:pPr>
+        <w:pStyle w:val="Prrafodelista"/>
+        <w:numPr>
+          <w:ilvl w:val="1"/>
+          <w:numId w:val="14"/>
+        </w:numPr>
+        <w:spacing w:before="240" w:line="360" w:lineRule="auto"/>
+        <w:rPr>
+          <w:rFonts w:ascii="Arial" w:hAnsi="Arial" w:cs="Arial"/>
+          <w:b/>
+          <w:bCs/>
+        </w:rPr>
+      </w:pPr>
+      <w:r>
+        <w:rPr>
+          <w:rFonts w:ascii="Arial" w:hAnsi="Arial" w:cs="Arial"/>
+          <w:b/>
+          <w:bCs/>
+        </w:rPr>
+        <w:t>Historia 12:</w:t>
+      </w:r>
+      <w:r>
+        <w:rPr>
+          <w:rFonts w:ascii="Arial" w:hAnsi="Arial" w:cs="Arial"/>
+          <w:b/>
+          <w:bCs/>
+        </w:rPr>
+        <w:t xml:space="preserve"> </w:t>
+      </w:r>
+      <w:r>
+        <w:rPr>
+          <w:rFonts w:ascii="Arial" w:hAnsi="Arial" w:cs="Arial"/>
+          <w:b/>
+          <w:bCs/>
+        </w:rPr>
+        <w:t>Recepción de Mercadería (Ingreso a Almacén)</w:t>
+      </w:r>
+    </w:p>
+    <w:p>
+      <w:pPr>
+        <w:pStyle w:val="Prrafodelista"/>
+        <w:numPr>
+          <w:ilvl w:val="2"/>
+          <w:numId w:val="14"/>
+        </w:numPr>
+        <w:spacing w:before="240" w:line="360" w:lineRule="auto"/>
+        <w:rPr>
+          <w:rFonts w:ascii="Arial" w:hAnsi="Arial" w:cs="Arial"/>
+          <w:b/>
+          <w:bCs/>
+        </w:rPr>
+      </w:pPr>
+      <w:r>
+        <w:rPr>
+          <w:rFonts w:ascii="Arial" w:hAnsi="Arial" w:cs="Arial"/>
+          <w:b/>
+          <w:bCs/>
+        </w:rPr>
+        <w:t xml:space="preserve">Como: </w:t>
+      </w:r>
+      <w:r>
+        <w:rPr>
+          <w:rFonts w:ascii="Arial" w:hAnsi="Arial" w:cs="Arial"/>
+        </w:rPr>
+        <w:t>Almacenero</w:t>
+      </w:r>
+    </w:p>
+    <w:p>
+      <w:pPr>
+        <w:pStyle w:val="Prrafodelista"/>
+        <w:numPr>
+          <w:ilvl w:val="2"/>
+          <w:numId w:val="14"/>
+        </w:numPr>
+        <w:spacing w:before="240" w:line="360" w:lineRule="auto"/>
+        <w:rPr>
+          <w:rFonts w:ascii="Arial" w:hAnsi="Arial" w:cs="Arial"/>
+          <w:b/>
+          <w:bCs/>
+        </w:rPr>
+      </w:pPr>
+      <w:r>
+        <w:rPr>
+          <w:rFonts w:ascii="Arial" w:hAnsi="Arial" w:cs="Arial"/>
+          <w:b/>
+          <w:bCs/>
+        </w:rPr>
+        <w:t xml:space="preserve">Quiero: </w:t>
+      </w:r>
+      <w:r>
+        <w:rPr>
+          <w:rFonts w:ascii="Arial" w:hAnsi="Arial" w:cs="Arial"/>
+        </w:rPr>
+        <w:t>Registrar el ingreso de productos que llegan de los proveedores</w:t>
+      </w:r>
+    </w:p>
+    <w:p>
+      <w:pPr>
+        <w:pStyle w:val="Prrafodelista"/>
+        <w:numPr>
+          <w:ilvl w:val="2"/>
+          <w:numId w:val="14"/>
+        </w:numPr>
+        <w:spacing w:before="240" w:line="360" w:lineRule="auto"/>
+        <w:rPr>
+          <w:rFonts w:ascii="Arial" w:hAnsi="Arial" w:cs="Arial"/>
+          <w:b/>
+          <w:bCs/>
+        </w:rPr>
+      </w:pPr>
+      <w:r>
+        <w:rPr>
+          <w:rFonts w:ascii="Arial" w:hAnsi="Arial" w:cs="Arial"/>
+          <w:b/>
+          <w:bCs/>
+        </w:rPr>
+        <w:t xml:space="preserve">Para: </w:t>
+      </w:r>
+      <w:r>
+        <w:rPr>
+          <w:rFonts w:ascii="Arial" w:hAnsi="Arial" w:cs="Arial"/>
+        </w:rPr>
+        <w:t>Incrementar el stock real y verificar que lo recibido coincida con lo pedido</w:t>
+      </w:r>
+    </w:p>
+    <w:p>
+      <w:pPr>
+        <w:pStyle w:val="Prrafodelista"/>
+        <w:numPr>
+          <w:ilvl w:val="1"/>
+          <w:numId w:val="14"/>
+        </w:numPr>
+        <w:spacing w:before="240" w:line="360" w:lineRule="auto"/>
+        <w:rPr>
+          <w:rFonts w:ascii="Arial" w:hAnsi="Arial" w:cs="Arial"/>
+          <w:b/>
+          <w:bCs/>
+        </w:rPr>
+      </w:pPr>
+      <w:r>
+        <w:rPr>
+          <w:rFonts w:ascii="Arial" w:hAnsi="Arial" w:cs="Arial"/>
+          <w:b/>
+          <w:bCs/>
+        </w:rPr>
+        <w:t>Criterios de Aceptación:</w:t>
+      </w:r>
+    </w:p>
+    <w:p>
+      <w:pPr>
+        <w:pStyle w:val="Prrafodelista"/>
+        <w:numPr>
+          <w:ilvl w:val="2"/>
+          <w:numId w:val="14"/>
+        </w:numPr>
+        <w:spacing w:before="240" w:line="360" w:lineRule="auto"/>
+        <w:rPr>
+          <w:rFonts w:ascii="Arial" w:hAnsi="Arial" w:cs="Arial"/>
+          <w:color w:val="292A2E"/>
+        </w:rPr>
+      </w:pPr>
+      <w:r>
+        <w:rPr>
+          <w:rFonts w:ascii="Arial" w:hAnsi="Arial" w:cs="Arial"/>
+          <w:color w:val="292A2E"/>
+        </w:rPr>
+        <w:t>El sistema debe permitir buscar el producto por nombre o código de barras</w:t>
+      </w:r>
+    </w:p>
+    <w:p>
+      <w:pPr>
+        <w:pStyle w:val="Prrafodelista"/>
+        <w:numPr>
+          <w:ilvl w:val="2"/>
+          <w:numId w:val="14"/>
+        </w:numPr>
+        <w:spacing w:before="240" w:line="360" w:lineRule="auto"/>
+        <w:rPr>
+          <w:rFonts w:ascii="Arial" w:hAnsi="Arial" w:cs="Arial"/>
+          <w:color w:val="292A2E"/>
+        </w:rPr>
+      </w:pPr>
+      <w:r>
+        <w:rPr>
+          <w:rFonts w:ascii="Arial" w:hAnsi="Arial" w:cs="Arial"/>
+          <w:color w:val="292A2E"/>
+        </w:rPr>
+        <w:t>El sistema debe solicitar la fecha de vencimiento y el número de lote (crítico para productos perecederos)</w:t>
+      </w:r>
+    </w:p>
+    <w:p>
+      <w:pPr>
+        <w:pStyle w:val="Prrafodelista"/>
+        <w:numPr>
+          <w:ilvl w:val="2"/>
+          <w:numId w:val="14"/>
+        </w:numPr>
+        <w:spacing w:before="240" w:line="360" w:lineRule="auto"/>
+        <w:rPr>
+          <w:rFonts w:ascii="Arial" w:hAnsi="Arial" w:cs="Arial"/>
+          <w:color w:val="292A2E"/>
+        </w:rPr>
+      </w:pPr>
+      <w:r>
+        <w:rPr>
+          <w:rFonts w:ascii="Arial" w:hAnsi="Arial" w:cs="Arial"/>
+          <w:color w:val="292A2E"/>
+        </w:rPr>
+        <w:lastRenderedPageBreak/>
+        <w:t>Al confirmar el ingreso, el stock en la base de datos debe sumarse automáticamente</w:t>
+      </w:r>
+    </w:p>
+    <w:p>
+      <w:pPr>
+        <w:pStyle w:val="Prrafodelista"/>
+        <w:numPr>
+          <w:ilvl w:val="1"/>
+          <w:numId w:val="14"/>
+        </w:numPr>
+        <w:spacing w:before="240" w:line="360" w:lineRule="auto"/>
+        <w:rPr>
+          <w:rFonts w:ascii="Arial" w:hAnsi="Arial" w:cs="Arial"/>
+          <w:b/>
+          <w:bCs/>
+        </w:rPr>
+      </w:pPr>
+      <w:r>
+        <w:rPr>
+          <w:rFonts w:ascii="Arial" w:hAnsi="Arial" w:cs="Arial"/>
+          <w:b/>
+          <w:bCs/>
+        </w:rPr>
+        <w:t>Historia 13</w:t>
+      </w:r>
+      <w:r>
+        <w:rPr>
+          <w:rFonts w:ascii="Arial" w:hAnsi="Arial" w:cs="Arial"/>
+          <w:b/>
+          <w:bCs/>
+        </w:rPr>
+        <w:t xml:space="preserve">: </w:t>
+      </w:r>
+      <w:r>
+        <w:rPr>
+          <w:rFonts w:ascii="Arial" w:hAnsi="Arial" w:cs="Arial"/>
+          <w:b/>
+          <w:bCs/>
+        </w:rPr>
+        <w:t>Gestión de Clientes</w:t>
+      </w:r>
+    </w:p>
+    <w:p>
+      <w:pPr>
+        <w:pStyle w:val="Prrafodelista"/>
+        <w:numPr>
+          <w:ilvl w:val="1"/>
+          <w:numId w:val="14"/>
+        </w:numPr>
+        <w:spacing w:before="240" w:line="360" w:lineRule="auto"/>
+        <w:rPr>
+          <w:rFonts w:ascii="Arial" w:hAnsi="Arial" w:cs="Arial"/>
+          <w:b/>
+          <w:bCs/>
+        </w:rPr>
+      </w:pPr>
+      <w:r>
+        <w:rPr>
+          <w:rFonts w:ascii="Arial" w:hAnsi="Arial" w:cs="Arial"/>
+          <w:b/>
+          <w:bCs/>
+        </w:rPr>
+        <w:t>Historia 14:</w:t>
+      </w:r>
+    </w:p>
+    <w:p>
+      <w:pPr>
+        <w:pStyle w:val="Prrafodelista"/>
+        <w:numPr>
+          <w:ilvl w:val="1"/>
+          <w:numId w:val="14"/>
+        </w:numPr>
+        <w:spacing w:before="240" w:line="360" w:lineRule="auto"/>
+        <w:rPr>
+          <w:rFonts w:ascii="Arial" w:hAnsi="Arial" w:cs="Arial"/>
+          <w:b/>
+          <w:bCs/>
+        </w:rPr>
+      </w:pPr>
+      <w:r>
+        <w:rPr>
+          <w:rFonts w:ascii="Arial" w:hAnsi="Arial" w:cs="Arial"/>
+          <w:b/>
+          <w:bCs/>
+        </w:rPr>
+        <w:t>Historia 15:</w:t>
+      </w:r>
+    </w:p>
     <w:p>
       <w:pPr>
         <w:pStyle w:val="Ttulo1"/>
-      </w:pPr>
-      <w:r>
+        <w:rPr>
+          <w:rFonts w:cs="Arial"/>
+          <w:szCs w:val="24"/>
+        </w:rPr>
+      </w:pPr>
+      <w:r>
+        <w:rPr>
+          <w:rFonts w:cs="Arial"/>
+          <w:szCs w:val="24"/>
+        </w:rPr>
         <w:t>Implementar pruebas unitarias</w:t>
       </w:r>
     </w:p>
-    <w:p/>
+    <w:p>
+      <w:pPr>
+        <w:rPr>
+          <w:rFonts w:ascii="Arial" w:hAnsi="Arial" w:cs="Arial"/>
+        </w:rPr>
+      </w:pPr>
+    </w:p>
     <w:p>
       <w:pPr>
         <w:pStyle w:val="Ttulo1"/>
-      </w:pPr>
-      <w:r>
+        <w:rPr>
+          <w:rFonts w:cs="Arial"/>
+          <w:szCs w:val="24"/>
+        </w:rPr>
+      </w:pPr>
+      <w:r>
+        <w:rPr>
+          <w:rFonts w:cs="Arial"/>
+          <w:szCs w:val="24"/>
+        </w:rPr>
         <w:t>Inspeccionar y refactorizar software</w:t>
       </w:r>
     </w:p>
-    <w:p/>
+    <w:p>
+      <w:pPr>
+        <w:rPr>
+          <w:rFonts w:ascii="Arial" w:hAnsi="Arial" w:cs="Arial"/>
+        </w:rPr>
+      </w:pPr>
+    </w:p>
     <w:p>
       <w:pPr>
         <w:pStyle w:val="Ttulo1"/>
-      </w:pPr>
-      <w:r>
+        <w:rPr>
+          <w:rFonts w:cs="Arial"/>
+          <w:szCs w:val="24"/>
+        </w:rPr>
+      </w:pPr>
+      <w:r>
+        <w:rPr>
+          <w:rFonts w:cs="Arial"/>
+          <w:szCs w:val="24"/>
+        </w:rPr>
         <w:t>Casos de pruebas</w:t>
       </w:r>
     </w:p>
-    <w:p/>
+    <w:p>
+      <w:pPr>
+        <w:rPr>
+          <w:rFonts w:ascii="Arial" w:hAnsi="Arial" w:cs="Arial"/>
+        </w:rPr>
+      </w:pPr>
+    </w:p>
     <w:p>
       <w:pPr>
         <w:pStyle w:val="Ttulo1"/>
-      </w:pPr>
-      <w:r>
+        <w:rPr>
+          <w:rFonts w:cs="Arial"/>
+          <w:szCs w:val="24"/>
+        </w:rPr>
+      </w:pPr>
+      <w:r>
+        <w:rPr>
+          <w:rFonts w:cs="Arial"/>
+          <w:szCs w:val="24"/>
+        </w:rPr>
         <w:t xml:space="preserve"> Lista de control de calidad</w:t>
       </w:r>
     </w:p>
-    <w:p/>
-    <w:p/>
+    <w:p>
+      <w:pPr>
+        <w:rPr>
+          <w:rFonts w:ascii="Arial" w:hAnsi="Arial" w:cs="Arial"/>
+        </w:rPr>
+      </w:pPr>
+    </w:p>
+    <w:p>
+      <w:pPr>
+        <w:rPr>
+          <w:rFonts w:ascii="Arial" w:hAnsi="Arial" w:cs="Arial"/>
+        </w:rPr>
+      </w:pPr>
+    </w:p>
     <w:sectPr>
       <w:pgSz w:w="11906" w:h="16838"/>
       <w:pgMar w:top="1417" w:right="1701" w:bottom="1417" w:left="1701" w:header="708" w:footer="708" w:gutter="0"/>
@@ -4240,7 +7282,7 @@
   <w:abstractNum w:abstractNumId="0" w15:restartNumberingAfterBreak="0">
     <w:nsid w:val="168D5806"/>
     <w:multiLevelType w:val="hybridMultilevel"/>
-    <w:tmpl w:val="F3B40986"/>
+    <w:tmpl w:val="E856B24C"/>
     <w:lvl w:ilvl="0" w:tplc="280A000B">
       <w:start w:val="1"/>
       <w:numFmt w:val="bullet"/>
@@ -4253,7 +7295,7 @@
         <w:rFonts w:ascii="Wingdings" w:hAnsi="Wingdings" w:hint="default"/>
       </w:rPr>
     </w:lvl>
-    <w:lvl w:ilvl="1" w:tplc="280A0003" w:tentative="1">
+    <w:lvl w:ilvl="1" w:tplc="280A0003">
       <w:start w:val="1"/>
       <w:numFmt w:val="bullet"/>
       <w:lvlText w:val="o"/>
@@ -4265,7 +7307,7 @@
         <w:rFonts w:ascii="Courier New" w:hAnsi="Courier New" w:cs="Courier New" w:hint="default"/>
       </w:rPr>
     </w:lvl>
-    <w:lvl w:ilvl="2" w:tplc="280A0005" w:tentative="1">
+    <w:lvl w:ilvl="2" w:tplc="280A0005">
       <w:start w:val="1"/>
       <w:numFmt w:val="bullet"/>
       <w:lvlText w:val=""/>
@@ -4351,6 +7393,268 @@
     </w:lvl>
   </w:abstractNum>
   <w:abstractNum w:abstractNumId="1" w15:restartNumberingAfterBreak="0">
+    <w:nsid w:val="198A6A64"/>
+    <w:multiLevelType w:val="multilevel"/>
+    <w:tmpl w:val="72EC4F14"/>
+    <w:lvl w:ilvl="0">
+      <w:start w:val="1"/>
+      <w:numFmt w:val="bullet"/>
+      <w:lvlText w:val=""/>
+      <w:lvlJc w:val="left"/>
+      <w:pPr>
+        <w:tabs>
+          <w:tab w:val="num" w:pos="720"/>
+        </w:tabs>
+        <w:ind w:left="720" w:hanging="360"/>
+      </w:pPr>
+      <w:rPr>
+        <w:rFonts w:ascii="Symbol" w:hAnsi="Symbol" w:hint="default"/>
+        <w:sz w:val="20"/>
+      </w:rPr>
+    </w:lvl>
+    <w:lvl w:ilvl="1" w:tentative="1">
+      <w:start w:val="1"/>
+      <w:numFmt w:val="bullet"/>
+      <w:lvlText w:val=""/>
+      <w:lvlJc w:val="left"/>
+      <w:pPr>
+        <w:tabs>
+          <w:tab w:val="num" w:pos="1440"/>
+        </w:tabs>
+        <w:ind w:left="1440" w:hanging="360"/>
+      </w:pPr>
+      <w:rPr>
+        <w:rFonts w:ascii="Symbol" w:hAnsi="Symbol" w:hint="default"/>
+        <w:sz w:val="20"/>
+      </w:rPr>
+    </w:lvl>
+    <w:lvl w:ilvl="2" w:tentative="1">
+      <w:start w:val="1"/>
+      <w:numFmt w:val="bullet"/>
+      <w:lvlText w:val=""/>
+      <w:lvlJc w:val="left"/>
+      <w:pPr>
+        <w:tabs>
+          <w:tab w:val="num" w:pos="2160"/>
+        </w:tabs>
+        <w:ind w:left="2160" w:hanging="360"/>
+      </w:pPr>
+      <w:rPr>
+        <w:rFonts w:ascii="Symbol" w:hAnsi="Symbol" w:hint="default"/>
+        <w:sz w:val="20"/>
+      </w:rPr>
+    </w:lvl>
+    <w:lvl w:ilvl="3" w:tentative="1">
+      <w:start w:val="1"/>
+      <w:numFmt w:val="bullet"/>
+      <w:lvlText w:val=""/>
+      <w:lvlJc w:val="left"/>
+      <w:pPr>
+        <w:tabs>
+          <w:tab w:val="num" w:pos="2880"/>
+        </w:tabs>
+        <w:ind w:left="2880" w:hanging="360"/>
+      </w:pPr>
+      <w:rPr>
+        <w:rFonts w:ascii="Symbol" w:hAnsi="Symbol" w:hint="default"/>
+        <w:sz w:val="20"/>
+      </w:rPr>
+    </w:lvl>
+    <w:lvl w:ilvl="4" w:tentative="1">
+      <w:start w:val="1"/>
+      <w:numFmt w:val="bullet"/>
+      <w:lvlText w:val=""/>
+      <w:lvlJc w:val="left"/>
+      <w:pPr>
+        <w:tabs>
+          <w:tab w:val="num" w:pos="3600"/>
+        </w:tabs>
+        <w:ind w:left="3600" w:hanging="360"/>
+      </w:pPr>
+      <w:rPr>
+        <w:rFonts w:ascii="Symbol" w:hAnsi="Symbol" w:hint="default"/>
+        <w:sz w:val="20"/>
+      </w:rPr>
+    </w:lvl>
+    <w:lvl w:ilvl="5" w:tentative="1">
+      <w:start w:val="1"/>
+      <w:numFmt w:val="bullet"/>
+      <w:lvlText w:val=""/>
+      <w:lvlJc w:val="left"/>
+      <w:pPr>
+        <w:tabs>
+          <w:tab w:val="num" w:pos="4320"/>
+        </w:tabs>
+        <w:ind w:left="4320" w:hanging="360"/>
+      </w:pPr>
+      <w:rPr>
+        <w:rFonts w:ascii="Symbol" w:hAnsi="Symbol" w:hint="default"/>
+        <w:sz w:val="20"/>
+      </w:rPr>
+    </w:lvl>
+    <w:lvl w:ilvl="6" w:tentative="1">
+      <w:start w:val="1"/>
+      <w:numFmt w:val="bullet"/>
+      <w:lvlText w:val=""/>
+      <w:lvlJc w:val="left"/>
+      <w:pPr>
+        <w:tabs>
+          <w:tab w:val="num" w:pos="5040"/>
+        </w:tabs>
+        <w:ind w:left="5040" w:hanging="360"/>
+      </w:pPr>
+      <w:rPr>
+        <w:rFonts w:ascii="Symbol" w:hAnsi="Symbol" w:hint="default"/>
+        <w:sz w:val="20"/>
+      </w:rPr>
+    </w:lvl>
+    <w:lvl w:ilvl="7" w:tentative="1">
+      <w:start w:val="1"/>
+      <w:numFmt w:val="bullet"/>
+      <w:lvlText w:val=""/>
+      <w:lvlJc w:val="left"/>
+      <w:pPr>
+        <w:tabs>
+          <w:tab w:val="num" w:pos="5760"/>
+        </w:tabs>
+        <w:ind w:left="5760" w:hanging="360"/>
+      </w:pPr>
+      <w:rPr>
+        <w:rFonts w:ascii="Symbol" w:hAnsi="Symbol" w:hint="default"/>
+        <w:sz w:val="20"/>
+      </w:rPr>
+    </w:lvl>
+    <w:lvl w:ilvl="8" w:tentative="1">
+      <w:start w:val="1"/>
+      <w:numFmt w:val="bullet"/>
+      <w:lvlText w:val=""/>
+      <w:lvlJc w:val="left"/>
+      <w:pPr>
+        <w:tabs>
+          <w:tab w:val="num" w:pos="6480"/>
+        </w:tabs>
+        <w:ind w:left="6480" w:hanging="360"/>
+      </w:pPr>
+      <w:rPr>
+        <w:rFonts w:ascii="Symbol" w:hAnsi="Symbol" w:hint="default"/>
+        <w:sz w:val="20"/>
+      </w:rPr>
+    </w:lvl>
+  </w:abstractNum>
+  <w:abstractNum w:abstractNumId="2" w15:restartNumberingAfterBreak="0">
+    <w:nsid w:val="321E5CAA"/>
+    <w:multiLevelType w:val="multilevel"/>
+    <w:tmpl w:val="3AA2E204"/>
+    <w:lvl w:ilvl="0">
+      <w:start w:val="1"/>
+      <w:numFmt w:val="decimal"/>
+      <w:lvlText w:val="%1."/>
+      <w:lvlJc w:val="left"/>
+      <w:pPr>
+        <w:tabs>
+          <w:tab w:val="num" w:pos="720"/>
+        </w:tabs>
+        <w:ind w:left="720" w:hanging="360"/>
+      </w:pPr>
+    </w:lvl>
+    <w:lvl w:ilvl="1" w:tentative="1">
+      <w:start w:val="1"/>
+      <w:numFmt w:val="decimal"/>
+      <w:lvlText w:val="%2."/>
+      <w:lvlJc w:val="left"/>
+      <w:pPr>
+        <w:tabs>
+          <w:tab w:val="num" w:pos="1440"/>
+        </w:tabs>
+        <w:ind w:left="1440" w:hanging="360"/>
+      </w:pPr>
+    </w:lvl>
+    <w:lvl w:ilvl="2" w:tentative="1">
+      <w:start w:val="1"/>
+      <w:numFmt w:val="decimal"/>
+      <w:lvlText w:val="%3."/>
+      <w:lvlJc w:val="left"/>
+      <w:pPr>
+        <w:tabs>
+          <w:tab w:val="num" w:pos="2160"/>
+        </w:tabs>
+        <w:ind w:left="2160" w:hanging="360"/>
+      </w:pPr>
+    </w:lvl>
+    <w:lvl w:ilvl="3" w:tentative="1">
+      <w:start w:val="1"/>
+      <w:numFmt w:val="decimal"/>
+      <w:lvlText w:val="%4."/>
+      <w:lvlJc w:val="left"/>
+      <w:pPr>
+        <w:tabs>
+          <w:tab w:val="num" w:pos="2880"/>
+        </w:tabs>
+        <w:ind w:left="2880" w:hanging="360"/>
+      </w:pPr>
+    </w:lvl>
+    <w:lvl w:ilvl="4" w:tentative="1">
+      <w:start w:val="1"/>
+      <w:numFmt w:val="decimal"/>
+      <w:lvlText w:val="%5."/>
+      <w:lvlJc w:val="left"/>
+      <w:pPr>
+        <w:tabs>
+          <w:tab w:val="num" w:pos="3600"/>
+        </w:tabs>
+        <w:ind w:left="3600" w:hanging="360"/>
+      </w:pPr>
+    </w:lvl>
+    <w:lvl w:ilvl="5" w:tentative="1">
+      <w:start w:val="1"/>
+      <w:numFmt w:val="decimal"/>
+      <w:lvlText w:val="%6."/>
+      <w:lvlJc w:val="left"/>
+      <w:pPr>
+        <w:tabs>
+          <w:tab w:val="num" w:pos="4320"/>
+        </w:tabs>
+        <w:ind w:left="4320" w:hanging="360"/>
+      </w:pPr>
+    </w:lvl>
+    <w:lvl w:ilvl="6" w:tentative="1">
+      <w:start w:val="1"/>
+      <w:numFmt w:val="decimal"/>
+      <w:lvlText w:val="%7."/>
+      <w:lvlJc w:val="left"/>
+      <w:pPr>
+        <w:tabs>
+          <w:tab w:val="num" w:pos="5040"/>
+        </w:tabs>
+        <w:ind w:left="5040" w:hanging="360"/>
+      </w:pPr>
+    </w:lvl>
+    <w:lvl w:ilvl="7" w:tentative="1">
+      <w:start w:val="1"/>
+      <w:numFmt w:val="decimal"/>
+      <w:lvlText w:val="%8."/>
+      <w:lvlJc w:val="left"/>
+      <w:pPr>
+        <w:tabs>
+          <w:tab w:val="num" w:pos="5760"/>
+        </w:tabs>
+        <w:ind w:left="5760" w:hanging="360"/>
+      </w:pPr>
+    </w:lvl>
+    <w:lvl w:ilvl="8" w:tentative="1">
+      <w:start w:val="1"/>
+      <w:numFmt w:val="decimal"/>
+      <w:lvlText w:val="%9."/>
+      <w:lvlJc w:val="left"/>
+      <w:pPr>
+        <w:tabs>
+          <w:tab w:val="num" w:pos="6480"/>
+        </w:tabs>
+        <w:ind w:left="6480" w:hanging="360"/>
+      </w:pPr>
+    </w:lvl>
+  </w:abstractNum>
+  <w:abstractNum w:abstractNumId="3" w15:restartNumberingAfterBreak="0">
     <w:nsid w:val="383F15D7"/>
     <w:multiLevelType w:val="multilevel"/>
     <w:tmpl w:val="24E2347C"/>
@@ -4499,7 +7803,680 @@
       </w:rPr>
     </w:lvl>
   </w:abstractNum>
-  <w:abstractNum w:abstractNumId="2" w15:restartNumberingAfterBreak="0">
+  <w:abstractNum w:abstractNumId="4" w15:restartNumberingAfterBreak="0">
+    <w:nsid w:val="3B7712B3"/>
+    <w:multiLevelType w:val="multilevel"/>
+    <w:tmpl w:val="22081696"/>
+    <w:lvl w:ilvl="0">
+      <w:start w:val="1"/>
+      <w:numFmt w:val="bullet"/>
+      <w:lvlText w:val=""/>
+      <w:lvlJc w:val="left"/>
+      <w:pPr>
+        <w:tabs>
+          <w:tab w:val="num" w:pos="720"/>
+        </w:tabs>
+        <w:ind w:left="720" w:hanging="360"/>
+      </w:pPr>
+      <w:rPr>
+        <w:rFonts w:ascii="Symbol" w:hAnsi="Symbol" w:hint="default"/>
+        <w:sz w:val="20"/>
+      </w:rPr>
+    </w:lvl>
+    <w:lvl w:ilvl="1" w:tentative="1">
+      <w:start w:val="1"/>
+      <w:numFmt w:val="bullet"/>
+      <w:lvlText w:val=""/>
+      <w:lvlJc w:val="left"/>
+      <w:pPr>
+        <w:tabs>
+          <w:tab w:val="num" w:pos="1440"/>
+        </w:tabs>
+        <w:ind w:left="1440" w:hanging="360"/>
+      </w:pPr>
+      <w:rPr>
+        <w:rFonts w:ascii="Symbol" w:hAnsi="Symbol" w:hint="default"/>
+        <w:sz w:val="20"/>
+      </w:rPr>
+    </w:lvl>
+    <w:lvl w:ilvl="2" w:tentative="1">
+      <w:start w:val="1"/>
+      <w:numFmt w:val="bullet"/>
+      <w:lvlText w:val=""/>
+      <w:lvlJc w:val="left"/>
+      <w:pPr>
+        <w:tabs>
+          <w:tab w:val="num" w:pos="2160"/>
+        </w:tabs>
+        <w:ind w:left="2160" w:hanging="360"/>
+      </w:pPr>
+      <w:rPr>
+        <w:rFonts w:ascii="Symbol" w:hAnsi="Symbol" w:hint="default"/>
+        <w:sz w:val="20"/>
+      </w:rPr>
+    </w:lvl>
+    <w:lvl w:ilvl="3" w:tentative="1">
+      <w:start w:val="1"/>
+      <w:numFmt w:val="bullet"/>
+      <w:lvlText w:val=""/>
+      <w:lvlJc w:val="left"/>
+      <w:pPr>
+        <w:tabs>
+          <w:tab w:val="num" w:pos="2880"/>
+        </w:tabs>
+        <w:ind w:left="2880" w:hanging="360"/>
+      </w:pPr>
+      <w:rPr>
+        <w:rFonts w:ascii="Symbol" w:hAnsi="Symbol" w:hint="default"/>
+        <w:sz w:val="20"/>
+      </w:rPr>
+    </w:lvl>
+    <w:lvl w:ilvl="4" w:tentative="1">
+      <w:start w:val="1"/>
+      <w:numFmt w:val="bullet"/>
+      <w:lvlText w:val=""/>
+      <w:lvlJc w:val="left"/>
+      <w:pPr>
+        <w:tabs>
+          <w:tab w:val="num" w:pos="3600"/>
+        </w:tabs>
+        <w:ind w:left="3600" w:hanging="360"/>
+      </w:pPr>
+      <w:rPr>
+        <w:rFonts w:ascii="Symbol" w:hAnsi="Symbol" w:hint="default"/>
+        <w:sz w:val="20"/>
+      </w:rPr>
+    </w:lvl>
+    <w:lvl w:ilvl="5" w:tentative="1">
+      <w:start w:val="1"/>
+      <w:numFmt w:val="bullet"/>
+      <w:lvlText w:val=""/>
+      <w:lvlJc w:val="left"/>
+      <w:pPr>
+        <w:tabs>
+          <w:tab w:val="num" w:pos="4320"/>
+        </w:tabs>
+        <w:ind w:left="4320" w:hanging="360"/>
+      </w:pPr>
+      <w:rPr>
+        <w:rFonts w:ascii="Symbol" w:hAnsi="Symbol" w:hint="default"/>
+        <w:sz w:val="20"/>
+      </w:rPr>
+    </w:lvl>
+    <w:lvl w:ilvl="6" w:tentative="1">
+      <w:start w:val="1"/>
+      <w:numFmt w:val="bullet"/>
+      <w:lvlText w:val=""/>
+      <w:lvlJc w:val="left"/>
+      <w:pPr>
+        <w:tabs>
+          <w:tab w:val="num" w:pos="5040"/>
+        </w:tabs>
+        <w:ind w:left="5040" w:hanging="360"/>
+      </w:pPr>
+      <w:rPr>
+        <w:rFonts w:ascii="Symbol" w:hAnsi="Symbol" w:hint="default"/>
+        <w:sz w:val="20"/>
+      </w:rPr>
+    </w:lvl>
+    <w:lvl w:ilvl="7" w:tentative="1">
+      <w:start w:val="1"/>
+      <w:numFmt w:val="bullet"/>
+      <w:lvlText w:val=""/>
+      <w:lvlJc w:val="left"/>
+      <w:pPr>
+        <w:tabs>
+          <w:tab w:val="num" w:pos="5760"/>
+        </w:tabs>
+        <w:ind w:left="5760" w:hanging="360"/>
+      </w:pPr>
+      <w:rPr>
+        <w:rFonts w:ascii="Symbol" w:hAnsi="Symbol" w:hint="default"/>
+        <w:sz w:val="20"/>
+      </w:rPr>
+    </w:lvl>
+    <w:lvl w:ilvl="8" w:tentative="1">
+      <w:start w:val="1"/>
+      <w:numFmt w:val="bullet"/>
+      <w:lvlText w:val=""/>
+      <w:lvlJc w:val="left"/>
+      <w:pPr>
+        <w:tabs>
+          <w:tab w:val="num" w:pos="6480"/>
+        </w:tabs>
+        <w:ind w:left="6480" w:hanging="360"/>
+      </w:pPr>
+      <w:rPr>
+        <w:rFonts w:ascii="Symbol" w:hAnsi="Symbol" w:hint="default"/>
+        <w:sz w:val="20"/>
+      </w:rPr>
+    </w:lvl>
+  </w:abstractNum>
+  <w:abstractNum w:abstractNumId="5" w15:restartNumberingAfterBreak="0">
+    <w:nsid w:val="41023729"/>
+    <w:multiLevelType w:val="multilevel"/>
+    <w:tmpl w:val="C968382E"/>
+    <w:lvl w:ilvl="0">
+      <w:start w:val="1"/>
+      <w:numFmt w:val="bullet"/>
+      <w:lvlText w:val=""/>
+      <w:lvlJc w:val="left"/>
+      <w:pPr>
+        <w:tabs>
+          <w:tab w:val="num" w:pos="720"/>
+        </w:tabs>
+        <w:ind w:left="720" w:hanging="360"/>
+      </w:pPr>
+      <w:rPr>
+        <w:rFonts w:ascii="Symbol" w:hAnsi="Symbol" w:hint="default"/>
+        <w:sz w:val="20"/>
+      </w:rPr>
+    </w:lvl>
+    <w:lvl w:ilvl="1" w:tentative="1">
+      <w:start w:val="1"/>
+      <w:numFmt w:val="bullet"/>
+      <w:lvlText w:val=""/>
+      <w:lvlJc w:val="left"/>
+      <w:pPr>
+        <w:tabs>
+          <w:tab w:val="num" w:pos="1440"/>
+        </w:tabs>
+        <w:ind w:left="1440" w:hanging="360"/>
+      </w:pPr>
+      <w:rPr>
+        <w:rFonts w:ascii="Symbol" w:hAnsi="Symbol" w:hint="default"/>
+        <w:sz w:val="20"/>
+      </w:rPr>
+    </w:lvl>
+    <w:lvl w:ilvl="2" w:tentative="1">
+      <w:start w:val="1"/>
+      <w:numFmt w:val="bullet"/>
+      <w:lvlText w:val=""/>
+      <w:lvlJc w:val="left"/>
+      <w:pPr>
+        <w:tabs>
+          <w:tab w:val="num" w:pos="2160"/>
+        </w:tabs>
+        <w:ind w:left="2160" w:hanging="360"/>
+      </w:pPr>
+      <w:rPr>
+        <w:rFonts w:ascii="Symbol" w:hAnsi="Symbol" w:hint="default"/>
+        <w:sz w:val="20"/>
+      </w:rPr>
+    </w:lvl>
+    <w:lvl w:ilvl="3" w:tentative="1">
+      <w:start w:val="1"/>
+      <w:numFmt w:val="bullet"/>
+      <w:lvlText w:val=""/>
+      <w:lvlJc w:val="left"/>
+      <w:pPr>
+        <w:tabs>
+          <w:tab w:val="num" w:pos="2880"/>
+        </w:tabs>
+        <w:ind w:left="2880" w:hanging="360"/>
+      </w:pPr>
+      <w:rPr>
+        <w:rFonts w:ascii="Symbol" w:hAnsi="Symbol" w:hint="default"/>
+        <w:sz w:val="20"/>
+      </w:rPr>
+    </w:lvl>
+    <w:lvl w:ilvl="4" w:tentative="1">
+      <w:start w:val="1"/>
+      <w:numFmt w:val="bullet"/>
+      <w:lvlText w:val=""/>
+      <w:lvlJc w:val="left"/>
+      <w:pPr>
+        <w:tabs>
+          <w:tab w:val="num" w:pos="3600"/>
+        </w:tabs>
+        <w:ind w:left="3600" w:hanging="360"/>
+      </w:pPr>
+      <w:rPr>
+        <w:rFonts w:ascii="Symbol" w:hAnsi="Symbol" w:hint="default"/>
+        <w:sz w:val="20"/>
+      </w:rPr>
+    </w:lvl>
+    <w:lvl w:ilvl="5" w:tentative="1">
+      <w:start w:val="1"/>
+      <w:numFmt w:val="bullet"/>
+      <w:lvlText w:val=""/>
+      <w:lvlJc w:val="left"/>
+      <w:pPr>
+        <w:tabs>
+          <w:tab w:val="num" w:pos="4320"/>
+        </w:tabs>
+        <w:ind w:left="4320" w:hanging="360"/>
+      </w:pPr>
+      <w:rPr>
+        <w:rFonts w:ascii="Symbol" w:hAnsi="Symbol" w:hint="default"/>
+        <w:sz w:val="20"/>
+      </w:rPr>
+    </w:lvl>
+    <w:lvl w:ilvl="6" w:tentative="1">
+      <w:start w:val="1"/>
+      <w:numFmt w:val="bullet"/>
+      <w:lvlText w:val=""/>
+      <w:lvlJc w:val="left"/>
+      <w:pPr>
+        <w:tabs>
+          <w:tab w:val="num" w:pos="5040"/>
+        </w:tabs>
+        <w:ind w:left="5040" w:hanging="360"/>
+      </w:pPr>
+      <w:rPr>
+        <w:rFonts w:ascii="Symbol" w:hAnsi="Symbol" w:hint="default"/>
+        <w:sz w:val="20"/>
+      </w:rPr>
+    </w:lvl>
+    <w:lvl w:ilvl="7" w:tentative="1">
+      <w:start w:val="1"/>
+      <w:numFmt w:val="bullet"/>
+      <w:lvlText w:val=""/>
+      <w:lvlJc w:val="left"/>
+      <w:pPr>
+        <w:tabs>
+          <w:tab w:val="num" w:pos="5760"/>
+        </w:tabs>
+        <w:ind w:left="5760" w:hanging="360"/>
+      </w:pPr>
+      <w:rPr>
+        <w:rFonts w:ascii="Symbol" w:hAnsi="Symbol" w:hint="default"/>
+        <w:sz w:val="20"/>
+      </w:rPr>
+    </w:lvl>
+    <w:lvl w:ilvl="8" w:tentative="1">
+      <w:start w:val="1"/>
+      <w:numFmt w:val="bullet"/>
+      <w:lvlText w:val=""/>
+      <w:lvlJc w:val="left"/>
+      <w:pPr>
+        <w:tabs>
+          <w:tab w:val="num" w:pos="6480"/>
+        </w:tabs>
+        <w:ind w:left="6480" w:hanging="360"/>
+      </w:pPr>
+      <w:rPr>
+        <w:rFonts w:ascii="Symbol" w:hAnsi="Symbol" w:hint="default"/>
+        <w:sz w:val="20"/>
+      </w:rPr>
+    </w:lvl>
+  </w:abstractNum>
+  <w:abstractNum w:abstractNumId="6" w15:restartNumberingAfterBreak="0">
+    <w:nsid w:val="47221C13"/>
+    <w:multiLevelType w:val="multilevel"/>
+    <w:tmpl w:val="7788383C"/>
+    <w:lvl w:ilvl="0">
+      <w:start w:val="1"/>
+      <w:numFmt w:val="decimal"/>
+      <w:lvlText w:val="%1."/>
+      <w:lvlJc w:val="left"/>
+      <w:pPr>
+        <w:tabs>
+          <w:tab w:val="num" w:pos="720"/>
+        </w:tabs>
+        <w:ind w:left="720" w:hanging="360"/>
+      </w:pPr>
+    </w:lvl>
+    <w:lvl w:ilvl="1" w:tentative="1">
+      <w:start w:val="1"/>
+      <w:numFmt w:val="decimal"/>
+      <w:lvlText w:val="%2."/>
+      <w:lvlJc w:val="left"/>
+      <w:pPr>
+        <w:tabs>
+          <w:tab w:val="num" w:pos="1440"/>
+        </w:tabs>
+        <w:ind w:left="1440" w:hanging="360"/>
+      </w:pPr>
+    </w:lvl>
+    <w:lvl w:ilvl="2" w:tentative="1">
+      <w:start w:val="1"/>
+      <w:numFmt w:val="decimal"/>
+      <w:lvlText w:val="%3."/>
+      <w:lvlJc w:val="left"/>
+      <w:pPr>
+        <w:tabs>
+          <w:tab w:val="num" w:pos="2160"/>
+        </w:tabs>
+        <w:ind w:left="2160" w:hanging="360"/>
+      </w:pPr>
+    </w:lvl>
+    <w:lvl w:ilvl="3" w:tentative="1">
+      <w:start w:val="1"/>
+      <w:numFmt w:val="decimal"/>
+      <w:lvlText w:val="%4."/>
+      <w:lvlJc w:val="left"/>
+      <w:pPr>
+        <w:tabs>
+          <w:tab w:val="num" w:pos="2880"/>
+        </w:tabs>
+        <w:ind w:left="2880" w:hanging="360"/>
+      </w:pPr>
+    </w:lvl>
+    <w:lvl w:ilvl="4" w:tentative="1">
+      <w:start w:val="1"/>
+      <w:numFmt w:val="decimal"/>
+      <w:lvlText w:val="%5."/>
+      <w:lvlJc w:val="left"/>
+      <w:pPr>
+        <w:tabs>
+          <w:tab w:val="num" w:pos="3600"/>
+        </w:tabs>
+        <w:ind w:left="3600" w:hanging="360"/>
+      </w:pPr>
+    </w:lvl>
+    <w:lvl w:ilvl="5" w:tentative="1">
+      <w:start w:val="1"/>
+      <w:numFmt w:val="decimal"/>
+      <w:lvlText w:val="%6."/>
+      <w:lvlJc w:val="left"/>
+      <w:pPr>
+        <w:tabs>
+          <w:tab w:val="num" w:pos="4320"/>
+        </w:tabs>
+        <w:ind w:left="4320" w:hanging="360"/>
+      </w:pPr>
+    </w:lvl>
+    <w:lvl w:ilvl="6" w:tentative="1">
+      <w:start w:val="1"/>
+      <w:numFmt w:val="decimal"/>
+      <w:lvlText w:val="%7."/>
+      <w:lvlJc w:val="left"/>
+      <w:pPr>
+        <w:tabs>
+          <w:tab w:val="num" w:pos="5040"/>
+        </w:tabs>
+        <w:ind w:left="5040" w:hanging="360"/>
+      </w:pPr>
+    </w:lvl>
+    <w:lvl w:ilvl="7" w:tentative="1">
+      <w:start w:val="1"/>
+      <w:numFmt w:val="decimal"/>
+      <w:lvlText w:val="%8."/>
+      <w:lvlJc w:val="left"/>
+      <w:pPr>
+        <w:tabs>
+          <w:tab w:val="num" w:pos="5760"/>
+        </w:tabs>
+        <w:ind w:left="5760" w:hanging="360"/>
+      </w:pPr>
+    </w:lvl>
+    <w:lvl w:ilvl="8" w:tentative="1">
+      <w:start w:val="1"/>
+      <w:numFmt w:val="decimal"/>
+      <w:lvlText w:val="%9."/>
+      <w:lvlJc w:val="left"/>
+      <w:pPr>
+        <w:tabs>
+          <w:tab w:val="num" w:pos="6480"/>
+        </w:tabs>
+        <w:ind w:left="6480" w:hanging="360"/>
+      </w:pPr>
+    </w:lvl>
+  </w:abstractNum>
+  <w:abstractNum w:abstractNumId="7" w15:restartNumberingAfterBreak="0">
+    <w:nsid w:val="4F814569"/>
+    <w:multiLevelType w:val="multilevel"/>
+    <w:tmpl w:val="FC6A3322"/>
+    <w:lvl w:ilvl="0">
+      <w:start w:val="1"/>
+      <w:numFmt w:val="bullet"/>
+      <w:lvlText w:val=""/>
+      <w:lvlJc w:val="left"/>
+      <w:pPr>
+        <w:tabs>
+          <w:tab w:val="num" w:pos="720"/>
+        </w:tabs>
+        <w:ind w:left="720" w:hanging="360"/>
+      </w:pPr>
+      <w:rPr>
+        <w:rFonts w:ascii="Symbol" w:hAnsi="Symbol" w:hint="default"/>
+        <w:sz w:val="20"/>
+      </w:rPr>
+    </w:lvl>
+    <w:lvl w:ilvl="1" w:tentative="1">
+      <w:start w:val="1"/>
+      <w:numFmt w:val="bullet"/>
+      <w:lvlText w:val=""/>
+      <w:lvlJc w:val="left"/>
+      <w:pPr>
+        <w:tabs>
+          <w:tab w:val="num" w:pos="1440"/>
+        </w:tabs>
+        <w:ind w:left="1440" w:hanging="360"/>
+      </w:pPr>
+      <w:rPr>
+        <w:rFonts w:ascii="Symbol" w:hAnsi="Symbol" w:hint="default"/>
+        <w:sz w:val="20"/>
+      </w:rPr>
+    </w:lvl>
+    <w:lvl w:ilvl="2" w:tentative="1">
+      <w:start w:val="1"/>
+      <w:numFmt w:val="bullet"/>
+      <w:lvlText w:val=""/>
+      <w:lvlJc w:val="left"/>
+      <w:pPr>
+        <w:tabs>
+          <w:tab w:val="num" w:pos="2160"/>
+        </w:tabs>
+        <w:ind w:left="2160" w:hanging="360"/>
+      </w:pPr>
+      <w:rPr>
+        <w:rFonts w:ascii="Symbol" w:hAnsi="Symbol" w:hint="default"/>
+        <w:sz w:val="20"/>
+      </w:rPr>
+    </w:lvl>
+    <w:lvl w:ilvl="3" w:tentative="1">
+      <w:start w:val="1"/>
+      <w:numFmt w:val="bullet"/>
+      <w:lvlText w:val=""/>
+      <w:lvlJc w:val="left"/>
+      <w:pPr>
+        <w:tabs>
+          <w:tab w:val="num" w:pos="2880"/>
+        </w:tabs>
+        <w:ind w:left="2880" w:hanging="360"/>
+      </w:pPr>
+      <w:rPr>
+        <w:rFonts w:ascii="Symbol" w:hAnsi="Symbol" w:hint="default"/>
+        <w:sz w:val="20"/>
+      </w:rPr>
+    </w:lvl>
+    <w:lvl w:ilvl="4" w:tentative="1">
+      <w:start w:val="1"/>
+      <w:numFmt w:val="bullet"/>
+      <w:lvlText w:val=""/>
+      <w:lvlJc w:val="left"/>
+      <w:pPr>
+        <w:tabs>
+          <w:tab w:val="num" w:pos="3600"/>
+        </w:tabs>
+        <w:ind w:left="3600" w:hanging="360"/>
+      </w:pPr>
+      <w:rPr>
+        <w:rFonts w:ascii="Symbol" w:hAnsi="Symbol" w:hint="default"/>
+        <w:sz w:val="20"/>
+      </w:rPr>
+    </w:lvl>
+    <w:lvl w:ilvl="5" w:tentative="1">
+      <w:start w:val="1"/>
+      <w:numFmt w:val="bullet"/>
+      <w:lvlText w:val=""/>
+      <w:lvlJc w:val="left"/>
+      <w:pPr>
+        <w:tabs>
+          <w:tab w:val="num" w:pos="4320"/>
+        </w:tabs>
+        <w:ind w:left="4320" w:hanging="360"/>
+      </w:pPr>
+      <w:rPr>
+        <w:rFonts w:ascii="Symbol" w:hAnsi="Symbol" w:hint="default"/>
+        <w:sz w:val="20"/>
+      </w:rPr>
+    </w:lvl>
+    <w:lvl w:ilvl="6" w:tentative="1">
+      <w:start w:val="1"/>
+      <w:numFmt w:val="bullet"/>
+      <w:lvlText w:val=""/>
+      <w:lvlJc w:val="left"/>
+      <w:pPr>
+        <w:tabs>
+          <w:tab w:val="num" w:pos="5040"/>
+        </w:tabs>
+        <w:ind w:left="5040" w:hanging="360"/>
+      </w:pPr>
+      <w:rPr>
+        <w:rFonts w:ascii="Symbol" w:hAnsi="Symbol" w:hint="default"/>
+        <w:sz w:val="20"/>
+      </w:rPr>
+    </w:lvl>
+    <w:lvl w:ilvl="7" w:tentative="1">
+      <w:start w:val="1"/>
+      <w:numFmt w:val="bullet"/>
+      <w:lvlText w:val=""/>
+      <w:lvlJc w:val="left"/>
+      <w:pPr>
+        <w:tabs>
+          <w:tab w:val="num" w:pos="5760"/>
+        </w:tabs>
+        <w:ind w:left="5760" w:hanging="360"/>
+      </w:pPr>
+      <w:rPr>
+        <w:rFonts w:ascii="Symbol" w:hAnsi="Symbol" w:hint="default"/>
+        <w:sz w:val="20"/>
+      </w:rPr>
+    </w:lvl>
+    <w:lvl w:ilvl="8" w:tentative="1">
+      <w:start w:val="1"/>
+      <w:numFmt w:val="bullet"/>
+      <w:lvlText w:val=""/>
+      <w:lvlJc w:val="left"/>
+      <w:pPr>
+        <w:tabs>
+          <w:tab w:val="num" w:pos="6480"/>
+        </w:tabs>
+        <w:ind w:left="6480" w:hanging="360"/>
+      </w:pPr>
+      <w:rPr>
+        <w:rFonts w:ascii="Symbol" w:hAnsi="Symbol" w:hint="default"/>
+        <w:sz w:val="20"/>
+      </w:rPr>
+    </w:lvl>
+  </w:abstractNum>
+  <w:abstractNum w:abstractNumId="8" w15:restartNumberingAfterBreak="0">
+    <w:nsid w:val="563B538A"/>
+    <w:multiLevelType w:val="multilevel"/>
+    <w:tmpl w:val="57747498"/>
+    <w:lvl w:ilvl="0">
+      <w:start w:val="1"/>
+      <w:numFmt w:val="decimal"/>
+      <w:lvlText w:val="%1."/>
+      <w:lvlJc w:val="left"/>
+      <w:pPr>
+        <w:tabs>
+          <w:tab w:val="num" w:pos="720"/>
+        </w:tabs>
+        <w:ind w:left="720" w:hanging="360"/>
+      </w:pPr>
+    </w:lvl>
+    <w:lvl w:ilvl="1" w:tentative="1">
+      <w:start w:val="1"/>
+      <w:numFmt w:val="decimal"/>
+      <w:lvlText w:val="%2."/>
+      <w:lvlJc w:val="left"/>
+      <w:pPr>
+        <w:tabs>
+          <w:tab w:val="num" w:pos="1440"/>
+        </w:tabs>
+        <w:ind w:left="1440" w:hanging="360"/>
+      </w:pPr>
+    </w:lvl>
+    <w:lvl w:ilvl="2" w:tentative="1">
+      <w:start w:val="1"/>
+      <w:numFmt w:val="decimal"/>
+      <w:lvlText w:val="%3."/>
+      <w:lvlJc w:val="left"/>
+      <w:pPr>
+        <w:tabs>
+          <w:tab w:val="num" w:pos="2160"/>
+        </w:tabs>
+        <w:ind w:left="2160" w:hanging="360"/>
+      </w:pPr>
+    </w:lvl>
+    <w:lvl w:ilvl="3" w:tentative="1">
+      <w:start w:val="1"/>
+      <w:numFmt w:val="decimal"/>
+      <w:lvlText w:val="%4."/>
+      <w:lvlJc w:val="left"/>
+      <w:pPr>
+        <w:tabs>
+          <w:tab w:val="num" w:pos="2880"/>
+        </w:tabs>
+        <w:ind w:left="2880" w:hanging="360"/>
+      </w:pPr>
+    </w:lvl>
+    <w:lvl w:ilvl="4" w:tentative="1">
+      <w:start w:val="1"/>
+      <w:numFmt w:val="decimal"/>
+      <w:lvlText w:val="%5."/>
+      <w:lvlJc w:val="left"/>
+      <w:pPr>
+        <w:tabs>
+          <w:tab w:val="num" w:pos="3600"/>
+        </w:tabs>
+        <w:ind w:left="3600" w:hanging="360"/>
+      </w:pPr>
+    </w:lvl>
+    <w:lvl w:ilvl="5" w:tentative="1">
+      <w:start w:val="1"/>
+      <w:numFmt w:val="decimal"/>
+      <w:lvlText w:val="%6."/>
+      <w:lvlJc w:val="left"/>
+      <w:pPr>
+        <w:tabs>
+          <w:tab w:val="num" w:pos="4320"/>
+        </w:tabs>
+        <w:ind w:left="4320" w:hanging="360"/>
+      </w:pPr>
+    </w:lvl>
+    <w:lvl w:ilvl="6" w:tentative="1">
+      <w:start w:val="1"/>
+      <w:numFmt w:val="decimal"/>
+      <w:lvlText w:val="%7."/>
+      <w:lvlJc w:val="left"/>
+      <w:pPr>
+        <w:tabs>
+          <w:tab w:val="num" w:pos="5040"/>
+        </w:tabs>
+        <w:ind w:left="5040" w:hanging="360"/>
+      </w:pPr>
+    </w:lvl>
+    <w:lvl w:ilvl="7" w:tentative="1">
+      <w:start w:val="1"/>
+      <w:numFmt w:val="decimal"/>
+      <w:lvlText w:val="%8."/>
+      <w:lvlJc w:val="left"/>
+      <w:pPr>
+        <w:tabs>
+          <w:tab w:val="num" w:pos="5760"/>
+        </w:tabs>
+        <w:ind w:left="5760" w:hanging="360"/>
+      </w:pPr>
+    </w:lvl>
+    <w:lvl w:ilvl="8" w:tentative="1">
+      <w:start w:val="1"/>
+      <w:numFmt w:val="decimal"/>
+      <w:lvlText w:val="%9."/>
+      <w:lvlJc w:val="left"/>
+      <w:pPr>
+        <w:tabs>
+          <w:tab w:val="num" w:pos="6480"/>
+        </w:tabs>
+        <w:ind w:left="6480" w:hanging="360"/>
+      </w:pPr>
+    </w:lvl>
+  </w:abstractNum>
+  <w:abstractNum w:abstractNumId="9" w15:restartNumberingAfterBreak="0">
     <w:nsid w:val="56DD366B"/>
     <w:multiLevelType w:val="multilevel"/>
     <w:tmpl w:val="172A27B0"/>
@@ -4620,7 +8597,7 @@
       </w:rPr>
     </w:lvl>
   </w:abstractNum>
-  <w:abstractNum w:abstractNumId="3" w15:restartNumberingAfterBreak="0">
+  <w:abstractNum w:abstractNumId="10" w15:restartNumberingAfterBreak="0">
     <w:nsid w:val="59032415"/>
     <w:multiLevelType w:val="hybridMultilevel"/>
     <w:tmpl w:val="CC3E1BAA"/>
@@ -4733,7 +8710,7 @@
       </w:rPr>
     </w:lvl>
   </w:abstractNum>
-  <w:abstractNum w:abstractNumId="4" w15:restartNumberingAfterBreak="0">
+  <w:abstractNum w:abstractNumId="11" w15:restartNumberingAfterBreak="0">
     <w:nsid w:val="5E400FFB"/>
     <w:multiLevelType w:val="multilevel"/>
     <w:tmpl w:val="AB0A347C"/>
@@ -4882,7 +8859,156 @@
       </w:rPr>
     </w:lvl>
   </w:abstractNum>
-  <w:abstractNum w:abstractNumId="5" w15:restartNumberingAfterBreak="0">
+  <w:abstractNum w:abstractNumId="12" w15:restartNumberingAfterBreak="0">
+    <w:nsid w:val="637B296C"/>
+    <w:multiLevelType w:val="multilevel"/>
+    <w:tmpl w:val="B99C3CBE"/>
+    <w:lvl w:ilvl="0">
+      <w:start w:val="1"/>
+      <w:numFmt w:val="bullet"/>
+      <w:lvlText w:val=""/>
+      <w:lvlJc w:val="left"/>
+      <w:pPr>
+        <w:tabs>
+          <w:tab w:val="num" w:pos="720"/>
+        </w:tabs>
+        <w:ind w:left="720" w:hanging="360"/>
+      </w:pPr>
+      <w:rPr>
+        <w:rFonts w:ascii="Symbol" w:hAnsi="Symbol" w:hint="default"/>
+        <w:sz w:val="20"/>
+      </w:rPr>
+    </w:lvl>
+    <w:lvl w:ilvl="1" w:tentative="1">
+      <w:start w:val="1"/>
+      <w:numFmt w:val="bullet"/>
+      <w:lvlText w:val=""/>
+      <w:lvlJc w:val="left"/>
+      <w:pPr>
+        <w:tabs>
+          <w:tab w:val="num" w:pos="1440"/>
+        </w:tabs>
+        <w:ind w:left="1440" w:hanging="360"/>
+      </w:pPr>
+      <w:rPr>
+        <w:rFonts w:ascii="Symbol" w:hAnsi="Symbol" w:hint="default"/>
+        <w:sz w:val="20"/>
+      </w:rPr>
+    </w:lvl>
+    <w:lvl w:ilvl="2" w:tentative="1">
+      <w:start w:val="1"/>
+      <w:numFmt w:val="bullet"/>
+      <w:lvlText w:val=""/>
+      <w:lvlJc w:val="left"/>
+      <w:pPr>
+        <w:tabs>
+          <w:tab w:val="num" w:pos="2160"/>
+        </w:tabs>
+        <w:ind w:left="2160" w:hanging="360"/>
+      </w:pPr>
+      <w:rPr>
+        <w:rFonts w:ascii="Symbol" w:hAnsi="Symbol" w:hint="default"/>
+        <w:sz w:val="20"/>
+      </w:rPr>
+    </w:lvl>
+    <w:lvl w:ilvl="3" w:tentative="1">
+      <w:start w:val="1"/>
+      <w:numFmt w:val="bullet"/>
+      <w:lvlText w:val=""/>
+      <w:lvlJc w:val="left"/>
+      <w:pPr>
+        <w:tabs>
+          <w:tab w:val="num" w:pos="2880"/>
+        </w:tabs>
+        <w:ind w:left="2880" w:hanging="360"/>
+      </w:pPr>
+      <w:rPr>
+        <w:rFonts w:ascii="Symbol" w:hAnsi="Symbol" w:hint="default"/>
+        <w:sz w:val="20"/>
+      </w:rPr>
+    </w:lvl>
+    <w:lvl w:ilvl="4" w:tentative="1">
+      <w:start w:val="1"/>
+      <w:numFmt w:val="bullet"/>
+      <w:lvlText w:val=""/>
+      <w:lvlJc w:val="left"/>
+      <w:pPr>
+        <w:tabs>
+          <w:tab w:val="num" w:pos="3600"/>
+        </w:tabs>
+        <w:ind w:left="3600" w:hanging="360"/>
+      </w:pPr>
+      <w:rPr>
+        <w:rFonts w:ascii="Symbol" w:hAnsi="Symbol" w:hint="default"/>
+        <w:sz w:val="20"/>
+      </w:rPr>
+    </w:lvl>
+    <w:lvl w:ilvl="5" w:tentative="1">
+      <w:start w:val="1"/>
+      <w:numFmt w:val="bullet"/>
+      <w:lvlText w:val=""/>
+      <w:lvlJc w:val="left"/>
+      <w:pPr>
+        <w:tabs>
+          <w:tab w:val="num" w:pos="4320"/>
+        </w:tabs>
+        <w:ind w:left="4320" w:hanging="360"/>
+      </w:pPr>
+      <w:rPr>
+        <w:rFonts w:ascii="Symbol" w:hAnsi="Symbol" w:hint="default"/>
+        <w:sz w:val="20"/>
+      </w:rPr>
+    </w:lvl>
+    <w:lvl w:ilvl="6" w:tentative="1">
+      <w:start w:val="1"/>
+      <w:numFmt w:val="bullet"/>
+      <w:lvlText w:val=""/>
+      <w:lvlJc w:val="left"/>
+      <w:pPr>
+        <w:tabs>
+          <w:tab w:val="num" w:pos="5040"/>
+        </w:tabs>
+        <w:ind w:left="5040" w:hanging="360"/>
+      </w:pPr>
+      <w:rPr>
+        <w:rFonts w:ascii="Symbol" w:hAnsi="Symbol" w:hint="default"/>
+        <w:sz w:val="20"/>
+      </w:rPr>
+    </w:lvl>
+    <w:lvl w:ilvl="7" w:tentative="1">
+      <w:start w:val="1"/>
+      <w:numFmt w:val="bullet"/>
+      <w:lvlText w:val=""/>
+      <w:lvlJc w:val="left"/>
+      <w:pPr>
+        <w:tabs>
+          <w:tab w:val="num" w:pos="5760"/>
+        </w:tabs>
+        <w:ind w:left="5760" w:hanging="360"/>
+      </w:pPr>
+      <w:rPr>
+        <w:rFonts w:ascii="Symbol" w:hAnsi="Symbol" w:hint="default"/>
+        <w:sz w:val="20"/>
+      </w:rPr>
+    </w:lvl>
+    <w:lvl w:ilvl="8" w:tentative="1">
+      <w:start w:val="1"/>
+      <w:numFmt w:val="bullet"/>
+      <w:lvlText w:val=""/>
+      <w:lvlJc w:val="left"/>
+      <w:pPr>
+        <w:tabs>
+          <w:tab w:val="num" w:pos="6480"/>
+        </w:tabs>
+        <w:ind w:left="6480" w:hanging="360"/>
+      </w:pPr>
+      <w:rPr>
+        <w:rFonts w:ascii="Symbol" w:hAnsi="Symbol" w:hint="default"/>
+        <w:sz w:val="20"/>
+      </w:rPr>
+    </w:lvl>
+  </w:abstractNum>
+  <w:abstractNum w:abstractNumId="13" w15:restartNumberingAfterBreak="0">
     <w:nsid w:val="71510EBF"/>
     <w:multiLevelType w:val="multilevel"/>
     <w:tmpl w:val="AC9C8E36"/>
@@ -5031,7 +9157,7 @@
       </w:rPr>
     </w:lvl>
   </w:abstractNum>
-  <w:abstractNum w:abstractNumId="6" w15:restartNumberingAfterBreak="0">
+  <w:abstractNum w:abstractNumId="14" w15:restartNumberingAfterBreak="0">
     <w:nsid w:val="79865B2A"/>
     <w:multiLevelType w:val="hybridMultilevel"/>
     <w:tmpl w:val="40AA1AAA"/>
@@ -5145,46 +9271,70 @@
     </w:lvl>
   </w:abstractNum>
   <w:num w:numId="1" w16cid:durableId="1919440209">
-    <w:abstractNumId w:val="2"/>
+    <w:abstractNumId w:val="9"/>
   </w:num>
   <w:num w:numId="2" w16cid:durableId="2030637476">
-    <w:abstractNumId w:val="6"/>
+    <w:abstractNumId w:val="14"/>
   </w:num>
   <w:num w:numId="3" w16cid:durableId="1870950613">
+    <w:abstractNumId w:val="10"/>
+  </w:num>
+  <w:num w:numId="4" w16cid:durableId="1996833602">
     <w:abstractNumId w:val="3"/>
   </w:num>
-  <w:num w:numId="4" w16cid:durableId="1996833602">
-    <w:abstractNumId w:val="1"/>
-  </w:num>
   <w:num w:numId="5" w16cid:durableId="1829324248">
-    <w:abstractNumId w:val="4"/>
+    <w:abstractNumId w:val="11"/>
   </w:num>
   <w:num w:numId="6" w16cid:durableId="336228573">
-    <w:abstractNumId w:val="5"/>
+    <w:abstractNumId w:val="13"/>
   </w:num>
   <w:num w:numId="7" w16cid:durableId="146364719">
-    <w:abstractNumId w:val="2"/>
+    <w:abstractNumId w:val="9"/>
   </w:num>
   <w:num w:numId="8" w16cid:durableId="809637678">
-    <w:abstractNumId w:val="2"/>
+    <w:abstractNumId w:val="9"/>
   </w:num>
   <w:num w:numId="9" w16cid:durableId="1390612424">
-    <w:abstractNumId w:val="2"/>
+    <w:abstractNumId w:val="9"/>
   </w:num>
   <w:num w:numId="10" w16cid:durableId="2124301009">
-    <w:abstractNumId w:val="2"/>
+    <w:abstractNumId w:val="9"/>
   </w:num>
   <w:num w:numId="11" w16cid:durableId="2017265956">
-    <w:abstractNumId w:val="2"/>
+    <w:abstractNumId w:val="9"/>
   </w:num>
   <w:num w:numId="12" w16cid:durableId="911309662">
-    <w:abstractNumId w:val="2"/>
+    <w:abstractNumId w:val="9"/>
   </w:num>
   <w:num w:numId="13" w16cid:durableId="1130131770">
-    <w:abstractNumId w:val="2"/>
+    <w:abstractNumId w:val="9"/>
   </w:num>
   <w:num w:numId="14" w16cid:durableId="1634166330">
     <w:abstractNumId w:val="0"/>
+  </w:num>
+  <w:num w:numId="15" w16cid:durableId="2143230522">
+    <w:abstractNumId w:val="7"/>
+  </w:num>
+  <w:num w:numId="16" w16cid:durableId="2094281492">
+    <w:abstractNumId w:val="4"/>
+  </w:num>
+  <w:num w:numId="17" w16cid:durableId="403916962">
+    <w:abstractNumId w:val="1"/>
+  </w:num>
+  <w:num w:numId="18" w16cid:durableId="1707294679">
+    <w:abstractNumId w:val="12"/>
+  </w:num>
+  <w:num w:numId="19" w16cid:durableId="1300452908">
+    <w:abstractNumId w:val="5"/>
+  </w:num>
+  <w:num w:numId="20" w16cid:durableId="1194032250">
+    <w:abstractNumId w:val="8"/>
+  </w:num>
+  <w:num w:numId="21" w16cid:durableId="1809200619">
+    <w:abstractNumId w:val="6"/>
+  </w:num>
+  <w:num w:numId="22" w16cid:durableId="893155519">
+    <w:abstractNumId w:val="2"/>
   </w:num>
 </w:numbering>
 </file>
@@ -5796,7 +9946,6 @@
   <w:style w:type="character" w:default="1" w:styleId="Fuentedeprrafopredeter">
     <w:name w:val="Default Paragraph Font"/>
     <w:uiPriority w:val="1"/>
-    <w:semiHidden/>
     <w:unhideWhenUsed/>
   </w:style>
   <w:style w:type="table" w:default="1" w:styleId="Tablanormal">
@@ -6243,6 +10392,39 @@
       </w:tcPr>
     </w:tblStylePr>
   </w:style>
+  <w:style w:type="paragraph" w:styleId="NormalWeb">
+    <w:name w:val="Normal (Web)"/>
+    <w:basedOn w:val="Normal"/>
+    <w:uiPriority w:val="99"/>
+    <w:semiHidden/>
+    <w:unhideWhenUsed/>
+    <w:rsid w:val="00280D2E"/>
+    <w:pPr>
+      <w:spacing w:before="100" w:beforeAutospacing="1" w:after="100" w:afterAutospacing="1" w:line="240" w:lineRule="auto"/>
+    </w:pPr>
+    <w:rPr>
+      <w:rFonts w:ascii="Times New Roman" w:eastAsia="Times New Roman" w:hAnsi="Times New Roman" w:cs="Times New Roman"/>
+      <w:kern w:val="0"/>
+      <w:lang w:eastAsia="es-PE"/>
+      <w14:ligatures w14:val="none"/>
+    </w:rPr>
+  </w:style>
+  <w:style w:type="character" w:styleId="Fuerte">
+    <w:name w:val="Strong"/>
+    <w:basedOn w:val="Fuentedeprrafopredeter"/>
+    <w:uiPriority w:val="22"/>
+    <w:qFormat/>
+    <w:rsid w:val="005218DE"/>
+    <w:rPr>
+      <w:b/>
+      <w:bCs/>
+    </w:rPr>
+  </w:style>
+  <w:style w:type="character" w:customStyle="1" w:styleId="math-inline">
+    <w:name w:val="math-inline"/>
+    <w:basedOn w:val="Fuentedeprrafopredeter"/>
+    <w:rsid w:val="00157201"/>
+  </w:style>
 </w:styles>
 </file>
 
